--- a/zht/docx/217.content.docx
+++ b/zht/docx/217.content.docx
@@ -596,354 +596,264 @@
           <w:lang w:val="zh_TW" w:bidi="zh_TW"/>
         </w:rPr>
       </w:r>
-      <w:hyperlink r:id="rId13">
-        <w:r>
-          <w:rPr>
-            <w:lang w:val="zh_TW" w:bidi="zh_TW"/>
-          </w:rPr>
-          <w:rPr>
-            <w:color w:val="0000EE"/>
-            <w:u w:val="single"/>
-          </w:rPr>
-          <w:t>創世記9:12</w:t>
-        </w:r>
-      </w:hyperlink>
-    </w:p>
-    <w:p>
-      <w:pPr>
-        <w:pStyle w:val="ListBullet"/>
-        <w:spacing w:line="240" w:lineRule="auto"/>
-        <w:ind w:left="720"/>
-      </w:pPr>
-      <w:r>
-        <w:rPr>
-          <w:lang w:val="zh_TW" w:bidi="zh_TW"/>
-        </w:rPr>
-      </w:r>
-      <w:hyperlink r:id="rId14">
-        <w:r>
-          <w:rPr>
-            <w:lang w:val="zh_TW" w:bidi="zh_TW"/>
-          </w:rPr>
-          <w:rPr>
-            <w:color w:val="0000EE"/>
-            <w:u w:val="single"/>
-          </w:rPr>
-          <w:t>創世記17:7</w:t>
-        </w:r>
-      </w:hyperlink>
-    </w:p>
-    <w:p>
-      <w:pPr>
-        <w:pStyle w:val="ListBullet"/>
-        <w:spacing w:line="240" w:lineRule="auto"/>
-        <w:ind w:left="720"/>
-      </w:pPr>
-      <w:r>
-        <w:rPr>
-          <w:lang w:val="zh_TW" w:bidi="zh_TW"/>
-        </w:rPr>
-      </w:r>
-      <w:hyperlink r:id="rId15">
-        <w:r>
-          <w:rPr>
-            <w:lang w:val="zh_TW" w:bidi="zh_TW"/>
-          </w:rPr>
-          <w:rPr>
-            <w:color w:val="0000EE"/>
-            <w:u w:val="single"/>
-          </w:rPr>
-          <w:t>創世記31:44</w:t>
-        </w:r>
-      </w:hyperlink>
-    </w:p>
-    <w:p>
-      <w:pPr>
-        <w:pStyle w:val="ListBullet"/>
-        <w:spacing w:line="240" w:lineRule="auto"/>
-        <w:ind w:left="720"/>
-      </w:pPr>
-      <w:r>
-        <w:rPr>
-          <w:lang w:val="zh_TW" w:bidi="zh_TW"/>
-        </w:rPr>
-      </w:r>
-      <w:hyperlink r:id="rId16">
-        <w:r>
-          <w:rPr>
-            <w:lang w:val="zh_TW" w:bidi="zh_TW"/>
-          </w:rPr>
-          <w:rPr>
-            <w:color w:val="0000EE"/>
-            <w:u w:val="single"/>
-          </w:rPr>
-          <w:t>出埃及記34:10–11</w:t>
-        </w:r>
-      </w:hyperlink>
-    </w:p>
-    <w:p>
-      <w:pPr>
-        <w:pStyle w:val="ListBullet"/>
-        <w:spacing w:line="240" w:lineRule="auto"/>
-        <w:ind w:left="720"/>
-      </w:pPr>
-      <w:r>
-        <w:rPr>
-          <w:lang w:val="zh_TW" w:bidi="zh_TW"/>
-        </w:rPr>
-      </w:r>
-      <w:hyperlink r:id="rId17">
-        <w:r>
-          <w:rPr>
-            <w:lang w:val="zh_TW" w:bidi="zh_TW"/>
-          </w:rPr>
-          <w:rPr>
-            <w:color w:val="0000EE"/>
-            <w:u w:val="single"/>
-          </w:rPr>
-          <w:t>約書亞記24:24–26</w:t>
-        </w:r>
-      </w:hyperlink>
-    </w:p>
-    <w:p>
-      <w:pPr>
-        <w:pStyle w:val="ListBullet"/>
-        <w:spacing w:line="240" w:lineRule="auto"/>
-        <w:ind w:left="720"/>
-      </w:pPr>
-      <w:r>
-        <w:rPr>
-          <w:lang w:val="zh_TW" w:bidi="zh_TW"/>
-        </w:rPr>
-      </w:r>
-      <w:hyperlink r:id="rId18">
-        <w:r>
-          <w:rPr>
-            <w:lang w:val="zh_TW" w:bidi="zh_TW"/>
-          </w:rPr>
-          <w:rPr>
-            <w:color w:val="0000EE"/>
-            <w:u w:val="single"/>
-          </w:rPr>
-          <w:t>撒母耳記下23:5</w:t>
-        </w:r>
-      </w:hyperlink>
-    </w:p>
-    <w:p>
-      <w:pPr>
-        <w:pStyle w:val="ListBullet"/>
-        <w:spacing w:line="240" w:lineRule="auto"/>
-        <w:ind w:left="720"/>
-      </w:pPr>
-      <w:r>
-        <w:rPr>
-          <w:lang w:val="zh_TW" w:bidi="zh_TW"/>
-        </w:rPr>
-      </w:r>
-      <w:hyperlink r:id="rId19">
-        <w:r>
-          <w:rPr>
-            <w:lang w:val="zh_TW" w:bidi="zh_TW"/>
-          </w:rPr>
-          <w:rPr>
-            <w:color w:val="0000EE"/>
-            <w:u w:val="single"/>
-          </w:rPr>
-          <w:t>列王紀下18:11–12</w:t>
-        </w:r>
-      </w:hyperlink>
-    </w:p>
-    <w:p>
-      <w:pPr>
-        <w:pStyle w:val="ListBullet"/>
-        <w:spacing w:line="240" w:lineRule="auto"/>
-        <w:ind w:left="720"/>
-      </w:pPr>
-      <w:r>
-        <w:rPr>
-          <w:lang w:val="zh_TW" w:bidi="zh_TW"/>
-        </w:rPr>
-      </w:r>
-      <w:hyperlink r:id="rId20">
-        <w:r>
-          <w:rPr>
-            <w:lang w:val="zh_TW" w:bidi="zh_TW"/>
-          </w:rPr>
-          <w:rPr>
-            <w:color w:val="0000EE"/>
-            <w:u w:val="single"/>
-          </w:rPr>
-          <w:t>馬太福音14:24</w:t>
-        </w:r>
-      </w:hyperlink>
-    </w:p>
-    <w:p>
-      <w:pPr>
-        <w:pStyle w:val="ListBullet"/>
-        <w:spacing w:line="240" w:lineRule="auto"/>
-        <w:ind w:left="720"/>
-      </w:pPr>
-      <w:r>
-        <w:rPr>
-          <w:lang w:val="zh_TW" w:bidi="zh_TW"/>
-        </w:rPr>
-      </w:r>
-      <w:hyperlink r:id="rId21">
-        <w:r>
-          <w:rPr>
-            <w:lang w:val="zh_TW" w:bidi="zh_TW"/>
-          </w:rPr>
-          <w:rPr>
-            <w:color w:val="0000EE"/>
-            <w:u w:val="single"/>
-          </w:rPr>
-          <w:t>路加福音1:73</w:t>
-        </w:r>
-      </w:hyperlink>
-    </w:p>
-    <w:p>
-      <w:pPr>
-        <w:pStyle w:val="ListBullet"/>
-        <w:spacing w:line="240" w:lineRule="auto"/>
-        <w:ind w:left="720"/>
-      </w:pPr>
-      <w:r>
-        <w:rPr>
-          <w:lang w:val="zh_TW" w:bidi="zh_TW"/>
-        </w:rPr>
-      </w:r>
-      <w:hyperlink r:id="rId22">
-        <w:r>
-          <w:rPr>
-            <w:lang w:val="zh_TW" w:bidi="zh_TW"/>
-          </w:rPr>
-          <w:rPr>
-            <w:color w:val="0000EE"/>
-            <w:u w:val="single"/>
-          </w:rPr>
-          <w:t>路加福音22:20</w:t>
-        </w:r>
-      </w:hyperlink>
-    </w:p>
-    <w:p>
-      <w:pPr>
-        <w:pStyle w:val="ListBullet"/>
-        <w:spacing w:line="240" w:lineRule="auto"/>
-        <w:ind w:left="720"/>
-      </w:pPr>
-      <w:r>
-        <w:rPr>
-          <w:lang w:val="zh_TW" w:bidi="zh_TW"/>
-        </w:rPr>
-      </w:r>
-      <w:hyperlink r:id="rId23">
-        <w:r>
-          <w:rPr>
-            <w:lang w:val="zh_TW" w:bidi="zh_TW"/>
-          </w:rPr>
-          <w:rPr>
-            <w:color w:val="0000EE"/>
-            <w:u w:val="single"/>
-          </w:rPr>
-          <w:t>使徒行傳7:8</w:t>
-        </w:r>
-      </w:hyperlink>
-    </w:p>
-    <w:p>
-      <w:pPr>
-        <w:pStyle w:val="ListBullet"/>
-        <w:spacing w:line="240" w:lineRule="auto"/>
-        <w:ind w:left="720"/>
-      </w:pPr>
-      <w:r>
-        <w:rPr>
-          <w:lang w:val="zh_TW" w:bidi="zh_TW"/>
-        </w:rPr>
-      </w:r>
-      <w:hyperlink r:id="rId24">
-        <w:r>
-          <w:rPr>
-            <w:lang w:val="zh_TW" w:bidi="zh_TW"/>
-          </w:rPr>
-          <w:rPr>
-            <w:color w:val="0000EE"/>
-            <w:u w:val="single"/>
-          </w:rPr>
-          <w:t>哥林多前書11:25–26</w:t>
-        </w:r>
-      </w:hyperlink>
-    </w:p>
-    <w:p>
-      <w:pPr>
-        <w:pStyle w:val="ListBullet"/>
-        <w:spacing w:line="240" w:lineRule="auto"/>
-        <w:ind w:left="720"/>
-      </w:pPr>
-      <w:r>
-        <w:rPr>
-          <w:lang w:val="zh_TW" w:bidi="zh_TW"/>
-        </w:rPr>
-      </w:r>
-      <w:hyperlink r:id="rId25">
-        <w:r>
-          <w:rPr>
-            <w:lang w:val="zh_TW" w:bidi="zh_TW"/>
-          </w:rPr>
-          <w:rPr>
-            <w:color w:val="0000EE"/>
-            <w:u w:val="single"/>
-          </w:rPr>
-          <w:t>哥林多後書3:6</w:t>
-        </w:r>
-      </w:hyperlink>
-    </w:p>
-    <w:p>
-      <w:pPr>
-        <w:pStyle w:val="ListBullet"/>
-        <w:spacing w:line="240" w:lineRule="auto"/>
-        <w:ind w:left="720"/>
-      </w:pPr>
-      <w:r>
-        <w:rPr>
-          <w:lang w:val="zh_TW" w:bidi="zh_TW"/>
-        </w:rPr>
-      </w:r>
-      <w:hyperlink r:id="rId26">
-        <w:r>
-          <w:rPr>
-            <w:lang w:val="zh_TW" w:bidi="zh_TW"/>
-          </w:rPr>
-          <w:rPr>
-            <w:color w:val="0000EE"/>
-            <w:u w:val="single"/>
-          </w:rPr>
-          <w:t>加拉太書3:17–18</w:t>
-        </w:r>
-      </w:hyperlink>
-    </w:p>
-    <w:p>
-      <w:pPr>
-        <w:pStyle w:val="ListBullet"/>
-        <w:spacing w:line="240" w:lineRule="auto"/>
-        <w:ind w:left="720"/>
-      </w:pPr>
-      <w:r>
-        <w:rPr>
-          <w:lang w:val="zh_TW" w:bidi="zh_TW"/>
-        </w:rPr>
-      </w:r>
-      <w:hyperlink r:id="rId27">
-        <w:r>
-          <w:rPr>
-            <w:lang w:val="zh_TW" w:bidi="zh_TW"/>
-          </w:rPr>
-          <w:rPr>
-            <w:color w:val="0000EE"/>
-            <w:u w:val="single"/>
-          </w:rPr>
-          <w:t>希伯來書12:24</w:t>
-        </w:r>
-      </w:hyperlink>
+      <w:r>
+        <w:rPr>
+          <w:lang w:val="zh_TW" w:bidi="zh_TW"/>
+        </w:rPr>
+        <w:t>創世記9:12</w:t>
+      </w:r>
+    </w:p>
+    <w:p>
+      <w:pPr>
+        <w:pStyle w:val="ListBullet"/>
+        <w:spacing w:line="240" w:lineRule="auto"/>
+        <w:ind w:left="720"/>
+      </w:pPr>
+      <w:r>
+        <w:rPr>
+          <w:lang w:val="zh_TW" w:bidi="zh_TW"/>
+        </w:rPr>
+      </w:r>
+      <w:r>
+        <w:rPr>
+          <w:lang w:val="zh_TW" w:bidi="zh_TW"/>
+        </w:rPr>
+        <w:t>創世記17:7</w:t>
+      </w:r>
+    </w:p>
+    <w:p>
+      <w:pPr>
+        <w:pStyle w:val="ListBullet"/>
+        <w:spacing w:line="240" w:lineRule="auto"/>
+        <w:ind w:left="720"/>
+      </w:pPr>
+      <w:r>
+        <w:rPr>
+          <w:lang w:val="zh_TW" w:bidi="zh_TW"/>
+        </w:rPr>
+      </w:r>
+      <w:r>
+        <w:rPr>
+          <w:lang w:val="zh_TW" w:bidi="zh_TW"/>
+        </w:rPr>
+        <w:t>創世記31:44</w:t>
+      </w:r>
+    </w:p>
+    <w:p>
+      <w:pPr>
+        <w:pStyle w:val="ListBullet"/>
+        <w:spacing w:line="240" w:lineRule="auto"/>
+        <w:ind w:left="720"/>
+      </w:pPr>
+      <w:r>
+        <w:rPr>
+          <w:lang w:val="zh_TW" w:bidi="zh_TW"/>
+        </w:rPr>
+      </w:r>
+      <w:r>
+        <w:rPr>
+          <w:lang w:val="zh_TW" w:bidi="zh_TW"/>
+        </w:rPr>
+        <w:t>出埃及記34:10–11</w:t>
+      </w:r>
+    </w:p>
+    <w:p>
+      <w:pPr>
+        <w:pStyle w:val="ListBullet"/>
+        <w:spacing w:line="240" w:lineRule="auto"/>
+        <w:ind w:left="720"/>
+      </w:pPr>
+      <w:r>
+        <w:rPr>
+          <w:lang w:val="zh_TW" w:bidi="zh_TW"/>
+        </w:rPr>
+      </w:r>
+      <w:r>
+        <w:rPr>
+          <w:lang w:val="zh_TW" w:bidi="zh_TW"/>
+        </w:rPr>
+        <w:t>約書亞記24:24–26</w:t>
+      </w:r>
+    </w:p>
+    <w:p>
+      <w:pPr>
+        <w:pStyle w:val="ListBullet"/>
+        <w:spacing w:line="240" w:lineRule="auto"/>
+        <w:ind w:left="720"/>
+      </w:pPr>
+      <w:r>
+        <w:rPr>
+          <w:lang w:val="zh_TW" w:bidi="zh_TW"/>
+        </w:rPr>
+      </w:r>
+      <w:r>
+        <w:rPr>
+          <w:lang w:val="zh_TW" w:bidi="zh_TW"/>
+        </w:rPr>
+        <w:t>撒母耳記下23:5</w:t>
+      </w:r>
+    </w:p>
+    <w:p>
+      <w:pPr>
+        <w:pStyle w:val="ListBullet"/>
+        <w:spacing w:line="240" w:lineRule="auto"/>
+        <w:ind w:left="720"/>
+      </w:pPr>
+      <w:r>
+        <w:rPr>
+          <w:lang w:val="zh_TW" w:bidi="zh_TW"/>
+        </w:rPr>
+      </w:r>
+      <w:r>
+        <w:rPr>
+          <w:lang w:val="zh_TW" w:bidi="zh_TW"/>
+        </w:rPr>
+        <w:t>列王紀下18:11–12</w:t>
+      </w:r>
+    </w:p>
+    <w:p>
+      <w:pPr>
+        <w:pStyle w:val="ListBullet"/>
+        <w:spacing w:line="240" w:lineRule="auto"/>
+        <w:ind w:left="720"/>
+      </w:pPr>
+      <w:r>
+        <w:rPr>
+          <w:lang w:val="zh_TW" w:bidi="zh_TW"/>
+        </w:rPr>
+      </w:r>
+      <w:r>
+        <w:rPr>
+          <w:lang w:val="zh_TW" w:bidi="zh_TW"/>
+        </w:rPr>
+        <w:t>馬太福音14:24</w:t>
+      </w:r>
+    </w:p>
+    <w:p>
+      <w:pPr>
+        <w:pStyle w:val="ListBullet"/>
+        <w:spacing w:line="240" w:lineRule="auto"/>
+        <w:ind w:left="720"/>
+      </w:pPr>
+      <w:r>
+        <w:rPr>
+          <w:lang w:val="zh_TW" w:bidi="zh_TW"/>
+        </w:rPr>
+      </w:r>
+      <w:r>
+        <w:rPr>
+          <w:lang w:val="zh_TW" w:bidi="zh_TW"/>
+        </w:rPr>
+        <w:t>路加福音1:73</w:t>
+      </w:r>
+    </w:p>
+    <w:p>
+      <w:pPr>
+        <w:pStyle w:val="ListBullet"/>
+        <w:spacing w:line="240" w:lineRule="auto"/>
+        <w:ind w:left="720"/>
+      </w:pPr>
+      <w:r>
+        <w:rPr>
+          <w:lang w:val="zh_TW" w:bidi="zh_TW"/>
+        </w:rPr>
+      </w:r>
+      <w:r>
+        <w:rPr>
+          <w:lang w:val="zh_TW" w:bidi="zh_TW"/>
+        </w:rPr>
+        <w:t>路加福音22:20</w:t>
+      </w:r>
+    </w:p>
+    <w:p>
+      <w:pPr>
+        <w:pStyle w:val="ListBullet"/>
+        <w:spacing w:line="240" w:lineRule="auto"/>
+        <w:ind w:left="720"/>
+      </w:pPr>
+      <w:r>
+        <w:rPr>
+          <w:lang w:val="zh_TW" w:bidi="zh_TW"/>
+        </w:rPr>
+      </w:r>
+      <w:r>
+        <w:rPr>
+          <w:lang w:val="zh_TW" w:bidi="zh_TW"/>
+        </w:rPr>
+        <w:t>使徒行傳7:8</w:t>
+      </w:r>
+    </w:p>
+    <w:p>
+      <w:pPr>
+        <w:pStyle w:val="ListBullet"/>
+        <w:spacing w:line="240" w:lineRule="auto"/>
+        <w:ind w:left="720"/>
+      </w:pPr>
+      <w:r>
+        <w:rPr>
+          <w:lang w:val="zh_TW" w:bidi="zh_TW"/>
+        </w:rPr>
+      </w:r>
+      <w:r>
+        <w:rPr>
+          <w:lang w:val="zh_TW" w:bidi="zh_TW"/>
+        </w:rPr>
+        <w:t>哥林多前書11:25–26</w:t>
+      </w:r>
+    </w:p>
+    <w:p>
+      <w:pPr>
+        <w:pStyle w:val="ListBullet"/>
+        <w:spacing w:line="240" w:lineRule="auto"/>
+        <w:ind w:left="720"/>
+      </w:pPr>
+      <w:r>
+        <w:rPr>
+          <w:lang w:val="zh_TW" w:bidi="zh_TW"/>
+        </w:rPr>
+      </w:r>
+      <w:r>
+        <w:rPr>
+          <w:lang w:val="zh_TW" w:bidi="zh_TW"/>
+        </w:rPr>
+        <w:t>哥林多後書3:6</w:t>
+      </w:r>
+    </w:p>
+    <w:p>
+      <w:pPr>
+        <w:pStyle w:val="ListBullet"/>
+        <w:spacing w:line="240" w:lineRule="auto"/>
+        <w:ind w:left="720"/>
+      </w:pPr>
+      <w:r>
+        <w:rPr>
+          <w:lang w:val="zh_TW" w:bidi="zh_TW"/>
+        </w:rPr>
+      </w:r>
+      <w:r>
+        <w:rPr>
+          <w:lang w:val="zh_TW" w:bidi="zh_TW"/>
+        </w:rPr>
+        <w:t>加拉太書3:17–18</w:t>
+      </w:r>
+    </w:p>
+    <w:p>
+      <w:pPr>
+        <w:pStyle w:val="ListBullet"/>
+        <w:spacing w:line="240" w:lineRule="auto"/>
+        <w:ind w:left="720"/>
+      </w:pPr>
+      <w:r>
+        <w:rPr>
+          <w:lang w:val="zh_TW" w:bidi="zh_TW"/>
+        </w:rPr>
+      </w:r>
+      <w:r>
+        <w:rPr>
+          <w:lang w:val="zh_TW" w:bidi="zh_TW"/>
+        </w:rPr>
+        <w:t>希伯來書12:24</w:t>
+      </w:r>
     </w:p>
     <w:p>
       <w:pPr>
@@ -1835,114 +1745,84 @@
           <w:lang w:val="zh_TW" w:bidi="zh_TW"/>
         </w:rPr>
       </w:r>
-      <w:hyperlink r:id="rId28">
-        <w:r>
-          <w:rPr>
-            <w:lang w:val="zh_TW" w:bidi="zh_TW"/>
-          </w:rPr>
-          <w:rPr>
-            <w:color w:val="0000EE"/>
-            <w:u w:val="single"/>
-          </w:rPr>
-          <w:t>歷代志上3:10–12</w:t>
-        </w:r>
-      </w:hyperlink>
-    </w:p>
-    <w:p>
-      <w:pPr>
-        <w:pStyle w:val="ListBullet"/>
-        <w:spacing w:line="240" w:lineRule="auto"/>
-        <w:ind w:left="720"/>
-      </w:pPr>
-      <w:r>
-        <w:rPr>
-          <w:lang w:val="zh_TW" w:bidi="zh_TW"/>
-        </w:rPr>
-      </w:r>
-      <w:hyperlink r:id="rId29">
-        <w:r>
-          <w:rPr>
-            <w:lang w:val="zh_TW" w:bidi="zh_TW"/>
-          </w:rPr>
-          <w:rPr>
-            <w:color w:val="0000EE"/>
-            <w:u w:val="single"/>
-          </w:rPr>
-          <w:t>歷代志下18:25–27</w:t>
-        </w:r>
-      </w:hyperlink>
-    </w:p>
-    <w:p>
-      <w:pPr>
-        <w:pStyle w:val="ListBullet"/>
-        <w:spacing w:line="240" w:lineRule="auto"/>
-        <w:ind w:left="720"/>
-      </w:pPr>
-      <w:r>
-        <w:rPr>
-          <w:lang w:val="zh_TW" w:bidi="zh_TW"/>
-        </w:rPr>
-      </w:r>
-      <w:hyperlink r:id="rId30">
-        <w:r>
-          <w:rPr>
-            <w:lang w:val="zh_TW" w:bidi="zh_TW"/>
-          </w:rPr>
-          <w:rPr>
-            <w:color w:val="0000EE"/>
-            <w:u w:val="single"/>
-          </w:rPr>
-          <w:t>列王紀下11:3</w:t>
-        </w:r>
-      </w:hyperlink>
-    </w:p>
-    <w:p>
-      <w:pPr>
-        <w:pStyle w:val="ListBullet"/>
-        <w:spacing w:line="240" w:lineRule="auto"/>
-        <w:ind w:left="720"/>
-      </w:pPr>
-      <w:r>
-        <w:rPr>
-          <w:lang w:val="zh_TW" w:bidi="zh_TW"/>
-        </w:rPr>
-      </w:r>
-      <w:hyperlink r:id="rId31">
-        <w:r>
-          <w:rPr>
-            <w:lang w:val="zh_TW" w:bidi="zh_TW"/>
-          </w:rPr>
-          <w:rPr>
-            <w:color w:val="0000EE"/>
-            <w:u w:val="single"/>
-          </w:rPr>
-          <w:t>阿摩司書1:1</w:t>
-        </w:r>
-      </w:hyperlink>
-    </w:p>
-    <w:p>
-      <w:pPr>
-        <w:pStyle w:val="ListBullet"/>
-        <w:spacing w:line="240" w:lineRule="auto"/>
-        <w:ind w:left="720"/>
-      </w:pPr>
-      <w:r>
-        <w:rPr>
-          <w:lang w:val="zh_TW" w:bidi="zh_TW"/>
-        </w:rPr>
-      </w:r>
-      <w:hyperlink r:id="rId32">
-        <w:r>
-          <w:rPr>
-            <w:lang w:val="zh_TW" w:bidi="zh_TW"/>
-          </w:rPr>
-          <w:rPr>
-            <w:color w:val="0000EE"/>
-            <w:u w:val="single"/>
-          </w:rPr>
-          <w:t>士師記6:11–12</w:t>
-        </w:r>
-      </w:hyperlink>
+      <w:r>
+        <w:rPr>
+          <w:lang w:val="zh_TW" w:bidi="zh_TW"/>
+        </w:rPr>
+        <w:t>歷代志上3:10–12</w:t>
+      </w:r>
+    </w:p>
+    <w:p>
+      <w:pPr>
+        <w:pStyle w:val="ListBullet"/>
+        <w:spacing w:line="240" w:lineRule="auto"/>
+        <w:ind w:left="720"/>
+      </w:pPr>
+      <w:r>
+        <w:rPr>
+          <w:lang w:val="zh_TW" w:bidi="zh_TW"/>
+        </w:rPr>
+      </w:r>
+      <w:r>
+        <w:rPr>
+          <w:lang w:val="zh_TW" w:bidi="zh_TW"/>
+        </w:rPr>
+        <w:t>歷代志下18:25–27</w:t>
+      </w:r>
+    </w:p>
+    <w:p>
+      <w:pPr>
+        <w:pStyle w:val="ListBullet"/>
+        <w:spacing w:line="240" w:lineRule="auto"/>
+        <w:ind w:left="720"/>
+      </w:pPr>
+      <w:r>
+        <w:rPr>
+          <w:lang w:val="zh_TW" w:bidi="zh_TW"/>
+        </w:rPr>
+      </w:r>
+      <w:r>
+        <w:rPr>
+          <w:lang w:val="zh_TW" w:bidi="zh_TW"/>
+        </w:rPr>
+        <w:t>列王紀下11:3</w:t>
+      </w:r>
+    </w:p>
+    <w:p>
+      <w:pPr>
+        <w:pStyle w:val="ListBullet"/>
+        <w:spacing w:line="240" w:lineRule="auto"/>
+        <w:ind w:left="720"/>
+      </w:pPr>
+      <w:r>
+        <w:rPr>
+          <w:lang w:val="zh_TW" w:bidi="zh_TW"/>
+        </w:rPr>
+      </w:r>
+      <w:r>
+        <w:rPr>
+          <w:lang w:val="zh_TW" w:bidi="zh_TW"/>
+        </w:rPr>
+        <w:t>阿摩司書1:1</w:t>
+      </w:r>
+    </w:p>
+    <w:p>
+      <w:pPr>
+        <w:pStyle w:val="ListBullet"/>
+        <w:spacing w:line="240" w:lineRule="auto"/>
+        <w:ind w:left="720"/>
+      </w:pPr>
+      <w:r>
+        <w:rPr>
+          <w:lang w:val="zh_TW" w:bidi="zh_TW"/>
+        </w:rPr>
+      </w:r>
+      <w:r>
+        <w:rPr>
+          <w:lang w:val="zh_TW" w:bidi="zh_TW"/>
+        </w:rPr>
+        <w:t>士師記6:11–12</w:t>
+      </w:r>
     </w:p>
     <w:p>
       <w:pPr>
@@ -2238,90 +2118,66 @@
           <w:lang w:val="zh_TW" w:bidi="zh_TW"/>
         </w:rPr>
       </w:r>
-      <w:hyperlink r:id="rId33">
-        <w:r>
-          <w:rPr>
-            <w:lang w:val="zh_TW" w:bidi="zh_TW"/>
-          </w:rPr>
-          <w:rPr>
-            <w:color w:val="0000EE"/>
-            <w:u w:val="single"/>
-          </w:rPr>
-          <w:t>以西結書14:12–14</w:t>
-        </w:r>
-      </w:hyperlink>
-    </w:p>
-    <w:p>
-      <w:pPr>
-        <w:pStyle w:val="ListBullet"/>
-        <w:spacing w:line="240" w:lineRule="auto"/>
-        <w:ind w:left="720"/>
-      </w:pPr>
-      <w:r>
-        <w:rPr>
-          <w:lang w:val="zh_TW" w:bidi="zh_TW"/>
-        </w:rPr>
-      </w:r>
-      <w:hyperlink r:id="rId34">
-        <w:r>
-          <w:rPr>
-            <w:lang w:val="zh_TW" w:bidi="zh_TW"/>
-          </w:rPr>
-          <w:rPr>
-            <w:color w:val="0000EE"/>
-            <w:u w:val="single"/>
-          </w:rPr>
-          <w:t>雅各書5:9–11</w:t>
-        </w:r>
-      </w:hyperlink>
-    </w:p>
-    <w:p>
-      <w:pPr>
-        <w:pStyle w:val="ListBullet"/>
-        <w:spacing w:line="240" w:lineRule="auto"/>
-        <w:ind w:left="720"/>
-      </w:pPr>
-      <w:r>
-        <w:rPr>
-          <w:lang w:val="zh_TW" w:bidi="zh_TW"/>
-        </w:rPr>
-      </w:r>
-      <w:hyperlink r:id="rId35">
-        <w:r>
-          <w:rPr>
-            <w:lang w:val="zh_TW" w:bidi="zh_TW"/>
-          </w:rPr>
-          <w:rPr>
-            <w:color w:val="0000EE"/>
-            <w:u w:val="single"/>
-          </w:rPr>
-          <w:t>約伯記1:1</w:t>
-        </w:r>
-      </w:hyperlink>
-    </w:p>
-    <w:p>
-      <w:pPr>
-        <w:pStyle w:val="ListBullet"/>
-        <w:spacing w:line="240" w:lineRule="auto"/>
-        <w:ind w:left="720"/>
-      </w:pPr>
-      <w:r>
-        <w:rPr>
-          <w:lang w:val="zh_TW" w:bidi="zh_TW"/>
-        </w:rPr>
-      </w:r>
-      <w:hyperlink r:id="rId36">
-        <w:r>
-          <w:rPr>
-            <w:lang w:val="zh_TW" w:bidi="zh_TW"/>
-          </w:rPr>
-          <w:rPr>
-            <w:color w:val="0000EE"/>
-            <w:u w:val="single"/>
-          </w:rPr>
-          <w:t>約伯記3:5</w:t>
-        </w:r>
-      </w:hyperlink>
+      <w:r>
+        <w:rPr>
+          <w:lang w:val="zh_TW" w:bidi="zh_TW"/>
+        </w:rPr>
+        <w:t>以西結書14:12–14</w:t>
+      </w:r>
+    </w:p>
+    <w:p>
+      <w:pPr>
+        <w:pStyle w:val="ListBullet"/>
+        <w:spacing w:line="240" w:lineRule="auto"/>
+        <w:ind w:left="720"/>
+      </w:pPr>
+      <w:r>
+        <w:rPr>
+          <w:lang w:val="zh_TW" w:bidi="zh_TW"/>
+        </w:rPr>
+      </w:r>
+      <w:r>
+        <w:rPr>
+          <w:lang w:val="zh_TW" w:bidi="zh_TW"/>
+        </w:rPr>
+        <w:t>雅各書5:9–11</w:t>
+      </w:r>
+    </w:p>
+    <w:p>
+      <w:pPr>
+        <w:pStyle w:val="ListBullet"/>
+        <w:spacing w:line="240" w:lineRule="auto"/>
+        <w:ind w:left="720"/>
+      </w:pPr>
+      <w:r>
+        <w:rPr>
+          <w:lang w:val="zh_TW" w:bidi="zh_TW"/>
+        </w:rPr>
+      </w:r>
+      <w:r>
+        <w:rPr>
+          <w:lang w:val="zh_TW" w:bidi="zh_TW"/>
+        </w:rPr>
+        <w:t>約伯記1:1</w:t>
+      </w:r>
+    </w:p>
+    <w:p>
+      <w:pPr>
+        <w:pStyle w:val="ListBullet"/>
+        <w:spacing w:line="240" w:lineRule="auto"/>
+        <w:ind w:left="720"/>
+      </w:pPr>
+      <w:r>
+        <w:rPr>
+          <w:lang w:val="zh_TW" w:bidi="zh_TW"/>
+        </w:rPr>
+      </w:r>
+      <w:r>
+        <w:rPr>
+          <w:lang w:val="zh_TW" w:bidi="zh_TW"/>
+        </w:rPr>
+        <w:t>約伯記3:5</w:t>
+      </w:r>
     </w:p>
     <w:p>
       <w:pPr>
@@ -2555,186 +2411,138 @@
           <w:lang w:val="zh_TW" w:bidi="zh_TW"/>
         </w:rPr>
       </w:r>
-      <w:hyperlink r:id="rId37">
-        <w:r>
-          <w:rPr>
-            <w:lang w:val="zh_TW" w:bidi="zh_TW"/>
-          </w:rPr>
-          <w:rPr>
-            <w:color w:val="0000EE"/>
-            <w:u w:val="single"/>
-          </w:rPr>
-          <w:t>創世記32:9–10</w:t>
-        </w:r>
-      </w:hyperlink>
-    </w:p>
-    <w:p>
-      <w:pPr>
-        <w:pStyle w:val="ListBullet"/>
-        <w:spacing w:line="240" w:lineRule="auto"/>
-        <w:ind w:left="720"/>
-      </w:pPr>
-      <w:r>
-        <w:rPr>
-          <w:lang w:val="zh_TW" w:bidi="zh_TW"/>
-        </w:rPr>
-      </w:r>
-      <w:hyperlink r:id="rId38">
-        <w:r>
-          <w:rPr>
-            <w:lang w:val="zh_TW" w:bidi="zh_TW"/>
-          </w:rPr>
-          <w:rPr>
-            <w:color w:val="0000EE"/>
-            <w:u w:val="single"/>
-          </w:rPr>
-          <w:t>約翰福音1:26–28</w:t>
-        </w:r>
-      </w:hyperlink>
-    </w:p>
-    <w:p>
-      <w:pPr>
-        <w:pStyle w:val="ListBullet"/>
-        <w:spacing w:line="240" w:lineRule="auto"/>
-        <w:ind w:left="720"/>
-      </w:pPr>
-      <w:r>
-        <w:rPr>
-          <w:lang w:val="zh_TW" w:bidi="zh_TW"/>
-        </w:rPr>
-      </w:r>
-      <w:hyperlink r:id="rId39">
-        <w:r>
-          <w:rPr>
-            <w:lang w:val="zh_TW" w:bidi="zh_TW"/>
-          </w:rPr>
-          <w:rPr>
-            <w:color w:val="0000EE"/>
-            <w:u w:val="single"/>
-          </w:rPr>
-          <w:t>約翰福音3:25–26</w:t>
-        </w:r>
-      </w:hyperlink>
-    </w:p>
-    <w:p>
-      <w:pPr>
-        <w:pStyle w:val="ListBullet"/>
-        <w:spacing w:line="240" w:lineRule="auto"/>
-        <w:ind w:left="720"/>
-      </w:pPr>
-      <w:r>
-        <w:rPr>
-          <w:lang w:val="zh_TW" w:bidi="zh_TW"/>
-        </w:rPr>
-      </w:r>
-      <w:hyperlink r:id="rId40">
-        <w:r>
-          <w:rPr>
-            <w:lang w:val="zh_TW" w:bidi="zh_TW"/>
-          </w:rPr>
-          <w:rPr>
-            <w:color w:val="0000EE"/>
-            <w:u w:val="single"/>
-          </w:rPr>
-          <w:t>路加福音3:3</w:t>
-        </w:r>
-      </w:hyperlink>
-    </w:p>
-    <w:p>
-      <w:pPr>
-        <w:pStyle w:val="ListBullet"/>
-        <w:spacing w:line="240" w:lineRule="auto"/>
-        <w:ind w:left="720"/>
-      </w:pPr>
-      <w:r>
-        <w:rPr>
-          <w:lang w:val="zh_TW" w:bidi="zh_TW"/>
-        </w:rPr>
-      </w:r>
-      <w:hyperlink r:id="rId41">
-        <w:r>
-          <w:rPr>
-            <w:lang w:val="zh_TW" w:bidi="zh_TW"/>
-          </w:rPr>
-          <w:rPr>
-            <w:color w:val="0000EE"/>
-            <w:u w:val="single"/>
-          </w:rPr>
-          <w:t>馬太福音3:6</w:t>
-        </w:r>
-      </w:hyperlink>
-    </w:p>
-    <w:p>
-      <w:pPr>
-        <w:pStyle w:val="ListBullet"/>
-        <w:spacing w:line="240" w:lineRule="auto"/>
-        <w:ind w:left="720"/>
-      </w:pPr>
-      <w:r>
-        <w:rPr>
-          <w:lang w:val="zh_TW" w:bidi="zh_TW"/>
-        </w:rPr>
-      </w:r>
-      <w:hyperlink r:id="rId42">
-        <w:r>
-          <w:rPr>
-            <w:lang w:val="zh_TW" w:bidi="zh_TW"/>
-          </w:rPr>
-          <w:rPr>
-            <w:color w:val="0000EE"/>
-            <w:u w:val="single"/>
-          </w:rPr>
-          <w:t>馬太福音3:13–15</w:t>
-        </w:r>
-      </w:hyperlink>
-    </w:p>
-    <w:p>
-      <w:pPr>
-        <w:pStyle w:val="ListBullet"/>
-        <w:spacing w:line="240" w:lineRule="auto"/>
-        <w:ind w:left="720"/>
-      </w:pPr>
-      <w:r>
-        <w:rPr>
-          <w:lang w:val="zh_TW" w:bidi="zh_TW"/>
-        </w:rPr>
-      </w:r>
-      <w:hyperlink r:id="rId43">
-        <w:r>
-          <w:rPr>
-            <w:lang w:val="zh_TW" w:bidi="zh_TW"/>
-          </w:rPr>
-          <w:rPr>
-            <w:color w:val="0000EE"/>
-            <w:u w:val="single"/>
-          </w:rPr>
-          <w:t>馬太福音4:14–16</w:t>
-        </w:r>
-      </w:hyperlink>
-    </w:p>
-    <w:p>
-      <w:pPr>
-        <w:pStyle w:val="ListBullet"/>
-        <w:spacing w:line="240" w:lineRule="auto"/>
-        <w:ind w:left="720"/>
-      </w:pPr>
-      <w:r>
-        <w:rPr>
-          <w:lang w:val="zh_TW" w:bidi="zh_TW"/>
-        </w:rPr>
-      </w:r>
-      <w:hyperlink r:id="rId44">
-        <w:r>
-          <w:rPr>
-            <w:lang w:val="zh_TW" w:bidi="zh_TW"/>
-          </w:rPr>
-          <w:rPr>
-            <w:color w:val="0000EE"/>
-            <w:u w:val="single"/>
-          </w:rPr>
-          <w:t>馬太福音19:1–2</w:t>
-        </w:r>
-      </w:hyperlink>
+      <w:r>
+        <w:rPr>
+          <w:lang w:val="zh_TW" w:bidi="zh_TW"/>
+        </w:rPr>
+        <w:t>創世記32:9–10</w:t>
+      </w:r>
+    </w:p>
+    <w:p>
+      <w:pPr>
+        <w:pStyle w:val="ListBullet"/>
+        <w:spacing w:line="240" w:lineRule="auto"/>
+        <w:ind w:left="720"/>
+      </w:pPr>
+      <w:r>
+        <w:rPr>
+          <w:lang w:val="zh_TW" w:bidi="zh_TW"/>
+        </w:rPr>
+      </w:r>
+      <w:r>
+        <w:rPr>
+          <w:lang w:val="zh_TW" w:bidi="zh_TW"/>
+        </w:rPr>
+        <w:t>約翰福音1:26–28</w:t>
+      </w:r>
+    </w:p>
+    <w:p>
+      <w:pPr>
+        <w:pStyle w:val="ListBullet"/>
+        <w:spacing w:line="240" w:lineRule="auto"/>
+        <w:ind w:left="720"/>
+      </w:pPr>
+      <w:r>
+        <w:rPr>
+          <w:lang w:val="zh_TW" w:bidi="zh_TW"/>
+        </w:rPr>
+      </w:r>
+      <w:r>
+        <w:rPr>
+          <w:lang w:val="zh_TW" w:bidi="zh_TW"/>
+        </w:rPr>
+        <w:t>約翰福音3:25–26</w:t>
+      </w:r>
+    </w:p>
+    <w:p>
+      <w:pPr>
+        <w:pStyle w:val="ListBullet"/>
+        <w:spacing w:line="240" w:lineRule="auto"/>
+        <w:ind w:left="720"/>
+      </w:pPr>
+      <w:r>
+        <w:rPr>
+          <w:lang w:val="zh_TW" w:bidi="zh_TW"/>
+        </w:rPr>
+      </w:r>
+      <w:r>
+        <w:rPr>
+          <w:lang w:val="zh_TW" w:bidi="zh_TW"/>
+        </w:rPr>
+        <w:t>路加福音3:3</w:t>
+      </w:r>
+    </w:p>
+    <w:p>
+      <w:pPr>
+        <w:pStyle w:val="ListBullet"/>
+        <w:spacing w:line="240" w:lineRule="auto"/>
+        <w:ind w:left="720"/>
+      </w:pPr>
+      <w:r>
+        <w:rPr>
+          <w:lang w:val="zh_TW" w:bidi="zh_TW"/>
+        </w:rPr>
+      </w:r>
+      <w:r>
+        <w:rPr>
+          <w:lang w:val="zh_TW" w:bidi="zh_TW"/>
+        </w:rPr>
+        <w:t>馬太福音3:6</w:t>
+      </w:r>
+    </w:p>
+    <w:p>
+      <w:pPr>
+        <w:pStyle w:val="ListBullet"/>
+        <w:spacing w:line="240" w:lineRule="auto"/>
+        <w:ind w:left="720"/>
+      </w:pPr>
+      <w:r>
+        <w:rPr>
+          <w:lang w:val="zh_TW" w:bidi="zh_TW"/>
+        </w:rPr>
+      </w:r>
+      <w:r>
+        <w:rPr>
+          <w:lang w:val="zh_TW" w:bidi="zh_TW"/>
+        </w:rPr>
+        <w:t>馬太福音3:13–15</w:t>
+      </w:r>
+    </w:p>
+    <w:p>
+      <w:pPr>
+        <w:pStyle w:val="ListBullet"/>
+        <w:spacing w:line="240" w:lineRule="auto"/>
+        <w:ind w:left="720"/>
+      </w:pPr>
+      <w:r>
+        <w:rPr>
+          <w:lang w:val="zh_TW" w:bidi="zh_TW"/>
+        </w:rPr>
+      </w:r>
+      <w:r>
+        <w:rPr>
+          <w:lang w:val="zh_TW" w:bidi="zh_TW"/>
+        </w:rPr>
+        <w:t>馬太福音4:14–16</w:t>
+      </w:r>
+    </w:p>
+    <w:p>
+      <w:pPr>
+        <w:pStyle w:val="ListBullet"/>
+        <w:spacing w:line="240" w:lineRule="auto"/>
+        <w:ind w:left="720"/>
+      </w:pPr>
+      <w:r>
+        <w:rPr>
+          <w:lang w:val="zh_TW" w:bidi="zh_TW"/>
+        </w:rPr>
+      </w:r>
+      <w:r>
+        <w:rPr>
+          <w:lang w:val="zh_TW" w:bidi="zh_TW"/>
+        </w:rPr>
+        <w:t>馬太福音19:1–2</w:t>
+      </w:r>
     </w:p>
     <w:p>
       <w:pPr>
@@ -3129,42 +2937,30 @@
           <w:lang w:val="zh_TW" w:bidi="zh_TW"/>
         </w:rPr>
       </w:r>
-      <w:hyperlink r:id="rId45">
-        <w:r>
-          <w:rPr>
-            <w:lang w:val="zh_TW" w:bidi="zh_TW"/>
-          </w:rPr>
-          <w:rPr>
-            <w:color w:val="0000EE"/>
-            <w:u w:val="single"/>
-          </w:rPr>
-          <w:t>以斯拉記3:11</w:t>
-        </w:r>
-      </w:hyperlink>
-    </w:p>
-    <w:p>
-      <w:pPr>
-        <w:pStyle w:val="ListBullet"/>
-        <w:spacing w:line="240" w:lineRule="auto"/>
-        <w:ind w:left="720"/>
-      </w:pPr>
-      <w:r>
-        <w:rPr>
-          <w:lang w:val="zh_TW" w:bidi="zh_TW"/>
-        </w:rPr>
-      </w:r>
-      <w:hyperlink r:id="rId46">
-        <w:r>
-          <w:rPr>
-            <w:lang w:val="zh_TW" w:bidi="zh_TW"/>
-          </w:rPr>
-          <w:rPr>
-            <w:color w:val="0000EE"/>
-            <w:u w:val="single"/>
-          </w:rPr>
-          <w:t>民數記14:18</w:t>
-        </w:r>
-      </w:hyperlink>
+      <w:r>
+        <w:rPr>
+          <w:lang w:val="zh_TW" w:bidi="zh_TW"/>
+        </w:rPr>
+        <w:t>以斯拉記3:11</w:t>
+      </w:r>
+    </w:p>
+    <w:p>
+      <w:pPr>
+        <w:pStyle w:val="ListBullet"/>
+        <w:spacing w:line="240" w:lineRule="auto"/>
+        <w:ind w:left="720"/>
+      </w:pPr>
+      <w:r>
+        <w:rPr>
+          <w:lang w:val="zh_TW" w:bidi="zh_TW"/>
+        </w:rPr>
+      </w:r>
+      <w:r>
+        <w:rPr>
+          <w:lang w:val="zh_TW" w:bidi="zh_TW"/>
+        </w:rPr>
+        <w:t>民數記14:18</w:t>
+      </w:r>
     </w:p>
     <w:p>
       <w:pPr>
@@ -3394,114 +3190,84 @@
           <w:lang w:val="zh_TW" w:bidi="zh_TW"/>
         </w:rPr>
       </w:r>
-      <w:hyperlink r:id="rId47">
-        <w:r>
-          <w:rPr>
-            <w:lang w:val="zh_TW" w:bidi="zh_TW"/>
-          </w:rPr>
-          <w:rPr>
-            <w:color w:val="0000EE"/>
-            <w:u w:val="single"/>
-          </w:rPr>
-          <w:t>歷代志上6:33–35</w:t>
-        </w:r>
-      </w:hyperlink>
-    </w:p>
-    <w:p>
-      <w:pPr>
-        <w:pStyle w:val="ListBullet"/>
-        <w:spacing w:line="240" w:lineRule="auto"/>
-        <w:ind w:left="720"/>
-      </w:pPr>
-      <w:r>
-        <w:rPr>
-          <w:lang w:val="zh_TW" w:bidi="zh_TW"/>
-        </w:rPr>
-      </w:r>
-      <w:hyperlink r:id="rId48">
-        <w:r>
-          <w:rPr>
-            <w:lang w:val="zh_TW" w:bidi="zh_TW"/>
-          </w:rPr>
-          <w:rPr>
-            <w:color w:val="0000EE"/>
-            <w:u w:val="single"/>
-          </w:rPr>
-          <w:t>撒母耳記上8:1–3</w:t>
-        </w:r>
-      </w:hyperlink>
-    </w:p>
-    <w:p>
-      <w:pPr>
-        <w:pStyle w:val="ListBullet"/>
-        <w:spacing w:line="240" w:lineRule="auto"/>
-        <w:ind w:left="720"/>
-      </w:pPr>
-      <w:r>
-        <w:rPr>
-          <w:lang w:val="zh_TW" w:bidi="zh_TW"/>
-        </w:rPr>
-      </w:r>
-      <w:hyperlink r:id="rId49">
-        <w:r>
-          <w:rPr>
-            <w:lang w:val="zh_TW" w:bidi="zh_TW"/>
-          </w:rPr>
-          <w:rPr>
-            <w:color w:val="0000EE"/>
-            <w:u w:val="single"/>
-          </w:rPr>
-          <w:t>使徒行傳2:16</w:t>
-        </w:r>
-      </w:hyperlink>
-    </w:p>
-    <w:p>
-      <w:pPr>
-        <w:pStyle w:val="ListBullet"/>
-        <w:spacing w:line="240" w:lineRule="auto"/>
-        <w:ind w:left="720"/>
-      </w:pPr>
-      <w:r>
-        <w:rPr>
-          <w:lang w:val="zh_TW" w:bidi="zh_TW"/>
-        </w:rPr>
-      </w:r>
-      <w:hyperlink r:id="rId50">
-        <w:r>
-          <w:rPr>
-            <w:lang w:val="zh_TW" w:bidi="zh_TW"/>
-          </w:rPr>
-          <w:rPr>
-            <w:color w:val="0000EE"/>
-            <w:u w:val="single"/>
-          </w:rPr>
-          <w:t>以斯拉記10:43</w:t>
-        </w:r>
-      </w:hyperlink>
-    </w:p>
-    <w:p>
-      <w:pPr>
-        <w:pStyle w:val="ListBullet"/>
-        <w:spacing w:line="240" w:lineRule="auto"/>
-        <w:ind w:left="720"/>
-      </w:pPr>
-      <w:r>
-        <w:rPr>
-          <w:lang w:val="zh_TW" w:bidi="zh_TW"/>
-        </w:rPr>
-      </w:r>
-      <w:hyperlink r:id="rId51">
-        <w:r>
-          <w:rPr>
-            <w:lang w:val="zh_TW" w:bidi="zh_TW"/>
-          </w:rPr>
-          <w:rPr>
-            <w:color w:val="0000EE"/>
-            <w:u w:val="single"/>
-          </w:rPr>
-          <w:t>約珥書1:2</w:t>
-        </w:r>
-      </w:hyperlink>
+      <w:r>
+        <w:rPr>
+          <w:lang w:val="zh_TW" w:bidi="zh_TW"/>
+        </w:rPr>
+        <w:t>歷代志上6:33–35</w:t>
+      </w:r>
+    </w:p>
+    <w:p>
+      <w:pPr>
+        <w:pStyle w:val="ListBullet"/>
+        <w:spacing w:line="240" w:lineRule="auto"/>
+        <w:ind w:left="720"/>
+      </w:pPr>
+      <w:r>
+        <w:rPr>
+          <w:lang w:val="zh_TW" w:bidi="zh_TW"/>
+        </w:rPr>
+      </w:r>
+      <w:r>
+        <w:rPr>
+          <w:lang w:val="zh_TW" w:bidi="zh_TW"/>
+        </w:rPr>
+        <w:t>撒母耳記上8:1–3</w:t>
+      </w:r>
+    </w:p>
+    <w:p>
+      <w:pPr>
+        <w:pStyle w:val="ListBullet"/>
+        <w:spacing w:line="240" w:lineRule="auto"/>
+        <w:ind w:left="720"/>
+      </w:pPr>
+      <w:r>
+        <w:rPr>
+          <w:lang w:val="zh_TW" w:bidi="zh_TW"/>
+        </w:rPr>
+      </w:r>
+      <w:r>
+        <w:rPr>
+          <w:lang w:val="zh_TW" w:bidi="zh_TW"/>
+        </w:rPr>
+        <w:t>使徒行傳2:16</w:t>
+      </w:r>
+    </w:p>
+    <w:p>
+      <w:pPr>
+        <w:pStyle w:val="ListBullet"/>
+        <w:spacing w:line="240" w:lineRule="auto"/>
+        <w:ind w:left="720"/>
+      </w:pPr>
+      <w:r>
+        <w:rPr>
+          <w:lang w:val="zh_TW" w:bidi="zh_TW"/>
+        </w:rPr>
+      </w:r>
+      <w:r>
+        <w:rPr>
+          <w:lang w:val="zh_TW" w:bidi="zh_TW"/>
+        </w:rPr>
+        <w:t>以斯拉記10:43</w:t>
+      </w:r>
+    </w:p>
+    <w:p>
+      <w:pPr>
+        <w:pStyle w:val="ListBullet"/>
+        <w:spacing w:line="240" w:lineRule="auto"/>
+        <w:ind w:left="720"/>
+      </w:pPr>
+      <w:r>
+        <w:rPr>
+          <w:lang w:val="zh_TW" w:bidi="zh_TW"/>
+        </w:rPr>
+      </w:r>
+      <w:r>
+        <w:rPr>
+          <w:lang w:val="zh_TW" w:bidi="zh_TW"/>
+        </w:rPr>
+        <w:t>約珥書1:2</w:t>
+      </w:r>
     </w:p>
     <w:p>
       <w:pPr>
@@ -3795,138 +3561,102 @@
           <w:lang w:val="zh_TW" w:bidi="zh_TW"/>
         </w:rPr>
       </w:r>
-      <w:hyperlink r:id="rId52">
-        <w:r>
-          <w:rPr>
-            <w:lang w:val="zh_TW" w:bidi="zh_TW"/>
-          </w:rPr>
-          <w:rPr>
-            <w:color w:val="0000EE"/>
-            <w:u w:val="single"/>
-          </w:rPr>
-          <w:t>撒母耳記上6:15</w:t>
-        </w:r>
-      </w:hyperlink>
-    </w:p>
-    <w:p>
-      <w:pPr>
-        <w:pStyle w:val="ListBullet"/>
-        <w:spacing w:line="240" w:lineRule="auto"/>
-        <w:ind w:left="720"/>
-      </w:pPr>
-      <w:r>
-        <w:rPr>
-          <w:lang w:val="zh_TW" w:bidi="zh_TW"/>
-        </w:rPr>
-      </w:r>
-      <w:hyperlink r:id="rId53">
-        <w:r>
-          <w:rPr>
-            <w:lang w:val="zh_TW" w:bidi="zh_TW"/>
-          </w:rPr>
-          <w:rPr>
-            <w:color w:val="0000EE"/>
-            <w:u w:val="single"/>
-          </w:rPr>
-          <w:t>出埃及記25:10–11</w:t>
-        </w:r>
-      </w:hyperlink>
-    </w:p>
-    <w:p>
-      <w:pPr>
-        <w:pStyle w:val="ListBullet"/>
-        <w:spacing w:line="240" w:lineRule="auto"/>
-        <w:ind w:left="720"/>
-      </w:pPr>
-      <w:r>
-        <w:rPr>
-          <w:lang w:val="zh_TW" w:bidi="zh_TW"/>
-        </w:rPr>
-      </w:r>
-      <w:hyperlink r:id="rId54">
-        <w:r>
-          <w:rPr>
-            <w:lang w:val="zh_TW" w:bidi="zh_TW"/>
-          </w:rPr>
-          <w:rPr>
-            <w:color w:val="0000EE"/>
-            <w:u w:val="single"/>
-          </w:rPr>
-          <w:t>希伯來書9:5</w:t>
-        </w:r>
-      </w:hyperlink>
-    </w:p>
-    <w:p>
-      <w:pPr>
-        <w:pStyle w:val="ListBullet"/>
-        <w:spacing w:line="240" w:lineRule="auto"/>
-        <w:ind w:left="720"/>
-      </w:pPr>
-      <w:r>
-        <w:rPr>
-          <w:lang w:val="zh_TW" w:bidi="zh_TW"/>
-        </w:rPr>
-      </w:r>
-      <w:hyperlink r:id="rId55">
-        <w:r>
-          <w:rPr>
-            <w:lang w:val="zh_TW" w:bidi="zh_TW"/>
-          </w:rPr>
-          <w:rPr>
-            <w:color w:val="0000EE"/>
-            <w:u w:val="single"/>
-          </w:rPr>
-          <w:t>士師記20:27</w:t>
-        </w:r>
-      </w:hyperlink>
-    </w:p>
-    <w:p>
-      <w:pPr>
-        <w:pStyle w:val="ListBullet"/>
-        <w:spacing w:line="240" w:lineRule="auto"/>
-        <w:ind w:left="720"/>
-      </w:pPr>
-      <w:r>
-        <w:rPr>
-          <w:lang w:val="zh_TW" w:bidi="zh_TW"/>
-        </w:rPr>
-      </w:r>
-      <w:hyperlink r:id="rId56">
-        <w:r>
-          <w:rPr>
-            <w:lang w:val="zh_TW" w:bidi="zh_TW"/>
-          </w:rPr>
-          <w:rPr>
-            <w:color w:val="0000EE"/>
-            <w:u w:val="single"/>
-          </w:rPr>
-          <w:t>民數記7:89</w:t>
-        </w:r>
-      </w:hyperlink>
-    </w:p>
-    <w:p>
-      <w:pPr>
-        <w:pStyle w:val="ListBullet"/>
-        <w:spacing w:line="240" w:lineRule="auto"/>
-        <w:ind w:left="720"/>
-      </w:pPr>
-      <w:r>
-        <w:rPr>
-          <w:lang w:val="zh_TW" w:bidi="zh_TW"/>
-        </w:rPr>
-      </w:r>
-      <w:hyperlink r:id="rId57">
-        <w:r>
-          <w:rPr>
-            <w:lang w:val="zh_TW" w:bidi="zh_TW"/>
-          </w:rPr>
-          <w:rPr>
-            <w:color w:val="0000EE"/>
-            <w:u w:val="single"/>
-          </w:rPr>
-          <w:t>啟示錄11:19</w:t>
-        </w:r>
-      </w:hyperlink>
+      <w:r>
+        <w:rPr>
+          <w:lang w:val="zh_TW" w:bidi="zh_TW"/>
+        </w:rPr>
+        <w:t>撒母耳記上6:15</w:t>
+      </w:r>
+    </w:p>
+    <w:p>
+      <w:pPr>
+        <w:pStyle w:val="ListBullet"/>
+        <w:spacing w:line="240" w:lineRule="auto"/>
+        <w:ind w:left="720"/>
+      </w:pPr>
+      <w:r>
+        <w:rPr>
+          <w:lang w:val="zh_TW" w:bidi="zh_TW"/>
+        </w:rPr>
+      </w:r>
+      <w:r>
+        <w:rPr>
+          <w:lang w:val="zh_TW" w:bidi="zh_TW"/>
+        </w:rPr>
+        <w:t>出埃及記25:10–11</w:t>
+      </w:r>
+    </w:p>
+    <w:p>
+      <w:pPr>
+        <w:pStyle w:val="ListBullet"/>
+        <w:spacing w:line="240" w:lineRule="auto"/>
+        <w:ind w:left="720"/>
+      </w:pPr>
+      <w:r>
+        <w:rPr>
+          <w:lang w:val="zh_TW" w:bidi="zh_TW"/>
+        </w:rPr>
+      </w:r>
+      <w:r>
+        <w:rPr>
+          <w:lang w:val="zh_TW" w:bidi="zh_TW"/>
+        </w:rPr>
+        <w:t>希伯來書9:5</w:t>
+      </w:r>
+    </w:p>
+    <w:p>
+      <w:pPr>
+        <w:pStyle w:val="ListBullet"/>
+        <w:spacing w:line="240" w:lineRule="auto"/>
+        <w:ind w:left="720"/>
+      </w:pPr>
+      <w:r>
+        <w:rPr>
+          <w:lang w:val="zh_TW" w:bidi="zh_TW"/>
+        </w:rPr>
+      </w:r>
+      <w:r>
+        <w:rPr>
+          <w:lang w:val="zh_TW" w:bidi="zh_TW"/>
+        </w:rPr>
+        <w:t>士師記20:27</w:t>
+      </w:r>
+    </w:p>
+    <w:p>
+      <w:pPr>
+        <w:pStyle w:val="ListBullet"/>
+        <w:spacing w:line="240" w:lineRule="auto"/>
+        <w:ind w:left="720"/>
+      </w:pPr>
+      <w:r>
+        <w:rPr>
+          <w:lang w:val="zh_TW" w:bidi="zh_TW"/>
+        </w:rPr>
+      </w:r>
+      <w:r>
+        <w:rPr>
+          <w:lang w:val="zh_TW" w:bidi="zh_TW"/>
+        </w:rPr>
+        <w:t>民數記7:89</w:t>
+      </w:r>
+    </w:p>
+    <w:p>
+      <w:pPr>
+        <w:pStyle w:val="ListBullet"/>
+        <w:spacing w:line="240" w:lineRule="auto"/>
+        <w:ind w:left="720"/>
+      </w:pPr>
+      <w:r>
+        <w:rPr>
+          <w:lang w:val="zh_TW" w:bidi="zh_TW"/>
+        </w:rPr>
+      </w:r>
+      <w:r>
+        <w:rPr>
+          <w:lang w:val="zh_TW" w:bidi="zh_TW"/>
+        </w:rPr>
+        <w:t>啟示錄11:19</w:t>
+      </w:r>
     </w:p>
     <w:p>
       <w:pPr>
@@ -4144,162 +3874,120 @@
           <w:lang w:val="zh_TW" w:bidi="zh_TW"/>
         </w:rPr>
       </w:r>
-      <w:hyperlink r:id="rId58">
-        <w:r>
-          <w:rPr>
-            <w:lang w:val="zh_TW" w:bidi="zh_TW"/>
-          </w:rPr>
-          <w:rPr>
-            <w:color w:val="0000EE"/>
-            <w:u w:val="single"/>
-          </w:rPr>
-          <w:t>提摩太後書4:11–13</w:t>
-        </w:r>
-      </w:hyperlink>
-    </w:p>
-    <w:p>
-      <w:pPr>
-        <w:pStyle w:val="ListBullet"/>
-        <w:spacing w:line="240" w:lineRule="auto"/>
-        <w:ind w:left="720"/>
-      </w:pPr>
-      <w:r>
-        <w:rPr>
-          <w:lang w:val="zh_TW" w:bidi="zh_TW"/>
-        </w:rPr>
-      </w:r>
-      <w:hyperlink r:id="rId59">
-        <w:r>
-          <w:rPr>
-            <w:lang w:val="zh_TW" w:bidi="zh_TW"/>
-          </w:rPr>
-          <w:rPr>
-            <w:color w:val="0000EE"/>
-            <w:u w:val="single"/>
-          </w:rPr>
-          <w:t>使徒行傳12:24–25</w:t>
-        </w:r>
-      </w:hyperlink>
-    </w:p>
-    <w:p>
-      <w:pPr>
-        <w:pStyle w:val="ListBullet"/>
-        <w:spacing w:line="240" w:lineRule="auto"/>
-        <w:ind w:left="720"/>
-      </w:pPr>
-      <w:r>
-        <w:rPr>
-          <w:lang w:val="zh_TW" w:bidi="zh_TW"/>
-        </w:rPr>
-      </w:r>
-      <w:hyperlink r:id="rId60">
-        <w:r>
-          <w:rPr>
-            <w:lang w:val="zh_TW" w:bidi="zh_TW"/>
-          </w:rPr>
-          <w:rPr>
-            <w:color w:val="0000EE"/>
-            <w:u w:val="single"/>
-          </w:rPr>
-          <w:t>使徒行傳13:5</w:t>
-        </w:r>
-      </w:hyperlink>
-    </w:p>
-    <w:p>
-      <w:pPr>
-        <w:pStyle w:val="ListBullet"/>
-        <w:spacing w:line="240" w:lineRule="auto"/>
-        <w:ind w:left="720"/>
-      </w:pPr>
-      <w:r>
-        <w:rPr>
-          <w:lang w:val="zh_TW" w:bidi="zh_TW"/>
-        </w:rPr>
-      </w:r>
-      <w:hyperlink r:id="rId61">
-        <w:r>
-          <w:rPr>
-            <w:lang w:val="zh_TW" w:bidi="zh_TW"/>
-          </w:rPr>
-          <w:rPr>
-            <w:color w:val="0000EE"/>
-            <w:u w:val="single"/>
-          </w:rPr>
-          <w:t>使徒行傳13:13</w:t>
-        </w:r>
-      </w:hyperlink>
-    </w:p>
-    <w:p>
-      <w:pPr>
-        <w:pStyle w:val="ListBullet"/>
-        <w:spacing w:line="240" w:lineRule="auto"/>
-        <w:ind w:left="720"/>
-      </w:pPr>
-      <w:r>
-        <w:rPr>
-          <w:lang w:val="zh_TW" w:bidi="zh_TW"/>
-        </w:rPr>
-      </w:r>
-      <w:hyperlink r:id="rId62">
-        <w:r>
-          <w:rPr>
-            <w:lang w:val="zh_TW" w:bidi="zh_TW"/>
-          </w:rPr>
-          <w:rPr>
-            <w:color w:val="0000EE"/>
-            <w:u w:val="single"/>
-          </w:rPr>
-          <w:t>使徒行傳15:36–38</w:t>
-        </w:r>
-      </w:hyperlink>
-    </w:p>
-    <w:p>
-      <w:pPr>
-        <w:pStyle w:val="ListBullet"/>
-        <w:spacing w:line="240" w:lineRule="auto"/>
-        <w:ind w:left="720"/>
-      </w:pPr>
-      <w:r>
-        <w:rPr>
-          <w:lang w:val="zh_TW" w:bidi="zh_TW"/>
-        </w:rPr>
-      </w:r>
-      <w:hyperlink r:id="rId63">
-        <w:r>
-          <w:rPr>
-            <w:lang w:val="zh_TW" w:bidi="zh_TW"/>
-          </w:rPr>
-          <w:rPr>
-            <w:color w:val="0000EE"/>
-            <w:u w:val="single"/>
-          </w:rPr>
-          <w:t>使徒行傳15:39–41</w:t>
-        </w:r>
-      </w:hyperlink>
-    </w:p>
-    <w:p>
-      <w:pPr>
-        <w:pStyle w:val="ListBullet"/>
-        <w:spacing w:line="240" w:lineRule="auto"/>
-        <w:ind w:left="720"/>
-      </w:pPr>
-      <w:r>
-        <w:rPr>
-          <w:lang w:val="zh_TW" w:bidi="zh_TW"/>
-        </w:rPr>
-      </w:r>
-      <w:hyperlink r:id="rId64">
-        <w:r>
-          <w:rPr>
-            <w:lang w:val="zh_TW" w:bidi="zh_TW"/>
-          </w:rPr>
-          <w:rPr>
-            <w:color w:val="0000EE"/>
-            <w:u w:val="single"/>
-          </w:rPr>
-          <w:t>歌羅西書4:10–11</w:t>
-        </w:r>
-      </w:hyperlink>
+      <w:r>
+        <w:rPr>
+          <w:lang w:val="zh_TW" w:bidi="zh_TW"/>
+        </w:rPr>
+        <w:t>提摩太後書4:11–13</w:t>
+      </w:r>
+    </w:p>
+    <w:p>
+      <w:pPr>
+        <w:pStyle w:val="ListBullet"/>
+        <w:spacing w:line="240" w:lineRule="auto"/>
+        <w:ind w:left="720"/>
+      </w:pPr>
+      <w:r>
+        <w:rPr>
+          <w:lang w:val="zh_TW" w:bidi="zh_TW"/>
+        </w:rPr>
+      </w:r>
+      <w:r>
+        <w:rPr>
+          <w:lang w:val="zh_TW" w:bidi="zh_TW"/>
+        </w:rPr>
+        <w:t>使徒行傳12:24–25</w:t>
+      </w:r>
+    </w:p>
+    <w:p>
+      <w:pPr>
+        <w:pStyle w:val="ListBullet"/>
+        <w:spacing w:line="240" w:lineRule="auto"/>
+        <w:ind w:left="720"/>
+      </w:pPr>
+      <w:r>
+        <w:rPr>
+          <w:lang w:val="zh_TW" w:bidi="zh_TW"/>
+        </w:rPr>
+      </w:r>
+      <w:r>
+        <w:rPr>
+          <w:lang w:val="zh_TW" w:bidi="zh_TW"/>
+        </w:rPr>
+        <w:t>使徒行傳13:5</w:t>
+      </w:r>
+    </w:p>
+    <w:p>
+      <w:pPr>
+        <w:pStyle w:val="ListBullet"/>
+        <w:spacing w:line="240" w:lineRule="auto"/>
+        <w:ind w:left="720"/>
+      </w:pPr>
+      <w:r>
+        <w:rPr>
+          <w:lang w:val="zh_TW" w:bidi="zh_TW"/>
+        </w:rPr>
+      </w:r>
+      <w:r>
+        <w:rPr>
+          <w:lang w:val="zh_TW" w:bidi="zh_TW"/>
+        </w:rPr>
+        <w:t>使徒行傳13:13</w:t>
+      </w:r>
+    </w:p>
+    <w:p>
+      <w:pPr>
+        <w:pStyle w:val="ListBullet"/>
+        <w:spacing w:line="240" w:lineRule="auto"/>
+        <w:ind w:left="720"/>
+      </w:pPr>
+      <w:r>
+        <w:rPr>
+          <w:lang w:val="zh_TW" w:bidi="zh_TW"/>
+        </w:rPr>
+      </w:r>
+      <w:r>
+        <w:rPr>
+          <w:lang w:val="zh_TW" w:bidi="zh_TW"/>
+        </w:rPr>
+        <w:t>使徒行傳15:36–38</w:t>
+      </w:r>
+    </w:p>
+    <w:p>
+      <w:pPr>
+        <w:pStyle w:val="ListBullet"/>
+        <w:spacing w:line="240" w:lineRule="auto"/>
+        <w:ind w:left="720"/>
+      </w:pPr>
+      <w:r>
+        <w:rPr>
+          <w:lang w:val="zh_TW" w:bidi="zh_TW"/>
+        </w:rPr>
+      </w:r>
+      <w:r>
+        <w:rPr>
+          <w:lang w:val="zh_TW" w:bidi="zh_TW"/>
+        </w:rPr>
+        <w:t>使徒行傳15:39–41</w:t>
+      </w:r>
+    </w:p>
+    <w:p>
+      <w:pPr>
+        <w:pStyle w:val="ListBullet"/>
+        <w:spacing w:line="240" w:lineRule="auto"/>
+        <w:ind w:left="720"/>
+      </w:pPr>
+      <w:r>
+        <w:rPr>
+          <w:lang w:val="zh_TW" w:bidi="zh_TW"/>
+        </w:rPr>
+      </w:r>
+      <w:r>
+        <w:rPr>
+          <w:lang w:val="zh_TW" w:bidi="zh_TW"/>
+        </w:rPr>
+        <w:t>歌羅西書4:10–11</w:t>
+      </w:r>
     </w:p>
     <w:p>
       <w:pPr>
@@ -4631,90 +4319,66 @@
           <w:lang w:val="zh_TW" w:bidi="zh_TW"/>
         </w:rPr>
       </w:r>
-      <w:hyperlink r:id="rId65">
-        <w:r>
-          <w:rPr>
-            <w:lang w:val="zh_TW" w:bidi="zh_TW"/>
-          </w:rPr>
-          <w:rPr>
-            <w:color w:val="0000EE"/>
-            <w:u w:val="single"/>
-          </w:rPr>
-          <w:t>列王紀上22:48–50</w:t>
-        </w:r>
-      </w:hyperlink>
-    </w:p>
-    <w:p>
-      <w:pPr>
-        <w:pStyle w:val="ListBullet"/>
-        <w:spacing w:line="240" w:lineRule="auto"/>
-        <w:ind w:left="720"/>
-      </w:pPr>
-      <w:r>
-        <w:rPr>
-          <w:lang w:val="zh_TW" w:bidi="zh_TW"/>
-        </w:rPr>
-      </w:r>
-      <w:hyperlink r:id="rId66">
-        <w:r>
-          <w:rPr>
-            <w:lang w:val="zh_TW" w:bidi="zh_TW"/>
-          </w:rPr>
-          <w:rPr>
-            <w:color w:val="0000EE"/>
-            <w:u w:val="single"/>
-          </w:rPr>
-          <w:t>歷代志下21:3</w:t>
-        </w:r>
-      </w:hyperlink>
-    </w:p>
-    <w:p>
-      <w:pPr>
-        <w:pStyle w:val="ListBullet"/>
-        <w:spacing w:line="240" w:lineRule="auto"/>
-        <w:ind w:left="720"/>
-      </w:pPr>
-      <w:r>
-        <w:rPr>
-          <w:lang w:val="zh_TW" w:bidi="zh_TW"/>
-        </w:rPr>
-      </w:r>
-      <w:hyperlink r:id="rId67">
-        <w:r>
-          <w:rPr>
-            <w:lang w:val="zh_TW" w:bidi="zh_TW"/>
-          </w:rPr>
-          <w:rPr>
-            <w:color w:val="0000EE"/>
-            <w:u w:val="single"/>
-          </w:rPr>
-          <w:t>列王紀下11:1–3</w:t>
-        </w:r>
-      </w:hyperlink>
-    </w:p>
-    <w:p>
-      <w:pPr>
-        <w:pStyle w:val="ListBullet"/>
-        <w:spacing w:line="240" w:lineRule="auto"/>
-        <w:ind w:left="720"/>
-      </w:pPr>
-      <w:r>
-        <w:rPr>
-          <w:lang w:val="zh_TW" w:bidi="zh_TW"/>
-        </w:rPr>
-      </w:r>
-      <w:hyperlink r:id="rId68">
-        <w:r>
-          <w:rPr>
-            <w:lang w:val="zh_TW" w:bidi="zh_TW"/>
-          </w:rPr>
-          <w:rPr>
-            <w:color w:val="0000EE"/>
-            <w:u w:val="single"/>
-          </w:rPr>
-          <w:t>列王紀下12:18</w:t>
-        </w:r>
-      </w:hyperlink>
+      <w:r>
+        <w:rPr>
+          <w:lang w:val="zh_TW" w:bidi="zh_TW"/>
+        </w:rPr>
+        <w:t>列王紀上22:48–50</w:t>
+      </w:r>
+    </w:p>
+    <w:p>
+      <w:pPr>
+        <w:pStyle w:val="ListBullet"/>
+        <w:spacing w:line="240" w:lineRule="auto"/>
+        <w:ind w:left="720"/>
+      </w:pPr>
+      <w:r>
+        <w:rPr>
+          <w:lang w:val="zh_TW" w:bidi="zh_TW"/>
+        </w:rPr>
+      </w:r>
+      <w:r>
+        <w:rPr>
+          <w:lang w:val="zh_TW" w:bidi="zh_TW"/>
+        </w:rPr>
+        <w:t>歷代志下21:3</w:t>
+      </w:r>
+    </w:p>
+    <w:p>
+      <w:pPr>
+        <w:pStyle w:val="ListBullet"/>
+        <w:spacing w:line="240" w:lineRule="auto"/>
+        <w:ind w:left="720"/>
+      </w:pPr>
+      <w:r>
+        <w:rPr>
+          <w:lang w:val="zh_TW" w:bidi="zh_TW"/>
+        </w:rPr>
+      </w:r>
+      <w:r>
+        <w:rPr>
+          <w:lang w:val="zh_TW" w:bidi="zh_TW"/>
+        </w:rPr>
+        <w:t>列王紀下11:1–3</w:t>
+      </w:r>
+    </w:p>
+    <w:p>
+      <w:pPr>
+        <w:pStyle w:val="ListBullet"/>
+        <w:spacing w:line="240" w:lineRule="auto"/>
+        <w:ind w:left="720"/>
+      </w:pPr>
+      <w:r>
+        <w:rPr>
+          <w:lang w:val="zh_TW" w:bidi="zh_TW"/>
+        </w:rPr>
+      </w:r>
+      <w:r>
+        <w:rPr>
+          <w:lang w:val="zh_TW" w:bidi="zh_TW"/>
+        </w:rPr>
+        <w:t>列王紀下12:18</w:t>
+      </w:r>
     </w:p>
     <w:p>
       <w:pPr>
@@ -5034,90 +4698,66 @@
           <w:lang w:val="zh_TW" w:bidi="zh_TW"/>
         </w:rPr>
       </w:r>
-      <w:hyperlink r:id="rId28">
-        <w:r>
-          <w:rPr>
-            <w:lang w:val="zh_TW" w:bidi="zh_TW"/>
-          </w:rPr>
-          <w:rPr>
-            <w:color w:val="0000EE"/>
-            <w:u w:val="single"/>
-          </w:rPr>
-          <w:t>歷代志上3:10–12</w:t>
-        </w:r>
-      </w:hyperlink>
-    </w:p>
-    <w:p>
-      <w:pPr>
-        <w:pStyle w:val="ListBullet"/>
-        <w:spacing w:line="240" w:lineRule="auto"/>
-        <w:ind w:left="720"/>
-      </w:pPr>
-      <w:r>
-        <w:rPr>
-          <w:lang w:val="zh_TW" w:bidi="zh_TW"/>
-        </w:rPr>
-      </w:r>
-      <w:hyperlink r:id="rId69">
-        <w:r>
-          <w:rPr>
-            <w:lang w:val="zh_TW" w:bidi="zh_TW"/>
-          </w:rPr>
-          <w:rPr>
-            <w:color w:val="0000EE"/>
-            <w:u w:val="single"/>
-          </w:rPr>
-          <w:t>歷代志下22:4–5</w:t>
-        </w:r>
-      </w:hyperlink>
-    </w:p>
-    <w:p>
-      <w:pPr>
-        <w:pStyle w:val="ListBullet"/>
-        <w:spacing w:line="240" w:lineRule="auto"/>
-        <w:ind w:left="720"/>
-      </w:pPr>
-      <w:r>
-        <w:rPr>
-          <w:lang w:val="zh_TW" w:bidi="zh_TW"/>
-        </w:rPr>
-      </w:r>
-      <w:hyperlink r:id="rId70">
-        <w:r>
-          <w:rPr>
-            <w:lang w:val="zh_TW" w:bidi="zh_TW"/>
-          </w:rPr>
-          <w:rPr>
-            <w:color w:val="0000EE"/>
-            <w:u w:val="single"/>
-          </w:rPr>
-          <w:t>列王紀下1:17</w:t>
-        </w:r>
-      </w:hyperlink>
-    </w:p>
-    <w:p>
-      <w:pPr>
-        <w:pStyle w:val="ListBullet"/>
-        <w:spacing w:line="240" w:lineRule="auto"/>
-        <w:ind w:left="720"/>
-      </w:pPr>
-      <w:r>
-        <w:rPr>
-          <w:lang w:val="zh_TW" w:bidi="zh_TW"/>
-        </w:rPr>
-      </w:r>
-      <w:hyperlink r:id="rId71">
-        <w:r>
-          <w:rPr>
-            <w:lang w:val="zh_TW" w:bidi="zh_TW"/>
-          </w:rPr>
-          <w:rPr>
-            <w:color w:val="0000EE"/>
-            <w:u w:val="single"/>
-          </w:rPr>
-          <w:t>列王紀下8:16</w:t>
-        </w:r>
-      </w:hyperlink>
+      <w:r>
+        <w:rPr>
+          <w:lang w:val="zh_TW" w:bidi="zh_TW"/>
+        </w:rPr>
+        <w:t>歷代志上3:10–12</w:t>
+      </w:r>
+    </w:p>
+    <w:p>
+      <w:pPr>
+        <w:pStyle w:val="ListBullet"/>
+        <w:spacing w:line="240" w:lineRule="auto"/>
+        <w:ind w:left="720"/>
+      </w:pPr>
+      <w:r>
+        <w:rPr>
+          <w:lang w:val="zh_TW" w:bidi="zh_TW"/>
+        </w:rPr>
+      </w:r>
+      <w:r>
+        <w:rPr>
+          <w:lang w:val="zh_TW" w:bidi="zh_TW"/>
+        </w:rPr>
+        <w:t>歷代志下22:4–5</w:t>
+      </w:r>
+    </w:p>
+    <w:p>
+      <w:pPr>
+        <w:pStyle w:val="ListBullet"/>
+        <w:spacing w:line="240" w:lineRule="auto"/>
+        <w:ind w:left="720"/>
+      </w:pPr>
+      <w:r>
+        <w:rPr>
+          <w:lang w:val="zh_TW" w:bidi="zh_TW"/>
+        </w:rPr>
+      </w:r>
+      <w:r>
+        <w:rPr>
+          <w:lang w:val="zh_TW" w:bidi="zh_TW"/>
+        </w:rPr>
+        <w:t>列王紀下1:17</w:t>
+      </w:r>
+    </w:p>
+    <w:p>
+      <w:pPr>
+        <w:pStyle w:val="ListBullet"/>
+        <w:spacing w:line="240" w:lineRule="auto"/>
+        <w:ind w:left="720"/>
+      </w:pPr>
+      <w:r>
+        <w:rPr>
+          <w:lang w:val="zh_TW" w:bidi="zh_TW"/>
+        </w:rPr>
+      </w:r>
+      <w:r>
+        <w:rPr>
+          <w:lang w:val="zh_TW" w:bidi="zh_TW"/>
+        </w:rPr>
+        <w:t>列王紀下8:16</w:t>
+      </w:r>
     </w:p>
     <w:p>
       <w:pPr>
@@ -5419,90 +5059,66 @@
           <w:lang w:val="zh_TW" w:bidi="zh_TW"/>
         </w:rPr>
       </w:r>
-      <w:hyperlink r:id="rId72">
-        <w:r>
-          <w:rPr>
-            <w:lang w:val="zh_TW" w:bidi="zh_TW"/>
-          </w:rPr>
-          <w:rPr>
-            <w:color w:val="0000EE"/>
-            <w:u w:val="single"/>
-          </w:rPr>
-          <w:t>約拿書1:3</w:t>
-        </w:r>
-      </w:hyperlink>
-    </w:p>
-    <w:p>
-      <w:pPr>
-        <w:pStyle w:val="ListBullet"/>
-        <w:spacing w:line="240" w:lineRule="auto"/>
-        <w:ind w:left="720"/>
-      </w:pPr>
-      <w:r>
-        <w:rPr>
-          <w:lang w:val="zh_TW" w:bidi="zh_TW"/>
-        </w:rPr>
-      </w:r>
-      <w:hyperlink r:id="rId73">
-        <w:r>
-          <w:rPr>
-            <w:lang w:val="zh_TW" w:bidi="zh_TW"/>
-          </w:rPr>
-          <w:rPr>
-            <w:color w:val="0000EE"/>
-            <w:u w:val="single"/>
-          </w:rPr>
-          <w:t>路加福音11:30</w:t>
-        </w:r>
-      </w:hyperlink>
-    </w:p>
-    <w:p>
-      <w:pPr>
-        <w:pStyle w:val="ListBullet"/>
-        <w:spacing w:line="240" w:lineRule="auto"/>
-        <w:ind w:left="720"/>
-      </w:pPr>
-      <w:r>
-        <w:rPr>
-          <w:lang w:val="zh_TW" w:bidi="zh_TW"/>
-        </w:rPr>
-      </w:r>
-      <w:hyperlink r:id="rId74">
-        <w:r>
-          <w:rPr>
-            <w:lang w:val="zh_TW" w:bidi="zh_TW"/>
-          </w:rPr>
-          <w:rPr>
-            <w:color w:val="0000EE"/>
-            <w:u w:val="single"/>
-          </w:rPr>
-          <w:t>馬太福音12:39</w:t>
-        </w:r>
-      </w:hyperlink>
-    </w:p>
-    <w:p>
-      <w:pPr>
-        <w:pStyle w:val="ListBullet"/>
-        <w:spacing w:line="240" w:lineRule="auto"/>
-        <w:ind w:left="720"/>
-      </w:pPr>
-      <w:r>
-        <w:rPr>
-          <w:lang w:val="zh_TW" w:bidi="zh_TW"/>
-        </w:rPr>
-      </w:r>
-      <w:hyperlink r:id="rId75">
-        <w:r>
-          <w:rPr>
-            <w:lang w:val="zh_TW" w:bidi="zh_TW"/>
-          </w:rPr>
-          <w:rPr>
-            <w:color w:val="0000EE"/>
-            <w:u w:val="single"/>
-          </w:rPr>
-          <w:t>馬太福音16:4</w:t>
-        </w:r>
-      </w:hyperlink>
+      <w:r>
+        <w:rPr>
+          <w:lang w:val="zh_TW" w:bidi="zh_TW"/>
+        </w:rPr>
+        <w:t>約拿書1:3</w:t>
+      </w:r>
+    </w:p>
+    <w:p>
+      <w:pPr>
+        <w:pStyle w:val="ListBullet"/>
+        <w:spacing w:line="240" w:lineRule="auto"/>
+        <w:ind w:left="720"/>
+      </w:pPr>
+      <w:r>
+        <w:rPr>
+          <w:lang w:val="zh_TW" w:bidi="zh_TW"/>
+        </w:rPr>
+      </w:r>
+      <w:r>
+        <w:rPr>
+          <w:lang w:val="zh_TW" w:bidi="zh_TW"/>
+        </w:rPr>
+        <w:t>路加福音11:30</w:t>
+      </w:r>
+    </w:p>
+    <w:p>
+      <w:pPr>
+        <w:pStyle w:val="ListBullet"/>
+        <w:spacing w:line="240" w:lineRule="auto"/>
+        <w:ind w:left="720"/>
+      </w:pPr>
+      <w:r>
+        <w:rPr>
+          <w:lang w:val="zh_TW" w:bidi="zh_TW"/>
+        </w:rPr>
+      </w:r>
+      <w:r>
+        <w:rPr>
+          <w:lang w:val="zh_TW" w:bidi="zh_TW"/>
+        </w:rPr>
+        <w:t>馬太福音12:39</w:t>
+      </w:r>
+    </w:p>
+    <w:p>
+      <w:pPr>
+        <w:pStyle w:val="ListBullet"/>
+        <w:spacing w:line="240" w:lineRule="auto"/>
+        <w:ind w:left="720"/>
+      </w:pPr>
+      <w:r>
+        <w:rPr>
+          <w:lang w:val="zh_TW" w:bidi="zh_TW"/>
+        </w:rPr>
+      </w:r>
+      <w:r>
+        <w:rPr>
+          <w:lang w:val="zh_TW" w:bidi="zh_TW"/>
+        </w:rPr>
+        <w:t>馬太福音16:4</w:t>
+      </w:r>
     </w:p>
     <w:p>
       <w:pPr>
@@ -5762,90 +5378,66 @@
           <w:lang w:val="zh_TW" w:bidi="zh_TW"/>
         </w:rPr>
       </w:r>
-      <w:hyperlink r:id="rId76">
-        <w:r>
-          <w:rPr>
-            <w:lang w:val="zh_TW" w:bidi="zh_TW"/>
-          </w:rPr>
-          <w:rPr>
-            <w:color w:val="0000EE"/>
-            <w:u w:val="single"/>
-          </w:rPr>
-          <w:t>列王紀上1:41–42</w:t>
-        </w:r>
-      </w:hyperlink>
-    </w:p>
-    <w:p>
-      <w:pPr>
-        <w:pStyle w:val="ListBullet"/>
-        <w:spacing w:line="240" w:lineRule="auto"/>
-        <w:ind w:left="720"/>
-      </w:pPr>
-      <w:r>
-        <w:rPr>
-          <w:lang w:val="zh_TW" w:bidi="zh_TW"/>
-        </w:rPr>
-      </w:r>
-      <w:hyperlink r:id="rId77">
-        <w:r>
-          <w:rPr>
-            <w:lang w:val="zh_TW" w:bidi="zh_TW"/>
-          </w:rPr>
-          <w:rPr>
-            <w:color w:val="0000EE"/>
-            <w:u w:val="single"/>
-          </w:rPr>
-          <w:t>撒母耳記上14:1</w:t>
-        </w:r>
-      </w:hyperlink>
-    </w:p>
-    <w:p>
-      <w:pPr>
-        <w:pStyle w:val="ListBullet"/>
-        <w:spacing w:line="240" w:lineRule="auto"/>
-        <w:ind w:left="720"/>
-      </w:pPr>
-      <w:r>
-        <w:rPr>
-          <w:lang w:val="zh_TW" w:bidi="zh_TW"/>
-        </w:rPr>
-      </w:r>
-      <w:hyperlink r:id="rId78">
-        <w:r>
-          <w:rPr>
-            <w:lang w:val="zh_TW" w:bidi="zh_TW"/>
-          </w:rPr>
-          <w:rPr>
-            <w:color w:val="0000EE"/>
-            <w:u w:val="single"/>
-          </w:rPr>
-          <w:t>撒母耳記上20:2</w:t>
-        </w:r>
-      </w:hyperlink>
-    </w:p>
-    <w:p>
-      <w:pPr>
-        <w:pStyle w:val="ListBullet"/>
-        <w:spacing w:line="240" w:lineRule="auto"/>
-        <w:ind w:left="720"/>
-      </w:pPr>
-      <w:r>
-        <w:rPr>
-          <w:lang w:val="zh_TW" w:bidi="zh_TW"/>
-        </w:rPr>
-      </w:r>
-      <w:hyperlink r:id="rId79">
-        <w:r>
-          <w:rPr>
-            <w:lang w:val="zh_TW" w:bidi="zh_TW"/>
-          </w:rPr>
-          <w:rPr>
-            <w:color w:val="0000EE"/>
-            <w:u w:val="single"/>
-          </w:rPr>
-          <w:t>撒母耳記下1:3–5</w:t>
-        </w:r>
-      </w:hyperlink>
+      <w:r>
+        <w:rPr>
+          <w:lang w:val="zh_TW" w:bidi="zh_TW"/>
+        </w:rPr>
+        <w:t>列王紀上1:41–42</w:t>
+      </w:r>
+    </w:p>
+    <w:p>
+      <w:pPr>
+        <w:pStyle w:val="ListBullet"/>
+        <w:spacing w:line="240" w:lineRule="auto"/>
+        <w:ind w:left="720"/>
+      </w:pPr>
+      <w:r>
+        <w:rPr>
+          <w:lang w:val="zh_TW" w:bidi="zh_TW"/>
+        </w:rPr>
+      </w:r>
+      <w:r>
+        <w:rPr>
+          <w:lang w:val="zh_TW" w:bidi="zh_TW"/>
+        </w:rPr>
+        <w:t>撒母耳記上14:1</w:t>
+      </w:r>
+    </w:p>
+    <w:p>
+      <w:pPr>
+        <w:pStyle w:val="ListBullet"/>
+        <w:spacing w:line="240" w:lineRule="auto"/>
+        <w:ind w:left="720"/>
+      </w:pPr>
+      <w:r>
+        <w:rPr>
+          <w:lang w:val="zh_TW" w:bidi="zh_TW"/>
+        </w:rPr>
+      </w:r>
+      <w:r>
+        <w:rPr>
+          <w:lang w:val="zh_TW" w:bidi="zh_TW"/>
+        </w:rPr>
+        <w:t>撒母耳記上20:2</w:t>
+      </w:r>
+    </w:p>
+    <w:p>
+      <w:pPr>
+        <w:pStyle w:val="ListBullet"/>
+        <w:spacing w:line="240" w:lineRule="auto"/>
+        <w:ind w:left="720"/>
+      </w:pPr>
+      <w:r>
+        <w:rPr>
+          <w:lang w:val="zh_TW" w:bidi="zh_TW"/>
+        </w:rPr>
+      </w:r>
+      <w:r>
+        <w:rPr>
+          <w:lang w:val="zh_TW" w:bidi="zh_TW"/>
+        </w:rPr>
+        <w:t>撒母耳記下1:3–5</w:t>
+      </w:r>
     </w:p>
     <w:p>
       <w:pPr>
@@ -6087,114 +5679,84 @@
           <w:lang w:val="zh_TW" w:bidi="zh_TW"/>
         </w:rPr>
       </w:r>
-      <w:hyperlink r:id="rId80">
-        <w:r>
-          <w:rPr>
-            <w:lang w:val="zh_TW" w:bidi="zh_TW"/>
-          </w:rPr>
-          <w:rPr>
-            <w:color w:val="0000EE"/>
-            <w:u w:val="single"/>
-          </w:rPr>
-          <w:t>使徒行傳9:37</w:t>
-        </w:r>
-      </w:hyperlink>
-    </w:p>
-    <w:p>
-      <w:pPr>
-        <w:pStyle w:val="ListBullet"/>
-        <w:spacing w:line="240" w:lineRule="auto"/>
-        <w:ind w:left="720"/>
-      </w:pPr>
-      <w:r>
-        <w:rPr>
-          <w:lang w:val="zh_TW" w:bidi="zh_TW"/>
-        </w:rPr>
-      </w:r>
-      <w:hyperlink r:id="rId81">
-        <w:r>
-          <w:rPr>
-            <w:lang w:val="zh_TW" w:bidi="zh_TW"/>
-          </w:rPr>
-          <w:rPr>
-            <w:color w:val="0000EE"/>
-            <w:u w:val="single"/>
-          </w:rPr>
-          <w:t>使徒行傳10:8</w:t>
-        </w:r>
-      </w:hyperlink>
-    </w:p>
-    <w:p>
-      <w:pPr>
-        <w:pStyle w:val="ListBullet"/>
-        <w:spacing w:line="240" w:lineRule="auto"/>
-        <w:ind w:left="720"/>
-      </w:pPr>
-      <w:r>
-        <w:rPr>
-          <w:lang w:val="zh_TW" w:bidi="zh_TW"/>
-        </w:rPr>
-      </w:r>
-      <w:hyperlink r:id="rId82">
-        <w:r>
-          <w:rPr>
-            <w:lang w:val="zh_TW" w:bidi="zh_TW"/>
-          </w:rPr>
-          <w:rPr>
-            <w:color w:val="0000EE"/>
-            <w:u w:val="single"/>
-          </w:rPr>
-          <w:t>使徒行傳11:4–6</w:t>
-        </w:r>
-      </w:hyperlink>
-    </w:p>
-    <w:p>
-      <w:pPr>
-        <w:pStyle w:val="ListBullet"/>
-        <w:spacing w:line="240" w:lineRule="auto"/>
-        <w:ind w:left="720"/>
-      </w:pPr>
-      <w:r>
-        <w:rPr>
-          <w:lang w:val="zh_TW" w:bidi="zh_TW"/>
-        </w:rPr>
-      </w:r>
-      <w:hyperlink r:id="rId83">
-        <w:r>
-          <w:rPr>
-            <w:lang w:val="zh_TW" w:bidi="zh_TW"/>
-          </w:rPr>
-          <w:rPr>
-            <w:color w:val="0000EE"/>
-            <w:u w:val="single"/>
-          </w:rPr>
-          <w:t>使徒行傳11:11</w:t>
-        </w:r>
-      </w:hyperlink>
-    </w:p>
-    <w:p>
-      <w:pPr>
-        <w:pStyle w:val="ListBullet"/>
-        <w:spacing w:line="240" w:lineRule="auto"/>
-        <w:ind w:left="720"/>
-      </w:pPr>
-      <w:r>
-        <w:rPr>
-          <w:lang w:val="zh_TW" w:bidi="zh_TW"/>
-        </w:rPr>
-      </w:r>
-      <w:hyperlink r:id="rId72">
-        <w:r>
-          <w:rPr>
-            <w:lang w:val="zh_TW" w:bidi="zh_TW"/>
-          </w:rPr>
-          <w:rPr>
-            <w:color w:val="0000EE"/>
-            <w:u w:val="single"/>
-          </w:rPr>
-          <w:t>約拿書1:3</w:t>
-        </w:r>
-      </w:hyperlink>
+      <w:r>
+        <w:rPr>
+          <w:lang w:val="zh_TW" w:bidi="zh_TW"/>
+        </w:rPr>
+        <w:t>使徒行傳9:37</w:t>
+      </w:r>
+    </w:p>
+    <w:p>
+      <w:pPr>
+        <w:pStyle w:val="ListBullet"/>
+        <w:spacing w:line="240" w:lineRule="auto"/>
+        <w:ind w:left="720"/>
+      </w:pPr>
+      <w:r>
+        <w:rPr>
+          <w:lang w:val="zh_TW" w:bidi="zh_TW"/>
+        </w:rPr>
+      </w:r>
+      <w:r>
+        <w:rPr>
+          <w:lang w:val="zh_TW" w:bidi="zh_TW"/>
+        </w:rPr>
+        <w:t>使徒行傳10:8</w:t>
+      </w:r>
+    </w:p>
+    <w:p>
+      <w:pPr>
+        <w:pStyle w:val="ListBullet"/>
+        <w:spacing w:line="240" w:lineRule="auto"/>
+        <w:ind w:left="720"/>
+      </w:pPr>
+      <w:r>
+        <w:rPr>
+          <w:lang w:val="zh_TW" w:bidi="zh_TW"/>
+        </w:rPr>
+      </w:r>
+      <w:r>
+        <w:rPr>
+          <w:lang w:val="zh_TW" w:bidi="zh_TW"/>
+        </w:rPr>
+        <w:t>使徒行傳11:4–6</w:t>
+      </w:r>
+    </w:p>
+    <w:p>
+      <w:pPr>
+        <w:pStyle w:val="ListBullet"/>
+        <w:spacing w:line="240" w:lineRule="auto"/>
+        <w:ind w:left="720"/>
+      </w:pPr>
+      <w:r>
+        <w:rPr>
+          <w:lang w:val="zh_TW" w:bidi="zh_TW"/>
+        </w:rPr>
+      </w:r>
+      <w:r>
+        <w:rPr>
+          <w:lang w:val="zh_TW" w:bidi="zh_TW"/>
+        </w:rPr>
+        <w:t>使徒行傳11:11</w:t>
+      </w:r>
+    </w:p>
+    <w:p>
+      <w:pPr>
+        <w:pStyle w:val="ListBullet"/>
+        <w:spacing w:line="240" w:lineRule="auto"/>
+        <w:ind w:left="720"/>
+      </w:pPr>
+      <w:r>
+        <w:rPr>
+          <w:lang w:val="zh_TW" w:bidi="zh_TW"/>
+        </w:rPr>
+      </w:r>
+      <w:r>
+        <w:rPr>
+          <w:lang w:val="zh_TW" w:bidi="zh_TW"/>
+        </w:rPr>
+        <w:t>約拿書1:3</w:t>
+      </w:r>
     </w:p>
     <w:p>
       <w:pPr>
@@ -6448,138 +6010,102 @@
           <w:lang w:val="zh_TW" w:bidi="zh_TW"/>
         </w:rPr>
       </w:r>
-      <w:hyperlink r:id="rId84">
-        <w:r>
-          <w:rPr>
-            <w:lang w:val="zh_TW" w:bidi="zh_TW"/>
-          </w:rPr>
-          <w:rPr>
-            <w:color w:val="0000EE"/>
-            <w:u w:val="single"/>
-          </w:rPr>
-          <w:t>創世記30:22–24</w:t>
-        </w:r>
-      </w:hyperlink>
-    </w:p>
-    <w:p>
-      <w:pPr>
-        <w:pStyle w:val="ListBullet"/>
-        <w:spacing w:line="240" w:lineRule="auto"/>
-        <w:ind w:left="720"/>
-      </w:pPr>
-      <w:r>
-        <w:rPr>
-          <w:lang w:val="zh_TW" w:bidi="zh_TW"/>
-        </w:rPr>
-      </w:r>
-      <w:hyperlink r:id="rId85">
-        <w:r>
-          <w:rPr>
-            <w:lang w:val="zh_TW" w:bidi="zh_TW"/>
-          </w:rPr>
-          <w:rPr>
-            <w:color w:val="0000EE"/>
-            <w:u w:val="single"/>
-          </w:rPr>
-          <w:t>創世記33:1–3</w:t>
-        </w:r>
-      </w:hyperlink>
-    </w:p>
-    <w:p>
-      <w:pPr>
-        <w:pStyle w:val="ListBullet"/>
-        <w:spacing w:line="240" w:lineRule="auto"/>
-        <w:ind w:left="720"/>
-      </w:pPr>
-      <w:r>
-        <w:rPr>
-          <w:lang w:val="zh_TW" w:bidi="zh_TW"/>
-        </w:rPr>
-      </w:r>
-      <w:hyperlink r:id="rId86">
-        <w:r>
-          <w:rPr>
-            <w:lang w:val="zh_TW" w:bidi="zh_TW"/>
-          </w:rPr>
-          <w:rPr>
-            <w:color w:val="0000EE"/>
-            <w:u w:val="single"/>
-          </w:rPr>
-          <w:t xml:space="preserve">創世記37:1–2 </w:t>
-        </w:r>
-      </w:hyperlink>
-    </w:p>
-    <w:p>
-      <w:pPr>
-        <w:pStyle w:val="ListBullet"/>
-        <w:spacing w:line="240" w:lineRule="auto"/>
-        <w:ind w:left="720"/>
-      </w:pPr>
-      <w:r>
-        <w:rPr>
-          <w:lang w:val="zh_TW" w:bidi="zh_TW"/>
-        </w:rPr>
-      </w:r>
-      <w:hyperlink r:id="rId87">
-        <w:r>
-          <w:rPr>
-            <w:lang w:val="zh_TW" w:bidi="zh_TW"/>
-          </w:rPr>
-          <w:rPr>
-            <w:color w:val="0000EE"/>
-            <w:u w:val="single"/>
-          </w:rPr>
-          <w:t>創世記37:23–24</w:t>
-        </w:r>
-      </w:hyperlink>
-    </w:p>
-    <w:p>
-      <w:pPr>
-        <w:pStyle w:val="ListBullet"/>
-        <w:spacing w:line="240" w:lineRule="auto"/>
-        <w:ind w:left="720"/>
-      </w:pPr>
-      <w:r>
-        <w:rPr>
-          <w:lang w:val="zh_TW" w:bidi="zh_TW"/>
-        </w:rPr>
-      </w:r>
-      <w:hyperlink r:id="rId88">
-        <w:r>
-          <w:rPr>
-            <w:lang w:val="zh_TW" w:bidi="zh_TW"/>
-          </w:rPr>
-          <w:rPr>
-            <w:color w:val="0000EE"/>
-            <w:u w:val="single"/>
-          </w:rPr>
-          <w:t>創世記41:55–57</w:t>
-        </w:r>
-      </w:hyperlink>
-    </w:p>
-    <w:p>
-      <w:pPr>
-        <w:pStyle w:val="ListBullet"/>
-        <w:spacing w:line="240" w:lineRule="auto"/>
-        <w:ind w:left="720"/>
-      </w:pPr>
-      <w:r>
-        <w:rPr>
-          <w:lang w:val="zh_TW" w:bidi="zh_TW"/>
-        </w:rPr>
-      </w:r>
-      <w:hyperlink r:id="rId89">
-        <w:r>
-          <w:rPr>
-            <w:lang w:val="zh_TW" w:bidi="zh_TW"/>
-          </w:rPr>
-          <w:rPr>
-            <w:color w:val="0000EE"/>
-            <w:u w:val="single"/>
-          </w:rPr>
-          <w:t>約翰福音4:4–5</w:t>
-        </w:r>
-      </w:hyperlink>
+      <w:r>
+        <w:rPr>
+          <w:lang w:val="zh_TW" w:bidi="zh_TW"/>
+        </w:rPr>
+        <w:t>創世記30:22–24</w:t>
+      </w:r>
+    </w:p>
+    <w:p>
+      <w:pPr>
+        <w:pStyle w:val="ListBullet"/>
+        <w:spacing w:line="240" w:lineRule="auto"/>
+        <w:ind w:left="720"/>
+      </w:pPr>
+      <w:r>
+        <w:rPr>
+          <w:lang w:val="zh_TW" w:bidi="zh_TW"/>
+        </w:rPr>
+      </w:r>
+      <w:r>
+        <w:rPr>
+          <w:lang w:val="zh_TW" w:bidi="zh_TW"/>
+        </w:rPr>
+        <w:t>創世記33:1–3</w:t>
+      </w:r>
+    </w:p>
+    <w:p>
+      <w:pPr>
+        <w:pStyle w:val="ListBullet"/>
+        <w:spacing w:line="240" w:lineRule="auto"/>
+        <w:ind w:left="720"/>
+      </w:pPr>
+      <w:r>
+        <w:rPr>
+          <w:lang w:val="zh_TW" w:bidi="zh_TW"/>
+        </w:rPr>
+      </w:r>
+      <w:r>
+        <w:rPr>
+          <w:lang w:val="zh_TW" w:bidi="zh_TW"/>
+        </w:rPr>
+        <w:t xml:space="preserve">創世記37:1–2 </w:t>
+      </w:r>
+    </w:p>
+    <w:p>
+      <w:pPr>
+        <w:pStyle w:val="ListBullet"/>
+        <w:spacing w:line="240" w:lineRule="auto"/>
+        <w:ind w:left="720"/>
+      </w:pPr>
+      <w:r>
+        <w:rPr>
+          <w:lang w:val="zh_TW" w:bidi="zh_TW"/>
+        </w:rPr>
+      </w:r>
+      <w:r>
+        <w:rPr>
+          <w:lang w:val="zh_TW" w:bidi="zh_TW"/>
+        </w:rPr>
+        <w:t>創世記37:23–24</w:t>
+      </w:r>
+    </w:p>
+    <w:p>
+      <w:pPr>
+        <w:pStyle w:val="ListBullet"/>
+        <w:spacing w:line="240" w:lineRule="auto"/>
+        <w:ind w:left="720"/>
+      </w:pPr>
+      <w:r>
+        <w:rPr>
+          <w:lang w:val="zh_TW" w:bidi="zh_TW"/>
+        </w:rPr>
+      </w:r>
+      <w:r>
+        <w:rPr>
+          <w:lang w:val="zh_TW" w:bidi="zh_TW"/>
+        </w:rPr>
+        <w:t>創世記41:55–57</w:t>
+      </w:r>
+    </w:p>
+    <w:p>
+      <w:pPr>
+        <w:pStyle w:val="ListBullet"/>
+        <w:spacing w:line="240" w:lineRule="auto"/>
+        <w:ind w:left="720"/>
+      </w:pPr>
+      <w:r>
+        <w:rPr>
+          <w:lang w:val="zh_TW" w:bidi="zh_TW"/>
+        </w:rPr>
+      </w:r>
+      <w:r>
+        <w:rPr>
+          <w:lang w:val="zh_TW" w:bidi="zh_TW"/>
+        </w:rPr>
+        <w:t>約翰福音4:4–5</w:t>
+      </w:r>
     </w:p>
     <w:p>
       <w:pPr>
@@ -7165,186 +6691,138 @@
           <w:lang w:val="zh_TW" w:bidi="zh_TW"/>
         </w:rPr>
       </w:r>
-      <w:hyperlink r:id="rId90">
-        <w:r>
-          <w:rPr>
-            <w:lang w:val="zh_TW" w:bidi="zh_TW"/>
-          </w:rPr>
-          <w:rPr>
-            <w:color w:val="0000EE"/>
-            <w:u w:val="single"/>
-          </w:rPr>
-          <w:t>約翰福音1:43–45</w:t>
-        </w:r>
-      </w:hyperlink>
-    </w:p>
-    <w:p>
-      <w:pPr>
-        <w:pStyle w:val="ListBullet"/>
-        <w:spacing w:line="240" w:lineRule="auto"/>
-        <w:ind w:left="720"/>
-      </w:pPr>
-      <w:r>
-        <w:rPr>
-          <w:lang w:val="zh_TW" w:bidi="zh_TW"/>
-        </w:rPr>
-      </w:r>
-      <w:hyperlink r:id="rId91">
-        <w:r>
-          <w:rPr>
-            <w:lang w:val="zh_TW" w:bidi="zh_TW"/>
-          </w:rPr>
-          <w:rPr>
-            <w:color w:val="0000EE"/>
-            <w:u w:val="single"/>
-          </w:rPr>
-          <w:t>路加福音1:26–29</w:t>
-        </w:r>
-      </w:hyperlink>
-    </w:p>
-    <w:p>
-      <w:pPr>
-        <w:pStyle w:val="ListBullet"/>
-        <w:spacing w:line="240" w:lineRule="auto"/>
-        <w:ind w:left="720"/>
-      </w:pPr>
-      <w:r>
-        <w:rPr>
-          <w:lang w:val="zh_TW" w:bidi="zh_TW"/>
-        </w:rPr>
-      </w:r>
-      <w:hyperlink r:id="rId92">
-        <w:r>
-          <w:rPr>
-            <w:lang w:val="zh_TW" w:bidi="zh_TW"/>
-          </w:rPr>
-          <w:rPr>
-            <w:color w:val="0000EE"/>
-            <w:u w:val="single"/>
-          </w:rPr>
-          <w:t>路加福音2:4–5</w:t>
-        </w:r>
-      </w:hyperlink>
-    </w:p>
-    <w:p>
-      <w:pPr>
-        <w:pStyle w:val="ListBullet"/>
-        <w:spacing w:line="240" w:lineRule="auto"/>
-        <w:ind w:left="720"/>
-      </w:pPr>
-      <w:r>
-        <w:rPr>
-          <w:lang w:val="zh_TW" w:bidi="zh_TW"/>
-        </w:rPr>
-      </w:r>
-      <w:hyperlink r:id="rId93">
-        <w:r>
-          <w:rPr>
-            <w:lang w:val="zh_TW" w:bidi="zh_TW"/>
-          </w:rPr>
-          <w:rPr>
-            <w:color w:val="0000EE"/>
-            <w:u w:val="single"/>
-          </w:rPr>
-          <w:t>路加福音2:15–16</w:t>
-        </w:r>
-      </w:hyperlink>
-    </w:p>
-    <w:p>
-      <w:pPr>
-        <w:pStyle w:val="ListBullet"/>
-        <w:spacing w:line="240" w:lineRule="auto"/>
-        <w:ind w:left="720"/>
-      </w:pPr>
-      <w:r>
-        <w:rPr>
-          <w:lang w:val="zh_TW" w:bidi="zh_TW"/>
-        </w:rPr>
-      </w:r>
-      <w:hyperlink r:id="rId94">
-        <w:r>
-          <w:rPr>
-            <w:lang w:val="zh_TW" w:bidi="zh_TW"/>
-          </w:rPr>
-          <w:rPr>
-            <w:color w:val="0000EE"/>
-            <w:u w:val="single"/>
-          </w:rPr>
-          <w:t>馬太福音1:18–19</w:t>
-        </w:r>
-      </w:hyperlink>
-    </w:p>
-    <w:p>
-      <w:pPr>
-        <w:pStyle w:val="ListBullet"/>
-        <w:spacing w:line="240" w:lineRule="auto"/>
-        <w:ind w:left="720"/>
-      </w:pPr>
-      <w:r>
-        <w:rPr>
-          <w:lang w:val="zh_TW" w:bidi="zh_TW"/>
-        </w:rPr>
-      </w:r>
-      <w:hyperlink r:id="rId95">
-        <w:r>
-          <w:rPr>
-            <w:lang w:val="zh_TW" w:bidi="zh_TW"/>
-          </w:rPr>
-          <w:rPr>
-            <w:color w:val="0000EE"/>
-            <w:u w:val="single"/>
-          </w:rPr>
-          <w:t>馬太福音1:24–25</w:t>
-        </w:r>
-      </w:hyperlink>
-    </w:p>
-    <w:p>
-      <w:pPr>
-        <w:pStyle w:val="ListBullet"/>
-        <w:spacing w:line="240" w:lineRule="auto"/>
-        <w:ind w:left="720"/>
-      </w:pPr>
-      <w:r>
-        <w:rPr>
-          <w:lang w:val="zh_TW" w:bidi="zh_TW"/>
-        </w:rPr>
-      </w:r>
-      <w:hyperlink r:id="rId96">
-        <w:r>
-          <w:rPr>
-            <w:lang w:val="zh_TW" w:bidi="zh_TW"/>
-          </w:rPr>
-          <w:rPr>
-            <w:color w:val="0000EE"/>
-            <w:u w:val="single"/>
-          </w:rPr>
-          <w:t>馬太福音2:19–21</w:t>
-        </w:r>
-      </w:hyperlink>
-    </w:p>
-    <w:p>
-      <w:pPr>
-        <w:pStyle w:val="ListBullet"/>
-        <w:spacing w:line="240" w:lineRule="auto"/>
-        <w:ind w:left="720"/>
-      </w:pPr>
-      <w:r>
-        <w:rPr>
-          <w:lang w:val="zh_TW" w:bidi="zh_TW"/>
-        </w:rPr>
-      </w:r>
-      <w:hyperlink r:id="rId97">
-        <w:r>
-          <w:rPr>
-            <w:lang w:val="zh_TW" w:bidi="zh_TW"/>
-          </w:rPr>
-          <w:rPr>
-            <w:color w:val="0000EE"/>
-            <w:u w:val="single"/>
-          </w:rPr>
-          <w:t>馬太福音13:54–56</w:t>
-        </w:r>
-      </w:hyperlink>
+      <w:r>
+        <w:rPr>
+          <w:lang w:val="zh_TW" w:bidi="zh_TW"/>
+        </w:rPr>
+        <w:t>約翰福音1:43–45</w:t>
+      </w:r>
+    </w:p>
+    <w:p>
+      <w:pPr>
+        <w:pStyle w:val="ListBullet"/>
+        <w:spacing w:line="240" w:lineRule="auto"/>
+        <w:ind w:left="720"/>
+      </w:pPr>
+      <w:r>
+        <w:rPr>
+          <w:lang w:val="zh_TW" w:bidi="zh_TW"/>
+        </w:rPr>
+      </w:r>
+      <w:r>
+        <w:rPr>
+          <w:lang w:val="zh_TW" w:bidi="zh_TW"/>
+        </w:rPr>
+        <w:t>路加福音1:26–29</w:t>
+      </w:r>
+    </w:p>
+    <w:p>
+      <w:pPr>
+        <w:pStyle w:val="ListBullet"/>
+        <w:spacing w:line="240" w:lineRule="auto"/>
+        <w:ind w:left="720"/>
+      </w:pPr>
+      <w:r>
+        <w:rPr>
+          <w:lang w:val="zh_TW" w:bidi="zh_TW"/>
+        </w:rPr>
+      </w:r>
+      <w:r>
+        <w:rPr>
+          <w:lang w:val="zh_TW" w:bidi="zh_TW"/>
+        </w:rPr>
+        <w:t>路加福音2:4–5</w:t>
+      </w:r>
+    </w:p>
+    <w:p>
+      <w:pPr>
+        <w:pStyle w:val="ListBullet"/>
+        <w:spacing w:line="240" w:lineRule="auto"/>
+        <w:ind w:left="720"/>
+      </w:pPr>
+      <w:r>
+        <w:rPr>
+          <w:lang w:val="zh_TW" w:bidi="zh_TW"/>
+        </w:rPr>
+      </w:r>
+      <w:r>
+        <w:rPr>
+          <w:lang w:val="zh_TW" w:bidi="zh_TW"/>
+        </w:rPr>
+        <w:t>路加福音2:15–16</w:t>
+      </w:r>
+    </w:p>
+    <w:p>
+      <w:pPr>
+        <w:pStyle w:val="ListBullet"/>
+        <w:spacing w:line="240" w:lineRule="auto"/>
+        <w:ind w:left="720"/>
+      </w:pPr>
+      <w:r>
+        <w:rPr>
+          <w:lang w:val="zh_TW" w:bidi="zh_TW"/>
+        </w:rPr>
+      </w:r>
+      <w:r>
+        <w:rPr>
+          <w:lang w:val="zh_TW" w:bidi="zh_TW"/>
+        </w:rPr>
+        <w:t>馬太福音1:18–19</w:t>
+      </w:r>
+    </w:p>
+    <w:p>
+      <w:pPr>
+        <w:pStyle w:val="ListBullet"/>
+        <w:spacing w:line="240" w:lineRule="auto"/>
+        <w:ind w:left="720"/>
+      </w:pPr>
+      <w:r>
+        <w:rPr>
+          <w:lang w:val="zh_TW" w:bidi="zh_TW"/>
+        </w:rPr>
+      </w:r>
+      <w:r>
+        <w:rPr>
+          <w:lang w:val="zh_TW" w:bidi="zh_TW"/>
+        </w:rPr>
+        <w:t>馬太福音1:24–25</w:t>
+      </w:r>
+    </w:p>
+    <w:p>
+      <w:pPr>
+        <w:pStyle w:val="ListBullet"/>
+        <w:spacing w:line="240" w:lineRule="auto"/>
+        <w:ind w:left="720"/>
+      </w:pPr>
+      <w:r>
+        <w:rPr>
+          <w:lang w:val="zh_TW" w:bidi="zh_TW"/>
+        </w:rPr>
+      </w:r>
+      <w:r>
+        <w:rPr>
+          <w:lang w:val="zh_TW" w:bidi="zh_TW"/>
+        </w:rPr>
+        <w:t>馬太福音2:19–21</w:t>
+      </w:r>
+    </w:p>
+    <w:p>
+      <w:pPr>
+        <w:pStyle w:val="ListBullet"/>
+        <w:spacing w:line="240" w:lineRule="auto"/>
+        <w:ind w:left="720"/>
+      </w:pPr>
+      <w:r>
+        <w:rPr>
+          <w:lang w:val="zh_TW" w:bidi="zh_TW"/>
+        </w:rPr>
+      </w:r>
+      <w:r>
+        <w:rPr>
+          <w:lang w:val="zh_TW" w:bidi="zh_TW"/>
+        </w:rPr>
+        <w:t>馬太福音13:54–56</w:t>
+      </w:r>
     </w:p>
     <w:p>
       <w:pPr>
@@ -7922,138 +7400,102 @@
           <w:lang w:val="zh_TW" w:bidi="zh_TW"/>
         </w:rPr>
       </w:r>
-      <w:hyperlink r:id="rId28">
-        <w:r>
-          <w:rPr>
-            <w:lang w:val="zh_TW" w:bidi="zh_TW"/>
-          </w:rPr>
-          <w:rPr>
-            <w:color w:val="0000EE"/>
-            <w:u w:val="single"/>
-          </w:rPr>
-          <w:t>歷代志上3:10–12</w:t>
-        </w:r>
-      </w:hyperlink>
-    </w:p>
-    <w:p>
-      <w:pPr>
-        <w:pStyle w:val="ListBullet"/>
-        <w:spacing w:line="240" w:lineRule="auto"/>
-        <w:ind w:left="720"/>
-      </w:pPr>
-      <w:r>
-        <w:rPr>
-          <w:lang w:val="zh_TW" w:bidi="zh_TW"/>
-        </w:rPr>
-      </w:r>
-      <w:hyperlink r:id="rId98">
-        <w:r>
-          <w:rPr>
-            <w:lang w:val="zh_TW" w:bidi="zh_TW"/>
-          </w:rPr>
-          <w:rPr>
-            <w:color w:val="0000EE"/>
-            <w:u w:val="single"/>
-          </w:rPr>
-          <w:t>列王紀上4:17</w:t>
-        </w:r>
-      </w:hyperlink>
-    </w:p>
-    <w:p>
-      <w:pPr>
-        <w:pStyle w:val="ListBullet"/>
-        <w:spacing w:line="240" w:lineRule="auto"/>
-        <w:ind w:left="720"/>
-      </w:pPr>
-      <w:r>
-        <w:rPr>
-          <w:lang w:val="zh_TW" w:bidi="zh_TW"/>
-        </w:rPr>
-      </w:r>
-      <w:hyperlink r:id="rId99">
-        <w:r>
-          <w:rPr>
-            <w:lang w:val="zh_TW" w:bidi="zh_TW"/>
-          </w:rPr>
-          <w:rPr>
-            <w:color w:val="0000EE"/>
-            <w:u w:val="single"/>
-          </w:rPr>
-          <w:t>歷代志下17:1</w:t>
-        </w:r>
-      </w:hyperlink>
-    </w:p>
-    <w:p>
-      <w:pPr>
-        <w:pStyle w:val="ListBullet"/>
-        <w:spacing w:line="240" w:lineRule="auto"/>
-        <w:ind w:left="720"/>
-      </w:pPr>
-      <w:r>
-        <w:rPr>
-          <w:lang w:val="zh_TW" w:bidi="zh_TW"/>
-        </w:rPr>
-      </w:r>
-      <w:hyperlink r:id="rId70">
-        <w:r>
-          <w:rPr>
-            <w:lang w:val="zh_TW" w:bidi="zh_TW"/>
-          </w:rPr>
-          <w:rPr>
-            <w:color w:val="0000EE"/>
-            <w:u w:val="single"/>
-          </w:rPr>
-          <w:t>列王紀下1:17</w:t>
-        </w:r>
-      </w:hyperlink>
-    </w:p>
-    <w:p>
-      <w:pPr>
-        <w:pStyle w:val="ListBullet"/>
-        <w:spacing w:line="240" w:lineRule="auto"/>
-        <w:ind w:left="720"/>
-      </w:pPr>
-      <w:r>
-        <w:rPr>
-          <w:lang w:val="zh_TW" w:bidi="zh_TW"/>
-        </w:rPr>
-      </w:r>
-      <w:hyperlink r:id="rId100">
-        <w:r>
-          <w:rPr>
-            <w:lang w:val="zh_TW" w:bidi="zh_TW"/>
-          </w:rPr>
-          <w:rPr>
-            <w:color w:val="0000EE"/>
-            <w:u w:val="single"/>
-          </w:rPr>
-          <w:t>撒母耳記下8:15–18</w:t>
-        </w:r>
-      </w:hyperlink>
-    </w:p>
-    <w:p>
-      <w:pPr>
-        <w:pStyle w:val="ListBullet"/>
-        <w:spacing w:line="240" w:lineRule="auto"/>
-        <w:ind w:left="720"/>
-      </w:pPr>
-      <w:r>
-        <w:rPr>
-          <w:lang w:val="zh_TW" w:bidi="zh_TW"/>
-        </w:rPr>
-      </w:r>
-      <w:hyperlink r:id="rId101">
-        <w:r>
-          <w:rPr>
-            <w:lang w:val="zh_TW" w:bidi="zh_TW"/>
-          </w:rPr>
-          <w:rPr>
-            <w:color w:val="0000EE"/>
-            <w:u w:val="single"/>
-          </w:rPr>
-          <w:t>馬太福音1:7–8</w:t>
-        </w:r>
-      </w:hyperlink>
+      <w:r>
+        <w:rPr>
+          <w:lang w:val="zh_TW" w:bidi="zh_TW"/>
+        </w:rPr>
+        <w:t>歷代志上3:10–12</w:t>
+      </w:r>
+    </w:p>
+    <w:p>
+      <w:pPr>
+        <w:pStyle w:val="ListBullet"/>
+        <w:spacing w:line="240" w:lineRule="auto"/>
+        <w:ind w:left="720"/>
+      </w:pPr>
+      <w:r>
+        <w:rPr>
+          <w:lang w:val="zh_TW" w:bidi="zh_TW"/>
+        </w:rPr>
+      </w:r>
+      <w:r>
+        <w:rPr>
+          <w:lang w:val="zh_TW" w:bidi="zh_TW"/>
+        </w:rPr>
+        <w:t>列王紀上4:17</w:t>
+      </w:r>
+    </w:p>
+    <w:p>
+      <w:pPr>
+        <w:pStyle w:val="ListBullet"/>
+        <w:spacing w:line="240" w:lineRule="auto"/>
+        <w:ind w:left="720"/>
+      </w:pPr>
+      <w:r>
+        <w:rPr>
+          <w:lang w:val="zh_TW" w:bidi="zh_TW"/>
+        </w:rPr>
+      </w:r>
+      <w:r>
+        <w:rPr>
+          <w:lang w:val="zh_TW" w:bidi="zh_TW"/>
+        </w:rPr>
+        <w:t>歷代志下17:1</w:t>
+      </w:r>
+    </w:p>
+    <w:p>
+      <w:pPr>
+        <w:pStyle w:val="ListBullet"/>
+        <w:spacing w:line="240" w:lineRule="auto"/>
+        <w:ind w:left="720"/>
+      </w:pPr>
+      <w:r>
+        <w:rPr>
+          <w:lang w:val="zh_TW" w:bidi="zh_TW"/>
+        </w:rPr>
+      </w:r>
+      <w:r>
+        <w:rPr>
+          <w:lang w:val="zh_TW" w:bidi="zh_TW"/>
+        </w:rPr>
+        <w:t>列王紀下1:17</w:t>
+      </w:r>
+    </w:p>
+    <w:p>
+      <w:pPr>
+        <w:pStyle w:val="ListBullet"/>
+        <w:spacing w:line="240" w:lineRule="auto"/>
+        <w:ind w:left="720"/>
+      </w:pPr>
+      <w:r>
+        <w:rPr>
+          <w:lang w:val="zh_TW" w:bidi="zh_TW"/>
+        </w:rPr>
+      </w:r>
+      <w:r>
+        <w:rPr>
+          <w:lang w:val="zh_TW" w:bidi="zh_TW"/>
+        </w:rPr>
+        <w:t>撒母耳記下8:15–18</w:t>
+      </w:r>
+    </w:p>
+    <w:p>
+      <w:pPr>
+        <w:pStyle w:val="ListBullet"/>
+        <w:spacing w:line="240" w:lineRule="auto"/>
+        <w:ind w:left="720"/>
+      </w:pPr>
+      <w:r>
+        <w:rPr>
+          <w:lang w:val="zh_TW" w:bidi="zh_TW"/>
+        </w:rPr>
+      </w:r>
+      <w:r>
+        <w:rPr>
+          <w:lang w:val="zh_TW" w:bidi="zh_TW"/>
+        </w:rPr>
+        <w:t>馬太福音1:7–8</w:t>
+      </w:r>
     </w:p>
     <w:p>
       <w:pPr>
@@ -8391,114 +7833,84 @@
           <w:lang w:val="zh_TW" w:bidi="zh_TW"/>
         </w:rPr>
       </w:r>
-      <w:hyperlink r:id="rId102">
-        <w:r>
-          <w:rPr>
-            <w:lang w:val="zh_TW" w:bidi="zh_TW"/>
-          </w:rPr>
-          <w:rPr>
-            <w:color w:val="0000EE"/>
-            <w:u w:val="single"/>
-          </w:rPr>
-          <w:t>歷代志上7:25–27</w:t>
-        </w:r>
-      </w:hyperlink>
-    </w:p>
-    <w:p>
-      <w:pPr>
-        <w:pStyle w:val="ListBullet"/>
-        <w:spacing w:line="240" w:lineRule="auto"/>
-        <w:ind w:left="720"/>
-      </w:pPr>
-      <w:r>
-        <w:rPr>
-          <w:lang w:val="zh_TW" w:bidi="zh_TW"/>
-        </w:rPr>
-      </w:r>
-      <w:hyperlink r:id="rId103">
-        <w:r>
-          <w:rPr>
-            <w:lang w:val="zh_TW" w:bidi="zh_TW"/>
-          </w:rPr>
-          <w:rPr>
-            <w:color w:val="0000EE"/>
-            <w:u w:val="single"/>
-          </w:rPr>
-          <w:t>申命記3:21</w:t>
-        </w:r>
-      </w:hyperlink>
-    </w:p>
-    <w:p>
-      <w:pPr>
-        <w:pStyle w:val="ListBullet"/>
-        <w:spacing w:line="240" w:lineRule="auto"/>
-        <w:ind w:left="720"/>
-      </w:pPr>
-      <w:r>
-        <w:rPr>
-          <w:lang w:val="zh_TW" w:bidi="zh_TW"/>
-        </w:rPr>
-      </w:r>
-      <w:hyperlink r:id="rId104">
-        <w:r>
-          <w:rPr>
-            <w:lang w:val="zh_TW" w:bidi="zh_TW"/>
-          </w:rPr>
-          <w:rPr>
-            <w:color w:val="0000EE"/>
-            <w:u w:val="single"/>
-          </w:rPr>
-          <w:t>出埃及記17:10</w:t>
-        </w:r>
-      </w:hyperlink>
-    </w:p>
-    <w:p>
-      <w:pPr>
-        <w:pStyle w:val="ListBullet"/>
-        <w:spacing w:line="240" w:lineRule="auto"/>
-        <w:ind w:left="720"/>
-      </w:pPr>
-      <w:r>
-        <w:rPr>
-          <w:lang w:val="zh_TW" w:bidi="zh_TW"/>
-        </w:rPr>
-      </w:r>
-      <w:hyperlink r:id="rId105">
-        <w:r>
-          <w:rPr>
-            <w:lang w:val="zh_TW" w:bidi="zh_TW"/>
-          </w:rPr>
-          <w:rPr>
-            <w:color w:val="0000EE"/>
-            <w:u w:val="single"/>
-          </w:rPr>
-          <w:t>約書亞記1:3</w:t>
-        </w:r>
-      </w:hyperlink>
-    </w:p>
-    <w:p>
-      <w:pPr>
-        <w:pStyle w:val="ListBullet"/>
-        <w:spacing w:line="240" w:lineRule="auto"/>
-        <w:ind w:left="720"/>
-      </w:pPr>
-      <w:r>
-        <w:rPr>
-          <w:lang w:val="zh_TW" w:bidi="zh_TW"/>
-        </w:rPr>
-      </w:r>
-      <w:hyperlink r:id="rId106">
-        <w:r>
-          <w:rPr>
-            <w:lang w:val="zh_TW" w:bidi="zh_TW"/>
-          </w:rPr>
-          <w:rPr>
-            <w:color w:val="0000EE"/>
-            <w:u w:val="single"/>
-          </w:rPr>
-          <w:t>民數記27:19</w:t>
-        </w:r>
-      </w:hyperlink>
+      <w:r>
+        <w:rPr>
+          <w:lang w:val="zh_TW" w:bidi="zh_TW"/>
+        </w:rPr>
+        <w:t>歷代志上7:25–27</w:t>
+      </w:r>
+    </w:p>
+    <w:p>
+      <w:pPr>
+        <w:pStyle w:val="ListBullet"/>
+        <w:spacing w:line="240" w:lineRule="auto"/>
+        <w:ind w:left="720"/>
+      </w:pPr>
+      <w:r>
+        <w:rPr>
+          <w:lang w:val="zh_TW" w:bidi="zh_TW"/>
+        </w:rPr>
+      </w:r>
+      <w:r>
+        <w:rPr>
+          <w:lang w:val="zh_TW" w:bidi="zh_TW"/>
+        </w:rPr>
+        <w:t>申命記3:21</w:t>
+      </w:r>
+    </w:p>
+    <w:p>
+      <w:pPr>
+        <w:pStyle w:val="ListBullet"/>
+        <w:spacing w:line="240" w:lineRule="auto"/>
+        <w:ind w:left="720"/>
+      </w:pPr>
+      <w:r>
+        <w:rPr>
+          <w:lang w:val="zh_TW" w:bidi="zh_TW"/>
+        </w:rPr>
+      </w:r>
+      <w:r>
+        <w:rPr>
+          <w:lang w:val="zh_TW" w:bidi="zh_TW"/>
+        </w:rPr>
+        <w:t>出埃及記17:10</w:t>
+      </w:r>
+    </w:p>
+    <w:p>
+      <w:pPr>
+        <w:pStyle w:val="ListBullet"/>
+        <w:spacing w:line="240" w:lineRule="auto"/>
+        <w:ind w:left="720"/>
+      </w:pPr>
+      <w:r>
+        <w:rPr>
+          <w:lang w:val="zh_TW" w:bidi="zh_TW"/>
+        </w:rPr>
+      </w:r>
+      <w:r>
+        <w:rPr>
+          <w:lang w:val="zh_TW" w:bidi="zh_TW"/>
+        </w:rPr>
+        <w:t>約書亞記1:3</w:t>
+      </w:r>
+    </w:p>
+    <w:p>
+      <w:pPr>
+        <w:pStyle w:val="ListBullet"/>
+        <w:spacing w:line="240" w:lineRule="auto"/>
+        <w:ind w:left="720"/>
+      </w:pPr>
+      <w:r>
+        <w:rPr>
+          <w:lang w:val="zh_TW" w:bidi="zh_TW"/>
+        </w:rPr>
+      </w:r>
+      <w:r>
+        <w:rPr>
+          <w:lang w:val="zh_TW" w:bidi="zh_TW"/>
+        </w:rPr>
+        <w:t>民數記27:19</w:t>
+      </w:r>
     </w:p>
     <w:p>
       <w:pPr>
@@ -9030,90 +8442,66 @@
           <w:lang w:val="zh_TW" w:bidi="zh_TW"/>
         </w:rPr>
       </w:r>
-      <w:hyperlink r:id="rId107">
-        <w:r>
-          <w:rPr>
-            <w:lang w:val="zh_TW" w:bidi="zh_TW"/>
-          </w:rPr>
-          <w:rPr>
-            <w:color w:val="0000EE"/>
-            <w:u w:val="single"/>
-          </w:rPr>
-          <w:t>歷代志下26:21</w:t>
-        </w:r>
-      </w:hyperlink>
-    </w:p>
-    <w:p>
-      <w:pPr>
-        <w:pStyle w:val="ListBullet"/>
-        <w:spacing w:line="240" w:lineRule="auto"/>
-        <w:ind w:left="720"/>
-      </w:pPr>
-      <w:r>
-        <w:rPr>
-          <w:lang w:val="zh_TW" w:bidi="zh_TW"/>
-        </w:rPr>
-      </w:r>
-      <w:hyperlink r:id="rId108">
-        <w:r>
-          <w:rPr>
-            <w:lang w:val="zh_TW" w:bidi="zh_TW"/>
-          </w:rPr>
-          <w:rPr>
-            <w:color w:val="0000EE"/>
-            <w:u w:val="single"/>
-          </w:rPr>
-          <w:t>列王紀下15:5</w:t>
-        </w:r>
-      </w:hyperlink>
-    </w:p>
-    <w:p>
-      <w:pPr>
-        <w:pStyle w:val="ListBullet"/>
-        <w:spacing w:line="240" w:lineRule="auto"/>
-        <w:ind w:left="720"/>
-      </w:pPr>
-      <w:r>
-        <w:rPr>
-          <w:lang w:val="zh_TW" w:bidi="zh_TW"/>
-        </w:rPr>
-      </w:r>
-      <w:hyperlink r:id="rId109">
-        <w:r>
-          <w:rPr>
-            <w:lang w:val="zh_TW" w:bidi="zh_TW"/>
-          </w:rPr>
-          <w:rPr>
-            <w:color w:val="0000EE"/>
-            <w:u w:val="single"/>
-          </w:rPr>
-          <w:t>以賽亞書1:1</w:t>
-        </w:r>
-      </w:hyperlink>
-    </w:p>
-    <w:p>
-      <w:pPr>
-        <w:pStyle w:val="ListBullet"/>
-        <w:spacing w:line="240" w:lineRule="auto"/>
-        <w:ind w:left="720"/>
-      </w:pPr>
-      <w:r>
-        <w:rPr>
-          <w:lang w:val="zh_TW" w:bidi="zh_TW"/>
-        </w:rPr>
-      </w:r>
-      <w:hyperlink r:id="rId110">
-        <w:r>
-          <w:rPr>
-            <w:lang w:val="zh_TW" w:bidi="zh_TW"/>
-          </w:rPr>
-          <w:rPr>
-            <w:color w:val="0000EE"/>
-            <w:u w:val="single"/>
-          </w:rPr>
-          <w:t>士師記9:5–6</w:t>
-        </w:r>
-      </w:hyperlink>
+      <w:r>
+        <w:rPr>
+          <w:lang w:val="zh_TW" w:bidi="zh_TW"/>
+        </w:rPr>
+        <w:t>歷代志下26:21</w:t>
+      </w:r>
+    </w:p>
+    <w:p>
+      <w:pPr>
+        <w:pStyle w:val="ListBullet"/>
+        <w:spacing w:line="240" w:lineRule="auto"/>
+        <w:ind w:left="720"/>
+      </w:pPr>
+      <w:r>
+        <w:rPr>
+          <w:lang w:val="zh_TW" w:bidi="zh_TW"/>
+        </w:rPr>
+      </w:r>
+      <w:r>
+        <w:rPr>
+          <w:lang w:val="zh_TW" w:bidi="zh_TW"/>
+        </w:rPr>
+        <w:t>列王紀下15:5</w:t>
+      </w:r>
+    </w:p>
+    <w:p>
+      <w:pPr>
+        <w:pStyle w:val="ListBullet"/>
+        <w:spacing w:line="240" w:lineRule="auto"/>
+        <w:ind w:left="720"/>
+      </w:pPr>
+      <w:r>
+        <w:rPr>
+          <w:lang w:val="zh_TW" w:bidi="zh_TW"/>
+        </w:rPr>
+      </w:r>
+      <w:r>
+        <w:rPr>
+          <w:lang w:val="zh_TW" w:bidi="zh_TW"/>
+        </w:rPr>
+        <w:t>以賽亞書1:1</w:t>
+      </w:r>
+    </w:p>
+    <w:p>
+      <w:pPr>
+        <w:pStyle w:val="ListBullet"/>
+        <w:spacing w:line="240" w:lineRule="auto"/>
+        <w:ind w:left="720"/>
+      </w:pPr>
+      <w:r>
+        <w:rPr>
+          <w:lang w:val="zh_TW" w:bidi="zh_TW"/>
+        </w:rPr>
+      </w:r>
+      <w:r>
+        <w:rPr>
+          <w:lang w:val="zh_TW" w:bidi="zh_TW"/>
+        </w:rPr>
+        <w:t>士師記9:5–6</w:t>
+      </w:r>
     </w:p>
     <w:p>
       <w:pPr>
@@ -9385,114 +8773,84 @@
           <w:lang w:val="zh_TW" w:bidi="zh_TW"/>
         </w:rPr>
       </w:r>
-      <w:hyperlink r:id="rId111">
-        <w:r>
-          <w:rPr>
-            <w:lang w:val="zh_TW" w:bidi="zh_TW"/>
-          </w:rPr>
-          <w:rPr>
-            <w:color w:val="0000EE"/>
-            <w:u w:val="single"/>
-          </w:rPr>
-          <w:t>歷代志上3:13–14</w:t>
-        </w:r>
-      </w:hyperlink>
-    </w:p>
-    <w:p>
-      <w:pPr>
-        <w:pStyle w:val="ListBullet"/>
-        <w:spacing w:line="240" w:lineRule="auto"/>
-        <w:ind w:left="720"/>
-      </w:pPr>
-      <w:r>
-        <w:rPr>
-          <w:lang w:val="zh_TW" w:bidi="zh_TW"/>
-        </w:rPr>
-      </w:r>
-      <w:hyperlink r:id="rId112">
-        <w:r>
-          <w:rPr>
-            <w:lang w:val="zh_TW" w:bidi="zh_TW"/>
-          </w:rPr>
-          <w:rPr>
-            <w:color w:val="0000EE"/>
-            <w:u w:val="single"/>
-          </w:rPr>
-          <w:t>歷代志下33:24–25</w:t>
-        </w:r>
-      </w:hyperlink>
-    </w:p>
-    <w:p>
-      <w:pPr>
-        <w:pStyle w:val="ListBullet"/>
-        <w:spacing w:line="240" w:lineRule="auto"/>
-        <w:ind w:left="720"/>
-      </w:pPr>
-      <w:r>
-        <w:rPr>
-          <w:lang w:val="zh_TW" w:bidi="zh_TW"/>
-        </w:rPr>
-      </w:r>
-      <w:hyperlink r:id="rId113">
-        <w:r>
-          <w:rPr>
-            <w:lang w:val="zh_TW" w:bidi="zh_TW"/>
-          </w:rPr>
-          <w:rPr>
-            <w:color w:val="0000EE"/>
-            <w:u w:val="single"/>
-          </w:rPr>
-          <w:t>歷代志下34:3</w:t>
-        </w:r>
-      </w:hyperlink>
-    </w:p>
-    <w:p>
-      <w:pPr>
-        <w:pStyle w:val="ListBullet"/>
-        <w:spacing w:line="240" w:lineRule="auto"/>
-        <w:ind w:left="720"/>
-      </w:pPr>
-      <w:r>
-        <w:rPr>
-          <w:lang w:val="zh_TW" w:bidi="zh_TW"/>
-        </w:rPr>
-      </w:r>
-      <w:hyperlink r:id="rId114">
-        <w:r>
-          <w:rPr>
-            <w:lang w:val="zh_TW" w:bidi="zh_TW"/>
-          </w:rPr>
-          <w:rPr>
-            <w:color w:val="0000EE"/>
-            <w:u w:val="single"/>
-          </w:rPr>
-          <w:t>耶利米書1:3</w:t>
-        </w:r>
-      </w:hyperlink>
-    </w:p>
-    <w:p>
-      <w:pPr>
-        <w:pStyle w:val="ListBullet"/>
-        <w:spacing w:line="240" w:lineRule="auto"/>
-        <w:ind w:left="720"/>
-      </w:pPr>
-      <w:r>
-        <w:rPr>
-          <w:lang w:val="zh_TW" w:bidi="zh_TW"/>
-        </w:rPr>
-      </w:r>
-      <w:hyperlink r:id="rId115">
-        <w:r>
-          <w:rPr>
-            <w:lang w:val="zh_TW" w:bidi="zh_TW"/>
-          </w:rPr>
-          <w:rPr>
-            <w:color w:val="0000EE"/>
-            <w:u w:val="single"/>
-          </w:rPr>
-          <w:t>馬太福音1:11</w:t>
-        </w:r>
-      </w:hyperlink>
+      <w:r>
+        <w:rPr>
+          <w:lang w:val="zh_TW" w:bidi="zh_TW"/>
+        </w:rPr>
+        <w:t>歷代志上3:13–14</w:t>
+      </w:r>
+    </w:p>
+    <w:p>
+      <w:pPr>
+        <w:pStyle w:val="ListBullet"/>
+        <w:spacing w:line="240" w:lineRule="auto"/>
+        <w:ind w:left="720"/>
+      </w:pPr>
+      <w:r>
+        <w:rPr>
+          <w:lang w:val="zh_TW" w:bidi="zh_TW"/>
+        </w:rPr>
+      </w:r>
+      <w:r>
+        <w:rPr>
+          <w:lang w:val="zh_TW" w:bidi="zh_TW"/>
+        </w:rPr>
+        <w:t>歷代志下33:24–25</w:t>
+      </w:r>
+    </w:p>
+    <w:p>
+      <w:pPr>
+        <w:pStyle w:val="ListBullet"/>
+        <w:spacing w:line="240" w:lineRule="auto"/>
+        <w:ind w:left="720"/>
+      </w:pPr>
+      <w:r>
+        <w:rPr>
+          <w:lang w:val="zh_TW" w:bidi="zh_TW"/>
+        </w:rPr>
+      </w:r>
+      <w:r>
+        <w:rPr>
+          <w:lang w:val="zh_TW" w:bidi="zh_TW"/>
+        </w:rPr>
+        <w:t>歷代志下34:3</w:t>
+      </w:r>
+    </w:p>
+    <w:p>
+      <w:pPr>
+        <w:pStyle w:val="ListBullet"/>
+        <w:spacing w:line="240" w:lineRule="auto"/>
+        <w:ind w:left="720"/>
+      </w:pPr>
+      <w:r>
+        <w:rPr>
+          <w:lang w:val="zh_TW" w:bidi="zh_TW"/>
+        </w:rPr>
+      </w:r>
+      <w:r>
+        <w:rPr>
+          <w:lang w:val="zh_TW" w:bidi="zh_TW"/>
+        </w:rPr>
+        <w:t>耶利米書1:3</w:t>
+      </w:r>
+    </w:p>
+    <w:p>
+      <w:pPr>
+        <w:pStyle w:val="ListBullet"/>
+        <w:spacing w:line="240" w:lineRule="auto"/>
+        <w:ind w:left="720"/>
+      </w:pPr>
+      <w:r>
+        <w:rPr>
+          <w:lang w:val="zh_TW" w:bidi="zh_TW"/>
+        </w:rPr>
+      </w:r>
+      <w:r>
+        <w:rPr>
+          <w:lang w:val="zh_TW" w:bidi="zh_TW"/>
+        </w:rPr>
+        <w:t>馬太福音1:11</w:t>
+      </w:r>
     </w:p>
     <w:p>
       <w:pPr>
@@ -9732,114 +9090,84 @@
           <w:lang w:val="zh_TW" w:bidi="zh_TW"/>
         </w:rPr>
       </w:r>
-      <w:hyperlink r:id="rId116">
-        <w:r>
-          <w:rPr>
-            <w:lang w:val="zh_TW" w:bidi="zh_TW"/>
-          </w:rPr>
-          <w:rPr>
-            <w:color w:val="0000EE"/>
-            <w:u w:val="single"/>
-          </w:rPr>
-          <w:t>歷代志上2:16–17</w:t>
-        </w:r>
-      </w:hyperlink>
-    </w:p>
-    <w:p>
-      <w:pPr>
-        <w:pStyle w:val="ListBullet"/>
-        <w:spacing w:line="240" w:lineRule="auto"/>
-        <w:ind w:left="720"/>
-      </w:pPr>
-      <w:r>
-        <w:rPr>
-          <w:lang w:val="zh_TW" w:bidi="zh_TW"/>
-        </w:rPr>
-      </w:r>
-      <w:hyperlink r:id="rId117">
-        <w:r>
-          <w:rPr>
-            <w:lang w:val="zh_TW" w:bidi="zh_TW"/>
-          </w:rPr>
-          <w:rPr>
-            <w:color w:val="0000EE"/>
-            <w:u w:val="single"/>
-          </w:rPr>
-          <w:t>列王紀上1:7</w:t>
-        </w:r>
-      </w:hyperlink>
-    </w:p>
-    <w:p>
-      <w:pPr>
-        <w:pStyle w:val="ListBullet"/>
-        <w:spacing w:line="240" w:lineRule="auto"/>
-        <w:ind w:left="720"/>
-      </w:pPr>
-      <w:r>
-        <w:rPr>
-          <w:lang w:val="zh_TW" w:bidi="zh_TW"/>
-        </w:rPr>
-      </w:r>
-      <w:hyperlink r:id="rId118">
-        <w:r>
-          <w:rPr>
-            <w:lang w:val="zh_TW" w:bidi="zh_TW"/>
-          </w:rPr>
-          <w:rPr>
-            <w:color w:val="0000EE"/>
-            <w:u w:val="single"/>
-          </w:rPr>
-          <w:t>撒母耳記上26:6–8</w:t>
-        </w:r>
-      </w:hyperlink>
-    </w:p>
-    <w:p>
-      <w:pPr>
-        <w:pStyle w:val="ListBullet"/>
-        <w:spacing w:line="240" w:lineRule="auto"/>
-        <w:ind w:left="720"/>
-      </w:pPr>
-      <w:r>
-        <w:rPr>
-          <w:lang w:val="zh_TW" w:bidi="zh_TW"/>
-        </w:rPr>
-      </w:r>
-      <w:hyperlink r:id="rId119">
-        <w:r>
-          <w:rPr>
-            <w:lang w:val="zh_TW" w:bidi="zh_TW"/>
-          </w:rPr>
-          <w:rPr>
-            <w:color w:val="0000EE"/>
-            <w:u w:val="single"/>
-          </w:rPr>
-          <w:t>撒母耳記下2:18</w:t>
-        </w:r>
-      </w:hyperlink>
-    </w:p>
-    <w:p>
-      <w:pPr>
-        <w:pStyle w:val="ListBullet"/>
-        <w:spacing w:line="240" w:lineRule="auto"/>
-        <w:ind w:left="720"/>
-      </w:pPr>
-      <w:r>
-        <w:rPr>
-          <w:lang w:val="zh_TW" w:bidi="zh_TW"/>
-        </w:rPr>
-      </w:r>
-      <w:hyperlink r:id="rId120">
-        <w:r>
-          <w:rPr>
-            <w:lang w:val="zh_TW" w:bidi="zh_TW"/>
-          </w:rPr>
-          <w:rPr>
-            <w:color w:val="0000EE"/>
-            <w:u w:val="single"/>
-          </w:rPr>
-          <w:t>尼希米記7:11</w:t>
-        </w:r>
-      </w:hyperlink>
+      <w:r>
+        <w:rPr>
+          <w:lang w:val="zh_TW" w:bidi="zh_TW"/>
+        </w:rPr>
+        <w:t>歷代志上2:16–17</w:t>
+      </w:r>
+    </w:p>
+    <w:p>
+      <w:pPr>
+        <w:pStyle w:val="ListBullet"/>
+        <w:spacing w:line="240" w:lineRule="auto"/>
+        <w:ind w:left="720"/>
+      </w:pPr>
+      <w:r>
+        <w:rPr>
+          <w:lang w:val="zh_TW" w:bidi="zh_TW"/>
+        </w:rPr>
+      </w:r>
+      <w:r>
+        <w:rPr>
+          <w:lang w:val="zh_TW" w:bidi="zh_TW"/>
+        </w:rPr>
+        <w:t>列王紀上1:7</w:t>
+      </w:r>
+    </w:p>
+    <w:p>
+      <w:pPr>
+        <w:pStyle w:val="ListBullet"/>
+        <w:spacing w:line="240" w:lineRule="auto"/>
+        <w:ind w:left="720"/>
+      </w:pPr>
+      <w:r>
+        <w:rPr>
+          <w:lang w:val="zh_TW" w:bidi="zh_TW"/>
+        </w:rPr>
+      </w:r>
+      <w:r>
+        <w:rPr>
+          <w:lang w:val="zh_TW" w:bidi="zh_TW"/>
+        </w:rPr>
+        <w:t>撒母耳記上26:6–8</w:t>
+      </w:r>
+    </w:p>
+    <w:p>
+      <w:pPr>
+        <w:pStyle w:val="ListBullet"/>
+        <w:spacing w:line="240" w:lineRule="auto"/>
+        <w:ind w:left="720"/>
+      </w:pPr>
+      <w:r>
+        <w:rPr>
+          <w:lang w:val="zh_TW" w:bidi="zh_TW"/>
+        </w:rPr>
+      </w:r>
+      <w:r>
+        <w:rPr>
+          <w:lang w:val="zh_TW" w:bidi="zh_TW"/>
+        </w:rPr>
+        <w:t>撒母耳記下2:18</w:t>
+      </w:r>
+    </w:p>
+    <w:p>
+      <w:pPr>
+        <w:pStyle w:val="ListBullet"/>
+        <w:spacing w:line="240" w:lineRule="auto"/>
+        <w:ind w:left="720"/>
+      </w:pPr>
+      <w:r>
+        <w:rPr>
+          <w:lang w:val="zh_TW" w:bidi="zh_TW"/>
+        </w:rPr>
+      </w:r>
+      <w:r>
+        <w:rPr>
+          <w:lang w:val="zh_TW" w:bidi="zh_TW"/>
+        </w:rPr>
+        <w:t>尼希米記7:11</w:t>
+      </w:r>
     </w:p>
     <w:p>
       <w:pPr>
@@ -10063,138 +9391,102 @@
           <w:lang w:val="zh_TW" w:bidi="zh_TW"/>
         </w:rPr>
       </w:r>
-      <w:hyperlink r:id="rId121">
-        <w:r>
-          <w:rPr>
-            <w:lang w:val="zh_TW" w:bidi="zh_TW"/>
-          </w:rPr>
-          <w:rPr>
-            <w:color w:val="0000EE"/>
-            <w:u w:val="single"/>
-          </w:rPr>
-          <w:t>歷代志下36:8</w:t>
-        </w:r>
-      </w:hyperlink>
-    </w:p>
-    <w:p>
-      <w:pPr>
-        <w:pStyle w:val="ListBullet"/>
-        <w:spacing w:line="240" w:lineRule="auto"/>
-        <w:ind w:left="720"/>
-      </w:pPr>
-      <w:r>
-        <w:rPr>
-          <w:lang w:val="zh_TW" w:bidi="zh_TW"/>
-        </w:rPr>
-      </w:r>
-      <w:hyperlink r:id="rId122">
-        <w:r>
-          <w:rPr>
-            <w:lang w:val="zh_TW" w:bidi="zh_TW"/>
-          </w:rPr>
-          <w:rPr>
-            <w:color w:val="0000EE"/>
-            <w:u w:val="single"/>
-          </w:rPr>
-          <w:t>列王紀下24:15–17</w:t>
-        </w:r>
-      </w:hyperlink>
-    </w:p>
-    <w:p>
-      <w:pPr>
-        <w:pStyle w:val="ListBullet"/>
-        <w:spacing w:line="240" w:lineRule="auto"/>
-        <w:ind w:left="720"/>
-      </w:pPr>
-      <w:r>
-        <w:rPr>
-          <w:lang w:val="zh_TW" w:bidi="zh_TW"/>
-        </w:rPr>
-      </w:r>
-      <w:hyperlink r:id="rId123">
-        <w:r>
-          <w:rPr>
-            <w:lang w:val="zh_TW" w:bidi="zh_TW"/>
-          </w:rPr>
-          <w:rPr>
-            <w:color w:val="0000EE"/>
-            <w:u w:val="single"/>
-          </w:rPr>
-          <w:t>以斯帖記2:6</w:t>
-        </w:r>
-      </w:hyperlink>
-    </w:p>
-    <w:p>
-      <w:pPr>
-        <w:pStyle w:val="ListBullet"/>
-        <w:spacing w:line="240" w:lineRule="auto"/>
-        <w:ind w:left="720"/>
-      </w:pPr>
-      <w:r>
-        <w:rPr>
-          <w:lang w:val="zh_TW" w:bidi="zh_TW"/>
-        </w:rPr>
-      </w:r>
-      <w:hyperlink r:id="rId124">
-        <w:r>
-          <w:rPr>
-            <w:lang w:val="zh_TW" w:bidi="zh_TW"/>
-          </w:rPr>
-          <w:rPr>
-            <w:color w:val="0000EE"/>
-            <w:u w:val="single"/>
-          </w:rPr>
-          <w:t>以西結書1:1–3</w:t>
-        </w:r>
-      </w:hyperlink>
-    </w:p>
-    <w:p>
-      <w:pPr>
-        <w:pStyle w:val="ListBullet"/>
-        <w:spacing w:line="240" w:lineRule="auto"/>
-        <w:ind w:left="720"/>
-      </w:pPr>
-      <w:r>
-        <w:rPr>
-          <w:lang w:val="zh_TW" w:bidi="zh_TW"/>
-        </w:rPr>
-      </w:r>
-      <w:hyperlink r:id="rId125">
-        <w:r>
-          <w:rPr>
-            <w:lang w:val="zh_TW" w:bidi="zh_TW"/>
-          </w:rPr>
-          <w:rPr>
-            <w:color w:val="0000EE"/>
-            <w:u w:val="single"/>
-          </w:rPr>
-          <w:t>耶利米書22:24</w:t>
-        </w:r>
-      </w:hyperlink>
-    </w:p>
-    <w:p>
-      <w:pPr>
-        <w:pStyle w:val="ListBullet"/>
-        <w:spacing w:line="240" w:lineRule="auto"/>
-        <w:ind w:left="720"/>
-      </w:pPr>
-      <w:r>
-        <w:rPr>
-          <w:lang w:val="zh_TW" w:bidi="zh_TW"/>
-        </w:rPr>
-      </w:r>
-      <w:hyperlink r:id="rId126">
-        <w:r>
-          <w:rPr>
-            <w:lang w:val="zh_TW" w:bidi="zh_TW"/>
-          </w:rPr>
-          <w:rPr>
-            <w:color w:val="0000EE"/>
-            <w:u w:val="single"/>
-          </w:rPr>
-          <w:t>耶利米書37:1</w:t>
-        </w:r>
-      </w:hyperlink>
+      <w:r>
+        <w:rPr>
+          <w:lang w:val="zh_TW" w:bidi="zh_TW"/>
+        </w:rPr>
+        <w:t>歷代志下36:8</w:t>
+      </w:r>
+    </w:p>
+    <w:p>
+      <w:pPr>
+        <w:pStyle w:val="ListBullet"/>
+        <w:spacing w:line="240" w:lineRule="auto"/>
+        <w:ind w:left="720"/>
+      </w:pPr>
+      <w:r>
+        <w:rPr>
+          <w:lang w:val="zh_TW" w:bidi="zh_TW"/>
+        </w:rPr>
+      </w:r>
+      <w:r>
+        <w:rPr>
+          <w:lang w:val="zh_TW" w:bidi="zh_TW"/>
+        </w:rPr>
+        <w:t>列王紀下24:15–17</w:t>
+      </w:r>
+    </w:p>
+    <w:p>
+      <w:pPr>
+        <w:pStyle w:val="ListBullet"/>
+        <w:spacing w:line="240" w:lineRule="auto"/>
+        <w:ind w:left="720"/>
+      </w:pPr>
+      <w:r>
+        <w:rPr>
+          <w:lang w:val="zh_TW" w:bidi="zh_TW"/>
+        </w:rPr>
+      </w:r>
+      <w:r>
+        <w:rPr>
+          <w:lang w:val="zh_TW" w:bidi="zh_TW"/>
+        </w:rPr>
+        <w:t>以斯帖記2:6</w:t>
+      </w:r>
+    </w:p>
+    <w:p>
+      <w:pPr>
+        <w:pStyle w:val="ListBullet"/>
+        <w:spacing w:line="240" w:lineRule="auto"/>
+        <w:ind w:left="720"/>
+      </w:pPr>
+      <w:r>
+        <w:rPr>
+          <w:lang w:val="zh_TW" w:bidi="zh_TW"/>
+        </w:rPr>
+      </w:r>
+      <w:r>
+        <w:rPr>
+          <w:lang w:val="zh_TW" w:bidi="zh_TW"/>
+        </w:rPr>
+        <w:t>以西結書1:1–3</w:t>
+      </w:r>
+    </w:p>
+    <w:p>
+      <w:pPr>
+        <w:pStyle w:val="ListBullet"/>
+        <w:spacing w:line="240" w:lineRule="auto"/>
+        <w:ind w:left="720"/>
+      </w:pPr>
+      <w:r>
+        <w:rPr>
+          <w:lang w:val="zh_TW" w:bidi="zh_TW"/>
+        </w:rPr>
+      </w:r>
+      <w:r>
+        <w:rPr>
+          <w:lang w:val="zh_TW" w:bidi="zh_TW"/>
+        </w:rPr>
+        <w:t>耶利米書22:24</w:t>
+      </w:r>
+    </w:p>
+    <w:p>
+      <w:pPr>
+        <w:pStyle w:val="ListBullet"/>
+        <w:spacing w:line="240" w:lineRule="auto"/>
+        <w:ind w:left="720"/>
+      </w:pPr>
+      <w:r>
+        <w:rPr>
+          <w:lang w:val="zh_TW" w:bidi="zh_TW"/>
+        </w:rPr>
+      </w:r>
+      <w:r>
+        <w:rPr>
+          <w:lang w:val="zh_TW" w:bidi="zh_TW"/>
+        </w:rPr>
+        <w:t>耶利米書37:1</w:t>
+      </w:r>
     </w:p>
     <w:p>
       <w:pPr>
@@ -10478,114 +9770,84 @@
           <w:lang w:val="zh_TW" w:bidi="zh_TW"/>
         </w:rPr>
       </w:r>
-      <w:hyperlink r:id="rId127">
-        <w:r>
-          <w:rPr>
-            <w:lang w:val="zh_TW" w:bidi="zh_TW"/>
-          </w:rPr>
-          <w:rPr>
-            <w:color w:val="0000EE"/>
-            <w:u w:val="single"/>
-          </w:rPr>
-          <w:t>歷代志上3:15–16</w:t>
-        </w:r>
-      </w:hyperlink>
-    </w:p>
-    <w:p>
-      <w:pPr>
-        <w:pStyle w:val="ListBullet"/>
-        <w:spacing w:line="240" w:lineRule="auto"/>
-        <w:ind w:left="720"/>
-      </w:pPr>
-      <w:r>
-        <w:rPr>
-          <w:lang w:val="zh_TW" w:bidi="zh_TW"/>
-        </w:rPr>
-      </w:r>
-      <w:hyperlink r:id="rId128">
-        <w:r>
-          <w:rPr>
-            <w:lang w:val="zh_TW" w:bidi="zh_TW"/>
-          </w:rPr>
-          <w:rPr>
-            <w:color w:val="0000EE"/>
-            <w:u w:val="single"/>
-          </w:rPr>
-          <w:t>列王紀下23:34–35</w:t>
-        </w:r>
-      </w:hyperlink>
-    </w:p>
-    <w:p>
-      <w:pPr>
-        <w:pStyle w:val="ListBullet"/>
-        <w:spacing w:line="240" w:lineRule="auto"/>
-        <w:ind w:left="720"/>
-      </w:pPr>
-      <w:r>
-        <w:rPr>
-          <w:lang w:val="zh_TW" w:bidi="zh_TW"/>
-        </w:rPr>
-      </w:r>
-      <w:hyperlink r:id="rId129">
-        <w:r>
-          <w:rPr>
-            <w:lang w:val="zh_TW" w:bidi="zh_TW"/>
-          </w:rPr>
-          <w:rPr>
-            <w:color w:val="0000EE"/>
-            <w:u w:val="single"/>
-          </w:rPr>
-          <w:t>列王紀下24:1</w:t>
-        </w:r>
-      </w:hyperlink>
-    </w:p>
-    <w:p>
-      <w:pPr>
-        <w:pStyle w:val="ListBullet"/>
-        <w:spacing w:line="240" w:lineRule="auto"/>
-        <w:ind w:left="720"/>
-      </w:pPr>
-      <w:r>
-        <w:rPr>
-          <w:lang w:val="zh_TW" w:bidi="zh_TW"/>
-        </w:rPr>
-      </w:r>
-      <w:hyperlink r:id="rId130">
-        <w:r>
-          <w:rPr>
-            <w:lang w:val="zh_TW" w:bidi="zh_TW"/>
-          </w:rPr>
-          <w:rPr>
-            <w:color w:val="0000EE"/>
-            <w:u w:val="single"/>
-          </w:rPr>
-          <w:t>但以理書1:2</w:t>
-        </w:r>
-      </w:hyperlink>
-    </w:p>
-    <w:p>
-      <w:pPr>
-        <w:pStyle w:val="ListBullet"/>
-        <w:spacing w:line="240" w:lineRule="auto"/>
-        <w:ind w:left="720"/>
-      </w:pPr>
-      <w:r>
-        <w:rPr>
-          <w:lang w:val="zh_TW" w:bidi="zh_TW"/>
-        </w:rPr>
-      </w:r>
-      <w:hyperlink r:id="rId114">
-        <w:r>
-          <w:rPr>
-            <w:lang w:val="zh_TW" w:bidi="zh_TW"/>
-          </w:rPr>
-          <w:rPr>
-            <w:color w:val="0000EE"/>
-            <w:u w:val="single"/>
-          </w:rPr>
-          <w:t>耶利米書1:3</w:t>
-        </w:r>
-      </w:hyperlink>
+      <w:r>
+        <w:rPr>
+          <w:lang w:val="zh_TW" w:bidi="zh_TW"/>
+        </w:rPr>
+        <w:t>歷代志上3:15–16</w:t>
+      </w:r>
+    </w:p>
+    <w:p>
+      <w:pPr>
+        <w:pStyle w:val="ListBullet"/>
+        <w:spacing w:line="240" w:lineRule="auto"/>
+        <w:ind w:left="720"/>
+      </w:pPr>
+      <w:r>
+        <w:rPr>
+          <w:lang w:val="zh_TW" w:bidi="zh_TW"/>
+        </w:rPr>
+      </w:r>
+      <w:r>
+        <w:rPr>
+          <w:lang w:val="zh_TW" w:bidi="zh_TW"/>
+        </w:rPr>
+        <w:t>列王紀下23:34–35</w:t>
+      </w:r>
+    </w:p>
+    <w:p>
+      <w:pPr>
+        <w:pStyle w:val="ListBullet"/>
+        <w:spacing w:line="240" w:lineRule="auto"/>
+        <w:ind w:left="720"/>
+      </w:pPr>
+      <w:r>
+        <w:rPr>
+          <w:lang w:val="zh_TW" w:bidi="zh_TW"/>
+        </w:rPr>
+      </w:r>
+      <w:r>
+        <w:rPr>
+          <w:lang w:val="zh_TW" w:bidi="zh_TW"/>
+        </w:rPr>
+        <w:t>列王紀下24:1</w:t>
+      </w:r>
+    </w:p>
+    <w:p>
+      <w:pPr>
+        <w:pStyle w:val="ListBullet"/>
+        <w:spacing w:line="240" w:lineRule="auto"/>
+        <w:ind w:left="720"/>
+      </w:pPr>
+      <w:r>
+        <w:rPr>
+          <w:lang w:val="zh_TW" w:bidi="zh_TW"/>
+        </w:rPr>
+      </w:r>
+      <w:r>
+        <w:rPr>
+          <w:lang w:val="zh_TW" w:bidi="zh_TW"/>
+        </w:rPr>
+        <w:t>但以理書1:2</w:t>
+      </w:r>
+    </w:p>
+    <w:p>
+      <w:pPr>
+        <w:pStyle w:val="ListBullet"/>
+        <w:spacing w:line="240" w:lineRule="auto"/>
+        <w:ind w:left="720"/>
+      </w:pPr>
+      <w:r>
+        <w:rPr>
+          <w:lang w:val="zh_TW" w:bidi="zh_TW"/>
+        </w:rPr>
+      </w:r>
+      <w:r>
+        <w:rPr>
+          <w:lang w:val="zh_TW" w:bidi="zh_TW"/>
+        </w:rPr>
+        <w:t>耶利米書1:3</w:t>
+      </w:r>
     </w:p>
     <w:p>
       <w:pPr>
@@ -10837,114 +10099,84 @@
           <w:lang w:val="zh_TW" w:bidi="zh_TW"/>
         </w:rPr>
       </w:r>
-      <w:hyperlink r:id="rId131">
-        <w:r>
-          <w:rPr>
-            <w:lang w:val="zh_TW" w:bidi="zh_TW"/>
-          </w:rPr>
-          <w:rPr>
-            <w:color w:val="0000EE"/>
-            <w:u w:val="single"/>
-          </w:rPr>
-          <w:t>歷代志上23:31</w:t>
-        </w:r>
-      </w:hyperlink>
-    </w:p>
-    <w:p>
-      <w:pPr>
-        <w:pStyle w:val="ListBullet"/>
-        <w:spacing w:line="240" w:lineRule="auto"/>
-        <w:ind w:left="720"/>
-      </w:pPr>
-      <w:r>
-        <w:rPr>
-          <w:lang w:val="zh_TW" w:bidi="zh_TW"/>
-        </w:rPr>
-      </w:r>
-      <w:hyperlink r:id="rId132">
-        <w:r>
-          <w:rPr>
-            <w:lang w:val="zh_TW" w:bidi="zh_TW"/>
-          </w:rPr>
-          <w:rPr>
-            <w:color w:val="0000EE"/>
-            <w:u w:val="single"/>
-          </w:rPr>
-          <w:t>撒母耳記上20:5</w:t>
-        </w:r>
-      </w:hyperlink>
-    </w:p>
-    <w:p>
-      <w:pPr>
-        <w:pStyle w:val="ListBullet"/>
-        <w:spacing w:line="240" w:lineRule="auto"/>
-        <w:ind w:left="720"/>
-      </w:pPr>
-      <w:r>
-        <w:rPr>
-          <w:lang w:val="zh_TW" w:bidi="zh_TW"/>
-        </w:rPr>
-      </w:r>
-      <w:hyperlink r:id="rId133">
-        <w:r>
-          <w:rPr>
-            <w:lang w:val="zh_TW" w:bidi="zh_TW"/>
-          </w:rPr>
-          <w:rPr>
-            <w:color w:val="0000EE"/>
-            <w:u w:val="single"/>
-          </w:rPr>
-          <w:t>列王紀下4:23–24</w:t>
-        </w:r>
-      </w:hyperlink>
-    </w:p>
-    <w:p>
-      <w:pPr>
-        <w:pStyle w:val="ListBullet"/>
-        <w:spacing w:line="240" w:lineRule="auto"/>
-        <w:ind w:left="720"/>
-      </w:pPr>
-      <w:r>
-        <w:rPr>
-          <w:lang w:val="zh_TW" w:bidi="zh_TW"/>
-        </w:rPr>
-      </w:r>
-      <w:hyperlink r:id="rId134">
-        <w:r>
-          <w:rPr>
-            <w:lang w:val="zh_TW" w:bidi="zh_TW"/>
-          </w:rPr>
-          <w:rPr>
-            <w:color w:val="0000EE"/>
-            <w:u w:val="single"/>
-          </w:rPr>
-          <w:t>以西結書45:16–17</w:t>
-        </w:r>
-      </w:hyperlink>
-    </w:p>
-    <w:p>
-      <w:pPr>
-        <w:pStyle w:val="ListBullet"/>
-        <w:spacing w:line="240" w:lineRule="auto"/>
-        <w:ind w:left="720"/>
-      </w:pPr>
-      <w:r>
-        <w:rPr>
-          <w:lang w:val="zh_TW" w:bidi="zh_TW"/>
-        </w:rPr>
-      </w:r>
-      <w:hyperlink r:id="rId135">
-        <w:r>
-          <w:rPr>
-            <w:lang w:val="zh_TW" w:bidi="zh_TW"/>
-          </w:rPr>
-          <w:rPr>
-            <w:color w:val="0000EE"/>
-            <w:u w:val="single"/>
-          </w:rPr>
-          <w:t>以賽亞書1:12–13</w:t>
-        </w:r>
-      </w:hyperlink>
+      <w:r>
+        <w:rPr>
+          <w:lang w:val="zh_TW" w:bidi="zh_TW"/>
+        </w:rPr>
+        <w:t>歷代志上23:31</w:t>
+      </w:r>
+    </w:p>
+    <w:p>
+      <w:pPr>
+        <w:pStyle w:val="ListBullet"/>
+        <w:spacing w:line="240" w:lineRule="auto"/>
+        <w:ind w:left="720"/>
+      </w:pPr>
+      <w:r>
+        <w:rPr>
+          <w:lang w:val="zh_TW" w:bidi="zh_TW"/>
+        </w:rPr>
+      </w:r>
+      <w:r>
+        <w:rPr>
+          <w:lang w:val="zh_TW" w:bidi="zh_TW"/>
+        </w:rPr>
+        <w:t>撒母耳記上20:5</w:t>
+      </w:r>
+    </w:p>
+    <w:p>
+      <w:pPr>
+        <w:pStyle w:val="ListBullet"/>
+        <w:spacing w:line="240" w:lineRule="auto"/>
+        <w:ind w:left="720"/>
+      </w:pPr>
+      <w:r>
+        <w:rPr>
+          <w:lang w:val="zh_TW" w:bidi="zh_TW"/>
+        </w:rPr>
+      </w:r>
+      <w:r>
+        <w:rPr>
+          <w:lang w:val="zh_TW" w:bidi="zh_TW"/>
+        </w:rPr>
+        <w:t>列王紀下4:23–24</w:t>
+      </w:r>
+    </w:p>
+    <w:p>
+      <w:pPr>
+        <w:pStyle w:val="ListBullet"/>
+        <w:spacing w:line="240" w:lineRule="auto"/>
+        <w:ind w:left="720"/>
+      </w:pPr>
+      <w:r>
+        <w:rPr>
+          <w:lang w:val="zh_TW" w:bidi="zh_TW"/>
+        </w:rPr>
+      </w:r>
+      <w:r>
+        <w:rPr>
+          <w:lang w:val="zh_TW" w:bidi="zh_TW"/>
+        </w:rPr>
+        <w:t>以西結書45:16–17</w:t>
+      </w:r>
+    </w:p>
+    <w:p>
+      <w:pPr>
+        <w:pStyle w:val="ListBullet"/>
+        <w:spacing w:line="240" w:lineRule="auto"/>
+        <w:ind w:left="720"/>
+      </w:pPr>
+      <w:r>
+        <w:rPr>
+          <w:lang w:val="zh_TW" w:bidi="zh_TW"/>
+        </w:rPr>
+      </w:r>
+      <w:r>
+        <w:rPr>
+          <w:lang w:val="zh_TW" w:bidi="zh_TW"/>
+        </w:rPr>
+        <w:t>以賽亞書1:12–13</w:t>
+      </w:r>
     </w:p>
     <w:p>
       <w:pPr>

--- a/zht/docx/217.content.docx
+++ b/zht/docx/217.content.docx
@@ -4998,13 +4998,260 @@
         <w:rPr>
           <w:lang w:val="zh_TW" w:bidi="zh_TW"/>
         </w:rPr>
+        <w:t>（另見：不順服、</w:t>
+      </w:r>
+      <w:r>
+        <w:rPr>
+          <w:lang w:val="zh_TW" w:bidi="zh_TW"/>
+        </w:rPr>
+        <w:t>尼尼微</w:t>
+      </w:r>
+      <w:r>
+        <w:rPr>
+          <w:lang w:val="zh_TW" w:bidi="zh_TW"/>
+        </w:rPr>
+        <w:t>、轉向）</w:t>
+      </w:r>
+    </w:p>
+    <w:p>
+      <w:pPr>
+        <w:pStyle w:val="Heading3"/>
+      </w:pPr>
+      <w:r>
+        <w:rPr>
+          <w:lang w:val="zh_TW" w:bidi="zh_TW"/>
+        </w:rPr>
+        <w:t>參考經文：</w:t>
+      </w:r>
+    </w:p>
+    <w:p>
+      <w:pPr>
+        <w:pStyle w:val="ListBullet"/>
+        <w:spacing w:line="240" w:lineRule="auto"/>
+        <w:ind w:left="720"/>
+      </w:pPr>
+      <w:r>
+        <w:rPr>
+          <w:lang w:val="zh_TW" w:bidi="zh_TW"/>
+        </w:rPr>
+      </w:r>
+      <w:r>
+        <w:rPr>
+          <w:lang w:val="zh_TW" w:bidi="zh_TW"/>
+        </w:rPr>
+        <w:t>約拿書1:3</w:t>
+      </w:r>
+    </w:p>
+    <w:p>
+      <w:pPr>
+        <w:pStyle w:val="ListBullet"/>
+        <w:spacing w:line="240" w:lineRule="auto"/>
+        <w:ind w:left="720"/>
+      </w:pPr>
+      <w:r>
+        <w:rPr>
+          <w:lang w:val="zh_TW" w:bidi="zh_TW"/>
+        </w:rPr>
+      </w:r>
+      <w:r>
+        <w:rPr>
+          <w:lang w:val="zh_TW" w:bidi="zh_TW"/>
+        </w:rPr>
+        <w:t>路加福音11:30</w:t>
+      </w:r>
+    </w:p>
+    <w:p>
+      <w:pPr>
+        <w:pStyle w:val="ListBullet"/>
+        <w:spacing w:line="240" w:lineRule="auto"/>
+        <w:ind w:left="720"/>
+      </w:pPr>
+      <w:r>
+        <w:rPr>
+          <w:lang w:val="zh_TW" w:bidi="zh_TW"/>
+        </w:rPr>
+      </w:r>
+      <w:r>
+        <w:rPr>
+          <w:lang w:val="zh_TW" w:bidi="zh_TW"/>
+        </w:rPr>
+        <w:t>馬太福音12:39</w:t>
+      </w:r>
+    </w:p>
+    <w:p>
+      <w:pPr>
+        <w:pStyle w:val="ListBullet"/>
+        <w:spacing w:line="240" w:lineRule="auto"/>
+        <w:ind w:left="720"/>
+      </w:pPr>
+      <w:r>
+        <w:rPr>
+          <w:lang w:val="zh_TW" w:bidi="zh_TW"/>
+        </w:rPr>
+      </w:r>
+      <w:r>
+        <w:rPr>
+          <w:lang w:val="zh_TW" w:bidi="zh_TW"/>
+        </w:rPr>
+        <w:t>馬太福音16:4</w:t>
+      </w:r>
+    </w:p>
+    <w:p>
+      <w:pPr>
+        <w:pStyle w:val="Heading3"/>
+      </w:pPr>
+      <w:r>
+        <w:rPr>
+          <w:lang w:val="zh_TW" w:bidi="zh_TW"/>
+        </w:rPr>
+        <w:t>原文參照：</w:t>
+      </w:r>
+    </w:p>
+    <w:p>
+      <w:pPr>
+        <w:pStyle w:val="ListBullet"/>
+        <w:spacing w:line="240" w:lineRule="auto"/>
+        <w:ind w:left="720"/>
+      </w:pPr>
+      <w:r>
+        <w:rPr>
+          <w:lang w:val="zh_TW" w:bidi="zh_TW"/>
+        </w:rPr>
+      </w:r>
+      <w:r>
+        <w:rPr>
+          <w:lang w:val="zh_TW" w:bidi="zh_TW"/>
+        </w:rPr>
+        <w:t>史特朗號：H3124，G24950</w:t>
+      </w:r>
+      <w:r>
+        <w:rPr>
+          <w:lang w:val="zh_TW" w:bidi="zh_TW"/>
+        </w:rPr>
+      </w:r>
+      <w:r>
+        <w:rPr>
+          <w:lang w:val="zh_TW" w:bidi="zh_TW"/>
+        </w:rPr>
+      </w:r>
+    </w:p>
+    <w:p>
+      <w:pPr/>
+      <w:r>
+        <w:rPr>
+          <w:lang w:val="zh_TW" w:bidi="zh_TW"/>
+        </w:rPr>
+      </w:r>
+    </w:p>
+    <w:p>
+      <w:pPr>
+        <w:pStyle w:val="Heading2"/>
+      </w:pPr>
+      <w:r>
+        <w:rPr>
+          <w:lang w:val="zh_TW" w:bidi="zh_TW"/>
+        </w:rPr>
+        <w:t>約拿單</w:t>
+      </w:r>
+      <w:r>
+        <w:rPr>
+          <w:lang w:val="zh_TW" w:bidi="zh_TW"/>
+        </w:rPr>
+      </w:r>
+    </w:p>
+    <w:p>
+      <w:pPr>
+        <w:pStyle w:val="Heading3"/>
+      </w:pPr>
+      <w:r>
+        <w:rPr>
+          <w:lang w:val="zh_TW" w:bidi="zh_TW"/>
+        </w:rPr>
+        <w:t>史實：</w:t>
+      </w:r>
+    </w:p>
+    <w:p>
+      <w:pPr/>
+      <w:r>
+        <w:rPr>
+          <w:lang w:val="zh_TW" w:bidi="zh_TW"/>
+        </w:rPr>
+      </w:r>
+      <w:r>
+        <w:rPr>
+          <w:lang w:val="zh_TW" w:bidi="zh_TW"/>
+        </w:rPr>
+        <w:t>舊約中至少有十個人叫約拿單這個名字。這個名字的意思是「雅巍已賜予」。</w:t>
+      </w:r>
+    </w:p>
+    <w:p>
+      <w:pPr>
+        <w:pStyle w:val="ListBullet"/>
+        <w:spacing w:line="240" w:lineRule="auto"/>
+        <w:ind w:left="720"/>
+      </w:pPr>
+      <w:r>
+        <w:rPr>
+          <w:lang w:val="zh_TW" w:bidi="zh_TW"/>
+        </w:rPr>
+      </w:r>
+      <w:r>
+        <w:rPr>
+          <w:lang w:val="zh_TW" w:bidi="zh_TW"/>
+        </w:rPr>
+        <w:t>聖經中最著名的約拿單是大衛最好的朋友。這位約拿單是掃羅王的長子。</w:t>
+      </w:r>
+    </w:p>
+    <w:p>
+      <w:pPr>
+        <w:pStyle w:val="ListBullet"/>
+        <w:spacing w:line="240" w:lineRule="auto"/>
+        <w:ind w:left="720"/>
+      </w:pPr>
+      <w:r>
+        <w:rPr>
+          <w:lang w:val="zh_TW" w:bidi="zh_TW"/>
+        </w:rPr>
+      </w:r>
+      <w:r>
+        <w:rPr>
+          <w:lang w:val="zh_TW" w:bidi="zh_TW"/>
+        </w:rPr>
+        <w:t>在舊約中提到的其他幾位約拿單包括摩西的後裔、大衛王的侄子、幾位祭司（包括亞比亞他的兒子）以及一位舊約文士——先知耶利米曾被囚禁在他的家中。</w:t>
+      </w:r>
+    </w:p>
+    <w:p>
+      <w:pPr/>
+      <w:r>
+        <w:rPr>
+          <w:lang w:val="zh_TW" w:bidi="zh_TW"/>
+        </w:rPr>
+      </w:r>
+      <w:r>
+        <w:rPr>
+          <w:lang w:val="zh_TW" w:bidi="zh_TW"/>
+        </w:rPr>
+        <w:t>（另見：如何翻譯名字）</w:t>
+      </w:r>
+    </w:p>
+    <w:p>
+      <w:pPr/>
+      <w:r>
+        <w:rPr>
+          <w:lang w:val="zh_TW" w:bidi="zh_TW"/>
+        </w:rPr>
+      </w:r>
+      <w:r>
+        <w:rPr>
+          <w:lang w:val="zh_TW" w:bidi="zh_TW"/>
+        </w:rPr>
         <w:t>（另見：</w:t>
       </w:r>
       <w:r>
         <w:rPr>
           <w:lang w:val="zh_TW" w:bidi="zh_TW"/>
         </w:rPr>
-        <w:t>不順服</w:t>
+        <w:t>亞比亞他</w:t>
       </w:r>
       <w:r>
         <w:rPr>
@@ -5016,7 +5263,7 @@
         <w:rPr>
           <w:lang w:val="zh_TW" w:bidi="zh_TW"/>
         </w:rPr>
-        <w:t>尼尼微</w:t>
+        <w:t>大衛</w:t>
       </w:r>
       <w:r>
         <w:rPr>
@@ -5028,7 +5275,55 @@
         <w:rPr>
           <w:lang w:val="zh_TW" w:bidi="zh_TW"/>
         </w:rPr>
-        <w:t>轉向</w:t>
+        <w:t>摩西</w:t>
+      </w:r>
+      <w:r>
+        <w:rPr>
+          <w:lang w:val="zh_TW" w:bidi="zh_TW"/>
+        </w:rPr>
+        <w:t>、</w:t>
+      </w:r>
+      <w:r>
+        <w:rPr>
+          <w:lang w:val="zh_TW" w:bidi="zh_TW"/>
+        </w:rPr>
+        <w:t>耶利米</w:t>
+      </w:r>
+      <w:r>
+        <w:rPr>
+          <w:lang w:val="zh_TW" w:bidi="zh_TW"/>
+        </w:rPr>
+        <w:t>、</w:t>
+      </w:r>
+      <w:r>
+        <w:rPr>
+          <w:lang w:val="zh_TW" w:bidi="zh_TW"/>
+        </w:rPr>
+        <w:t>祭司</w:t>
+      </w:r>
+      <w:r>
+        <w:rPr>
+          <w:lang w:val="zh_TW" w:bidi="zh_TW"/>
+        </w:rPr>
+        <w:t>、</w:t>
+      </w:r>
+      <w:r>
+        <w:rPr>
+          <w:lang w:val="zh_TW" w:bidi="zh_TW"/>
+        </w:rPr>
+        <w:t>掃羅（舊約）</w:t>
+      </w:r>
+      <w:r>
+        <w:rPr>
+          <w:lang w:val="zh_TW" w:bidi="zh_TW"/>
+        </w:rPr>
+        <w:t>、</w:t>
+      </w:r>
+      <w:r>
+        <w:rPr>
+          <w:lang w:val="zh_TW" w:bidi="zh_TW"/>
+        </w:rPr>
+        <w:t>文士</w:t>
       </w:r>
       <w:r>
         <w:rPr>
@@ -5063,61 +5358,61 @@
         <w:rPr>
           <w:lang w:val="zh_TW" w:bidi="zh_TW"/>
         </w:rPr>
-        <w:t>約拿書1:3</w:t>
-      </w:r>
-    </w:p>
-    <w:p>
-      <w:pPr>
-        <w:pStyle w:val="ListBullet"/>
-        <w:spacing w:line="240" w:lineRule="auto"/>
-        <w:ind w:left="720"/>
-      </w:pPr>
-      <w:r>
-        <w:rPr>
-          <w:lang w:val="zh_TW" w:bidi="zh_TW"/>
-        </w:rPr>
-      </w:r>
-      <w:r>
-        <w:rPr>
-          <w:lang w:val="zh_TW" w:bidi="zh_TW"/>
-        </w:rPr>
-        <w:t>路加福音11:30</w:t>
-      </w:r>
-    </w:p>
-    <w:p>
-      <w:pPr>
-        <w:pStyle w:val="ListBullet"/>
-        <w:spacing w:line="240" w:lineRule="auto"/>
-        <w:ind w:left="720"/>
-      </w:pPr>
-      <w:r>
-        <w:rPr>
-          <w:lang w:val="zh_TW" w:bidi="zh_TW"/>
-        </w:rPr>
-      </w:r>
-      <w:r>
-        <w:rPr>
-          <w:lang w:val="zh_TW" w:bidi="zh_TW"/>
-        </w:rPr>
-        <w:t>馬太福音12:39</w:t>
-      </w:r>
-    </w:p>
-    <w:p>
-      <w:pPr>
-        <w:pStyle w:val="ListBullet"/>
-        <w:spacing w:line="240" w:lineRule="auto"/>
-        <w:ind w:left="720"/>
-      </w:pPr>
-      <w:r>
-        <w:rPr>
-          <w:lang w:val="zh_TW" w:bidi="zh_TW"/>
-        </w:rPr>
-      </w:r>
-      <w:r>
-        <w:rPr>
-          <w:lang w:val="zh_TW" w:bidi="zh_TW"/>
-        </w:rPr>
-        <w:t>馬太福音16:4</w:t>
+        <w:t>列王紀上1:41–42</w:t>
+      </w:r>
+    </w:p>
+    <w:p>
+      <w:pPr>
+        <w:pStyle w:val="ListBullet"/>
+        <w:spacing w:line="240" w:lineRule="auto"/>
+        <w:ind w:left="720"/>
+      </w:pPr>
+      <w:r>
+        <w:rPr>
+          <w:lang w:val="zh_TW" w:bidi="zh_TW"/>
+        </w:rPr>
+      </w:r>
+      <w:r>
+        <w:rPr>
+          <w:lang w:val="zh_TW" w:bidi="zh_TW"/>
+        </w:rPr>
+        <w:t>撒母耳記上14:1</w:t>
+      </w:r>
+    </w:p>
+    <w:p>
+      <w:pPr>
+        <w:pStyle w:val="ListBullet"/>
+        <w:spacing w:line="240" w:lineRule="auto"/>
+        <w:ind w:left="720"/>
+      </w:pPr>
+      <w:r>
+        <w:rPr>
+          <w:lang w:val="zh_TW" w:bidi="zh_TW"/>
+        </w:rPr>
+      </w:r>
+      <w:r>
+        <w:rPr>
+          <w:lang w:val="zh_TW" w:bidi="zh_TW"/>
+        </w:rPr>
+        <w:t>撒母耳記上20:2</w:t>
+      </w:r>
+    </w:p>
+    <w:p>
+      <w:pPr>
+        <w:pStyle w:val="ListBullet"/>
+        <w:spacing w:line="240" w:lineRule="auto"/>
+        <w:ind w:left="720"/>
+      </w:pPr>
+      <w:r>
+        <w:rPr>
+          <w:lang w:val="zh_TW" w:bidi="zh_TW"/>
+        </w:rPr>
+      </w:r>
+      <w:r>
+        <w:rPr>
+          <w:lang w:val="zh_TW" w:bidi="zh_TW"/>
+        </w:rPr>
+        <w:t>撒母耳記下1:3–5</w:t>
       </w:r>
     </w:p>
     <w:p>
@@ -5146,7 +5441,7 @@
         <w:rPr>
           <w:lang w:val="zh_TW" w:bidi="zh_TW"/>
         </w:rPr>
-        <w:t>史特朗號：H3124，G24950</w:t>
+        <w:t>史特朗號：H3083，H3129</w:t>
       </w:r>
       <w:r>
         <w:rPr>
@@ -5175,7 +5470,7 @@
         <w:rPr>
           <w:lang w:val="zh_TW" w:bidi="zh_TW"/>
         </w:rPr>
-        <w:t>約拿單</w:t>
+        <w:t>約帕</w:t>
       </w:r>
       <w:r>
         <w:rPr>
@@ -5205,43 +5500,61 @@
         <w:rPr>
           <w:lang w:val="zh_TW" w:bidi="zh_TW"/>
         </w:rPr>
-        <w:t>舊約中至少有十個人叫約拿單這個名字。這個名字的意思是「雅巍已賜予」。</w:t>
-      </w:r>
-    </w:p>
-    <w:p>
-      <w:pPr>
-        <w:pStyle w:val="ListBullet"/>
-        <w:spacing w:line="240" w:lineRule="auto"/>
-        <w:ind w:left="720"/>
-      </w:pPr>
-      <w:r>
-        <w:rPr>
-          <w:lang w:val="zh_TW" w:bidi="zh_TW"/>
-        </w:rPr>
-      </w:r>
-      <w:r>
-        <w:rPr>
-          <w:lang w:val="zh_TW" w:bidi="zh_TW"/>
-        </w:rPr>
-        <w:t>聖經中最著名的約拿單是大衛最好的朋友。這位約拿單是掃羅王的長子。</w:t>
-      </w:r>
-    </w:p>
-    <w:p>
-      <w:pPr>
-        <w:pStyle w:val="ListBullet"/>
-        <w:spacing w:line="240" w:lineRule="auto"/>
-        <w:ind w:left="720"/>
-      </w:pPr>
-      <w:r>
-        <w:rPr>
-          <w:lang w:val="zh_TW" w:bidi="zh_TW"/>
-        </w:rPr>
-      </w:r>
-      <w:r>
-        <w:rPr>
-          <w:lang w:val="zh_TW" w:bidi="zh_TW"/>
-        </w:rPr>
-        <w:t>在舊約中提到的其他幾位約拿單包括摩西的後裔、大衛王的侄子、幾位祭司（包括亞比亞他的兒子）以及一位舊約文士——先知耶利米曾被囚禁在他的家中。</w:t>
+        <w:t>在聖經時代，約帕城是一個重要的商業海港，位於地中海沿岸，沙崙平原以南。</w:t>
+      </w:r>
+    </w:p>
+    <w:p>
+      <w:pPr>
+        <w:pStyle w:val="ListBullet"/>
+        <w:spacing w:line="240" w:lineRule="auto"/>
+        <w:ind w:left="720"/>
+      </w:pPr>
+      <w:r>
+        <w:rPr>
+          <w:lang w:val="zh_TW" w:bidi="zh_TW"/>
+        </w:rPr>
+      </w:r>
+      <w:r>
+        <w:rPr>
+          <w:lang w:val="zh_TW" w:bidi="zh_TW"/>
+        </w:rPr>
+        <w:t>古老的約帕遺址位於現今的雅法市，該市如今已併入特拉維夫市。</w:t>
+      </w:r>
+    </w:p>
+    <w:p>
+      <w:pPr>
+        <w:pStyle w:val="ListBullet"/>
+        <w:spacing w:line="240" w:lineRule="auto"/>
+        <w:ind w:left="720"/>
+      </w:pPr>
+      <w:r>
+        <w:rPr>
+          <w:lang w:val="zh_TW" w:bidi="zh_TW"/>
+        </w:rPr>
+      </w:r>
+      <w:r>
+        <w:rPr>
+          <w:lang w:val="zh_TW" w:bidi="zh_TW"/>
+        </w:rPr>
+        <w:t>在舊約中，約拿在約帕城搭上前往他施的船。</w:t>
+      </w:r>
+    </w:p>
+    <w:p>
+      <w:pPr>
+        <w:pStyle w:val="ListBullet"/>
+        <w:spacing w:line="240" w:lineRule="auto"/>
+        <w:ind w:left="720"/>
+      </w:pPr>
+      <w:r>
+        <w:rPr>
+          <w:lang w:val="zh_TW" w:bidi="zh_TW"/>
+        </w:rPr>
+      </w:r>
+      <w:r>
+        <w:rPr>
+          <w:lang w:val="zh_TW" w:bidi="zh_TW"/>
+        </w:rPr>
+        <w:t>在新約中，一位名叫大比大的女徒在約帕去世，彼得使她復活。</w:t>
       </w:r>
     </w:p>
     <w:p>
@@ -5255,7 +5568,7 @@
         <w:rPr>
           <w:lang w:val="zh_TW" w:bidi="zh_TW"/>
         </w:rPr>
-        <w:t>（另見：如何翻譯名字）</w:t>
+        <w:t>（翻譯相關建議：如何翻譯名字）</w:t>
       </w:r>
     </w:p>
     <w:p>
@@ -5269,356 +5582,7 @@
         <w:rPr>
           <w:lang w:val="zh_TW" w:bidi="zh_TW"/>
         </w:rPr>
-        <w:t>（另見：</w:t>
-      </w:r>
-      <w:r>
-        <w:rPr>
-          <w:lang w:val="zh_TW" w:bidi="zh_TW"/>
-        </w:rPr>
-        <w:t>亞比亞他</w:t>
-      </w:r>
-      <w:r>
-        <w:rPr>
-          <w:lang w:val="zh_TW" w:bidi="zh_TW"/>
-        </w:rPr>
-        <w:t>、</w:t>
-      </w:r>
-      <w:r>
-        <w:rPr>
-          <w:lang w:val="zh_TW" w:bidi="zh_TW"/>
-        </w:rPr>
-        <w:t>大衛</w:t>
-      </w:r>
-      <w:r>
-        <w:rPr>
-          <w:lang w:val="zh_TW" w:bidi="zh_TW"/>
-        </w:rPr>
-        <w:t>、</w:t>
-      </w:r>
-      <w:r>
-        <w:rPr>
-          <w:lang w:val="zh_TW" w:bidi="zh_TW"/>
-        </w:rPr>
-        <w:t>摩西</w:t>
-      </w:r>
-      <w:r>
-        <w:rPr>
-          <w:lang w:val="zh_TW" w:bidi="zh_TW"/>
-        </w:rPr>
-        <w:t>、</w:t>
-      </w:r>
-      <w:r>
-        <w:rPr>
-          <w:lang w:val="zh_TW" w:bidi="zh_TW"/>
-        </w:rPr>
-        <w:t>耶利米</w:t>
-      </w:r>
-      <w:r>
-        <w:rPr>
-          <w:lang w:val="zh_TW" w:bidi="zh_TW"/>
-        </w:rPr>
-        <w:t>、</w:t>
-      </w:r>
-      <w:r>
-        <w:rPr>
-          <w:lang w:val="zh_TW" w:bidi="zh_TW"/>
-        </w:rPr>
-        <w:t>祭司</w:t>
-      </w:r>
-      <w:r>
-        <w:rPr>
-          <w:lang w:val="zh_TW" w:bidi="zh_TW"/>
-        </w:rPr>
-        <w:t>、</w:t>
-      </w:r>
-      <w:r>
-        <w:rPr>
-          <w:lang w:val="zh_TW" w:bidi="zh_TW"/>
-        </w:rPr>
-        <w:t>掃羅（舊約）</w:t>
-      </w:r>
-      <w:r>
-        <w:rPr>
-          <w:lang w:val="zh_TW" w:bidi="zh_TW"/>
-        </w:rPr>
-        <w:t>、</w:t>
-      </w:r>
-      <w:r>
-        <w:rPr>
-          <w:lang w:val="zh_TW" w:bidi="zh_TW"/>
-        </w:rPr>
-        <w:t>文士</w:t>
-      </w:r>
-      <w:r>
-        <w:rPr>
-          <w:lang w:val="zh_TW" w:bidi="zh_TW"/>
-        </w:rPr>
-        <w:t>）</w:t>
-      </w:r>
-    </w:p>
-    <w:p>
-      <w:pPr>
-        <w:pStyle w:val="Heading3"/>
-      </w:pPr>
-      <w:r>
-        <w:rPr>
-          <w:lang w:val="zh_TW" w:bidi="zh_TW"/>
-        </w:rPr>
-        <w:t>參考經文：</w:t>
-      </w:r>
-    </w:p>
-    <w:p>
-      <w:pPr>
-        <w:pStyle w:val="ListBullet"/>
-        <w:spacing w:line="240" w:lineRule="auto"/>
-        <w:ind w:left="720"/>
-      </w:pPr>
-      <w:r>
-        <w:rPr>
-          <w:lang w:val="zh_TW" w:bidi="zh_TW"/>
-        </w:rPr>
-      </w:r>
-      <w:r>
-        <w:rPr>
-          <w:lang w:val="zh_TW" w:bidi="zh_TW"/>
-        </w:rPr>
-        <w:t>列王紀上1:41–42</w:t>
-      </w:r>
-    </w:p>
-    <w:p>
-      <w:pPr>
-        <w:pStyle w:val="ListBullet"/>
-        <w:spacing w:line="240" w:lineRule="auto"/>
-        <w:ind w:left="720"/>
-      </w:pPr>
-      <w:r>
-        <w:rPr>
-          <w:lang w:val="zh_TW" w:bidi="zh_TW"/>
-        </w:rPr>
-      </w:r>
-      <w:r>
-        <w:rPr>
-          <w:lang w:val="zh_TW" w:bidi="zh_TW"/>
-        </w:rPr>
-        <w:t>撒母耳記上14:1</w:t>
-      </w:r>
-    </w:p>
-    <w:p>
-      <w:pPr>
-        <w:pStyle w:val="ListBullet"/>
-        <w:spacing w:line="240" w:lineRule="auto"/>
-        <w:ind w:left="720"/>
-      </w:pPr>
-      <w:r>
-        <w:rPr>
-          <w:lang w:val="zh_TW" w:bidi="zh_TW"/>
-        </w:rPr>
-      </w:r>
-      <w:r>
-        <w:rPr>
-          <w:lang w:val="zh_TW" w:bidi="zh_TW"/>
-        </w:rPr>
-        <w:t>撒母耳記上20:2</w:t>
-      </w:r>
-    </w:p>
-    <w:p>
-      <w:pPr>
-        <w:pStyle w:val="ListBullet"/>
-        <w:spacing w:line="240" w:lineRule="auto"/>
-        <w:ind w:left="720"/>
-      </w:pPr>
-      <w:r>
-        <w:rPr>
-          <w:lang w:val="zh_TW" w:bidi="zh_TW"/>
-        </w:rPr>
-      </w:r>
-      <w:r>
-        <w:rPr>
-          <w:lang w:val="zh_TW" w:bidi="zh_TW"/>
-        </w:rPr>
-        <w:t>撒母耳記下1:3–5</w:t>
-      </w:r>
-    </w:p>
-    <w:p>
-      <w:pPr>
-        <w:pStyle w:val="Heading3"/>
-      </w:pPr>
-      <w:r>
-        <w:rPr>
-          <w:lang w:val="zh_TW" w:bidi="zh_TW"/>
-        </w:rPr>
-        <w:t>原文參照：</w:t>
-      </w:r>
-    </w:p>
-    <w:p>
-      <w:pPr>
-        <w:pStyle w:val="ListBullet"/>
-        <w:spacing w:line="240" w:lineRule="auto"/>
-        <w:ind w:left="720"/>
-      </w:pPr>
-      <w:r>
-        <w:rPr>
-          <w:lang w:val="zh_TW" w:bidi="zh_TW"/>
-        </w:rPr>
-      </w:r>
-      <w:r>
-        <w:rPr>
-          <w:lang w:val="zh_TW" w:bidi="zh_TW"/>
-        </w:rPr>
-        <w:t>史特朗號：H3083，H3129</w:t>
-      </w:r>
-      <w:r>
-        <w:rPr>
-          <w:lang w:val="zh_TW" w:bidi="zh_TW"/>
-        </w:rPr>
-      </w:r>
-      <w:r>
-        <w:rPr>
-          <w:lang w:val="zh_TW" w:bidi="zh_TW"/>
-        </w:rPr>
-      </w:r>
-    </w:p>
-    <w:p>
-      <w:pPr/>
-      <w:r>
-        <w:rPr>
-          <w:lang w:val="zh_TW" w:bidi="zh_TW"/>
-        </w:rPr>
-      </w:r>
-    </w:p>
-    <w:p>
-      <w:pPr>
-        <w:pStyle w:val="Heading2"/>
-      </w:pPr>
-      <w:r>
-        <w:rPr>
-          <w:lang w:val="zh_TW" w:bidi="zh_TW"/>
-        </w:rPr>
-        <w:t>約帕</w:t>
-      </w:r>
-      <w:r>
-        <w:rPr>
-          <w:lang w:val="zh_TW" w:bidi="zh_TW"/>
-        </w:rPr>
-      </w:r>
-    </w:p>
-    <w:p>
-      <w:pPr>
-        <w:pStyle w:val="Heading3"/>
-      </w:pPr>
-      <w:r>
-        <w:rPr>
-          <w:lang w:val="zh_TW" w:bidi="zh_TW"/>
-        </w:rPr>
-        <w:t>史實：</w:t>
-      </w:r>
-    </w:p>
-    <w:p>
-      <w:pPr/>
-      <w:r>
-        <w:rPr>
-          <w:lang w:val="zh_TW" w:bidi="zh_TW"/>
-        </w:rPr>
-      </w:r>
-      <w:r>
-        <w:rPr>
-          <w:lang w:val="zh_TW" w:bidi="zh_TW"/>
-        </w:rPr>
-        <w:t>在聖經時代，約帕城是一個重要的商業海港，位於地中海沿岸，沙崙平原以南。</w:t>
-      </w:r>
-    </w:p>
-    <w:p>
-      <w:pPr>
-        <w:pStyle w:val="ListBullet"/>
-        <w:spacing w:line="240" w:lineRule="auto"/>
-        <w:ind w:left="720"/>
-      </w:pPr>
-      <w:r>
-        <w:rPr>
-          <w:lang w:val="zh_TW" w:bidi="zh_TW"/>
-        </w:rPr>
-      </w:r>
-      <w:r>
-        <w:rPr>
-          <w:lang w:val="zh_TW" w:bidi="zh_TW"/>
-        </w:rPr>
-        <w:t>古老的約帕遺址位於現今的雅法市，該市如今已併入特拉維夫市。</w:t>
-      </w:r>
-    </w:p>
-    <w:p>
-      <w:pPr>
-        <w:pStyle w:val="ListBullet"/>
-        <w:spacing w:line="240" w:lineRule="auto"/>
-        <w:ind w:left="720"/>
-      </w:pPr>
-      <w:r>
-        <w:rPr>
-          <w:lang w:val="zh_TW" w:bidi="zh_TW"/>
-        </w:rPr>
-      </w:r>
-      <w:r>
-        <w:rPr>
-          <w:lang w:val="zh_TW" w:bidi="zh_TW"/>
-        </w:rPr>
-        <w:t>在舊約中，約拿在約帕城搭上前往他施的船。</w:t>
-      </w:r>
-    </w:p>
-    <w:p>
-      <w:pPr>
-        <w:pStyle w:val="ListBullet"/>
-        <w:spacing w:line="240" w:lineRule="auto"/>
-        <w:ind w:left="720"/>
-      </w:pPr>
-      <w:r>
-        <w:rPr>
-          <w:lang w:val="zh_TW" w:bidi="zh_TW"/>
-        </w:rPr>
-      </w:r>
-      <w:r>
-        <w:rPr>
-          <w:lang w:val="zh_TW" w:bidi="zh_TW"/>
-        </w:rPr>
-        <w:t>在新約中，一位名叫大比大的女徒在約帕去世，彼得使她復活。</w:t>
-      </w:r>
-    </w:p>
-    <w:p>
-      <w:pPr/>
-      <w:r>
-        <w:rPr>
-          <w:lang w:val="zh_TW" w:bidi="zh_TW"/>
-        </w:rPr>
-      </w:r>
-      <w:r>
-        <w:rPr>
-          <w:lang w:val="zh_TW" w:bidi="zh_TW"/>
-        </w:rPr>
-        <w:t>（翻譯相關建議：如何翻譯名字）</w:t>
-      </w:r>
-    </w:p>
-    <w:p>
-      <w:pPr/>
-      <w:r>
-        <w:rPr>
-          <w:lang w:val="zh_TW" w:bidi="zh_TW"/>
-        </w:rPr>
-      </w:r>
-      <w:r>
-        <w:rPr>
-          <w:lang w:val="zh_TW" w:bidi="zh_TW"/>
-        </w:rPr>
-        <w:t>（另見：</w:t>
-      </w:r>
-      <w:r>
-        <w:rPr>
-          <w:lang w:val="zh_TW" w:bidi="zh_TW"/>
-        </w:rPr>
-        <w:t>海</w:t>
-      </w:r>
-      <w:r>
-        <w:rPr>
-          <w:lang w:val="zh_TW" w:bidi="zh_TW"/>
-        </w:rPr>
-        <w:t>、</w:t>
+        <w:t>（另見：海、</w:t>
       </w:r>
       <w:r>
         <w:rPr>
